--- a/대본/1부/01화_The_ER.docx
+++ b/대본/1부/01화_The_ER.docx
@@ -2,7 +2,7 @@
 <file path=word/document.xml><?xml version="1.0" encoding="utf-8"?>
 <w:document xmlns:w="http://schemas.openxmlformats.org/wordprocessingml/2006/main" xmlns:m="http://schemas.openxmlformats.org/officeDocument/2006/math" xmlns:r="http://schemas.openxmlformats.org/officeDocument/2006/relationships" xmlns:o="urn:schemas-microsoft-com:office:office" xmlns:v="urn:schemas-microsoft-com:vml" xmlns:w10="urn:schemas-microsoft-com:office:word" xmlns:a="http://schemas.openxmlformats.org/drawingml/2006/main" xmlns:pic="http://schemas.openxmlformats.org/drawingml/2006/picture" xmlns:wp="http://schemas.openxmlformats.org/drawingml/2006/wordprocessingDrawing">
   <w:body>
-    <w:bookmarkStart w:id="31" w:name="ship-it-1부-1화"/>
+    <w:bookmarkStart w:id="32" w:name="ship-it-1부-1화"/>
     <w:p>
       <w:pPr>
         <w:pStyle w:val="Heading1"/>
@@ -65,7 +65,16 @@
         <w:t xml:space="preserve"> </w:t>
       </w:r>
       <w:r>
-        <w:t xml:space="preserve">- 규칙: 지문 없음. 전 화 100% 「화자명: 대사」. 1턴 15단어 이내.</w:t>
+        <w:t xml:space="preserve">- 규칙: 지문 없음. 전 화 100% 「화자명: 대사」. 1턴 15단어 이내 + 긴 턴 10</w:t>
+      </w:r>
+      <w:r>
+        <w:rPr>
+          <w:vertAlign w:val="subscript"/>
+        </w:rPr>
+        <w:t xml:space="preserve">15회(25</w:t>
+      </w:r>
+      <w:r>
+        <w:t xml:space="preserve">35단어).</w:t>
       </w:r>
       <w:r>
         <w:t xml:space="preserve"> </w:t>
@@ -304,13 +313,13 @@
         </w:numPr>
       </w:pPr>
       <w:r>
-        <w:t xml:space="preserve">ELENA: The filler is blocking a blood vessel. We need to dissolve it.</w:t>
-      </w:r>
-      <w:r>
-        <w:t xml:space="preserve"> </w:t>
-      </w:r>
-      <w:r>
-        <w:t xml:space="preserve">엘레나: 필러가 혈관을 막고 있어요. 녹여야 합니다.</w:t>
+        <w:t xml:space="preserve">ELENA: The filler is blocking a small blood vessel in her nose, so the skin isn’t getting enough oxygen. We need to dissolve it right away, before the tissue starts to suffer.</w:t>
+      </w:r>
+      <w:r>
+        <w:t xml:space="preserve"> </w:t>
+      </w:r>
+      <w:r>
+        <w:t xml:space="preserve">엘레나: 필러가 코의 작은 혈관을 막고 있어서 피부에 산소가 충분히 가지 않고 있어요. 조직이 손상되기 전에 바로 녹여야 해요.</w:t>
       </w:r>
     </w:p>
     <w:p>
@@ -535,13 +544,13 @@
         </w:numPr>
       </w:pPr>
       <w:r>
-        <w:t xml:space="preserve">ELENA: Your nose gets blood through very small vessels. Some filler went inside one.</w:t>
-      </w:r>
-      <w:r>
-        <w:t xml:space="preserve"> </w:t>
-      </w:r>
-      <w:r>
-        <w:t xml:space="preserve">엘레나: 코에는 아주 가는 혈관으로 피가 가요. 필러 일부가 그 안으로 들어갔어요.</w:t>
+        <w:t xml:space="preserve">ELENA: Your nose gets its blood through very small vessels, thinner than a hair in some places. Some of the filler went inside one of them, so now the blood can’t get through.</w:t>
+      </w:r>
+      <w:r>
+        <w:t xml:space="preserve"> </w:t>
+      </w:r>
+      <w:r>
+        <w:t xml:space="preserve">엘레나: 코는 아주 작은 혈관들로 피를 받아요. 어떤 곳은 머리카락보다 가늘죠. 필러 일부가 그중 하나 안으로 들어가서, 지금 피가 지나가지 못하고 있어요.</w:t>
       </w:r>
     </w:p>
     <w:p>
@@ -603,13 +612,13 @@
         </w:numPr>
       </w:pPr>
       <w:r>
-        <w:t xml:space="preserve">ELENA: The skin starts to die. That’s why we’re moving fast.</w:t>
-      </w:r>
-      <w:r>
-        <w:t xml:space="preserve"> </w:t>
-      </w:r>
-      <w:r>
-        <w:t xml:space="preserve">엘레나: 피부가 괴사하기 시작해요. 그래서 서두르는 거예요.</w:t>
+        <w:t xml:space="preserve">ELENA: Then the skin starts to die, because it has no oxygen. That’s why we’re moving fast, and that’s why I’m going to check her every fifteen minutes tonight.</w:t>
+      </w:r>
+      <w:r>
+        <w:t xml:space="preserve"> </w:t>
+      </w:r>
+      <w:r>
+        <w:t xml:space="preserve">엘레나: 그러면 산소가 없으니까 피부가 죽기 시작해요. 그래서 빨리 움직이는 거고, 그래서 오늘 밤 15분마다 확인할 거예요.</w:t>
       </w:r>
     </w:p>
     <w:p>
@@ -671,13 +680,13 @@
         </w:numPr>
       </w:pPr>
       <w:r>
-        <w:t xml:space="preserve">ELENA: More med spas, more injectors, less training. Simple math.</w:t>
-      </w:r>
-      <w:r>
-        <w:t xml:space="preserve"> </w:t>
-      </w:r>
-      <w:r>
-        <w:t xml:space="preserve">엘레나: 메디스파는 늘고, 시술자도 늘고, 교육은 줄었죠. 간단한 계산이에요.</w:t>
+        <w:t xml:space="preserve">ELENA: More med spas, more injectors, and much less training. Some of them take a weekend course and start injecting on Monday. When something goes wrong, they send the patient here.</w:t>
+      </w:r>
+      <w:r>
+        <w:t xml:space="preserve"> </w:t>
+      </w:r>
+      <w:r>
+        <w:t xml:space="preserve">엘레나: 메디스파는 늘고, 시술자도 늘고, 교육은 훨씬 줄었어요. 어떤 사람들은 주말 과정 하나 듣고 월요일부터 주사를 놔요. 문제가 생기면 환자를 여기로 보내죠.</w:t>
       </w:r>
     </w:p>
     <w:p>
@@ -688,13 +697,13 @@
         </w:numPr>
       </w:pPr>
       <w:r>
-        <w:t xml:space="preserve">LILY: She told me it was totally safe. Like getting a facial.</w:t>
-      </w:r>
-      <w:r>
-        <w:t xml:space="preserve"> </w:t>
-      </w:r>
-      <w:r>
-        <w:t xml:space="preserve">릴리: 그 사람이 완전 안전하다고 했어요. 피부 관리 받는 거랑 똑같다고.</w:t>
+        <w:t xml:space="preserve">LILY: She told me it was totally safe, like getting a facial. She said she’d done hundreds, and her Instagram had all these before-and-after photos. I believed every word.</w:t>
+      </w:r>
+      <w:r>
+        <w:t xml:space="preserve"> </w:t>
+      </w:r>
+      <w:r>
+        <w:t xml:space="preserve">릴리: 완전히 안전하다고 했어. 피부 관리 받는 것처럼. 수백 번 해 봤다고 했고, 인스타그램에 비포·애프터 사진이 잔뜩 있었어. 한 마디도 의심 안 했어.</w:t>
       </w:r>
     </w:p>
     <w:p>
@@ -1007,13 +1016,13 @@
         </w:numPr>
       </w:pPr>
       <w:r>
-        <w:t xml:space="preserve">NOAH: Brand strategy for filler. At Halvern. Our product is called Lumaderm.</w:t>
-      </w:r>
-      <w:r>
-        <w:t xml:space="preserve"> </w:t>
-      </w:r>
-      <w:r>
-        <w:t xml:space="preserve">노아: 필러 브랜드 전략. 할번에서. 우리 제품 이름이 루마덤이야.</w:t>
+        <w:t xml:space="preserve">NOAH: Brand strategy for filler. I work at Halvern, and I help decide how we talk about our product to doctors. Our product is called Lumaderm. It’s one of the best-sellers.</w:t>
+      </w:r>
+      <w:r>
+        <w:t xml:space="preserve"> </w:t>
+      </w:r>
+      <w:r>
+        <w:t xml:space="preserve">노아: 필러 브랜드 전략. 할번에서 일하는데, 우리 제품을 의사들한테 어떻게 이야기할지 정하는 걸 도와. 제품 이름은 루마덤이야. 제일 잘 팔리는 제품 중 하나지.</w:t>
       </w:r>
     </w:p>
     <w:p>
@@ -1255,13 +1264,13 @@
         </w:numPr>
       </w:pPr>
       <w:r>
-        <w:t xml:space="preserve">ELENA: It’s a good filler. It’s just very hard to dissolve.</w:t>
-      </w:r>
-      <w:r>
-        <w:t xml:space="preserve"> </w:t>
-      </w:r>
-      <w:r>
-        <w:t xml:space="preserve">엘레나: 좋은 필러예요. 그냥 녹이기가 아주 어려울 뿐이죠.</w:t>
+        <w:t xml:space="preserve">ELENA: It’s a good filler, honestly. Doctors like it because the results last a long time. The problem is that the same thing makes it very hard to dissolve in an emergency.</w:t>
+      </w:r>
+      <w:r>
+        <w:t xml:space="preserve"> </w:t>
+      </w:r>
+      <w:r>
+        <w:t xml:space="preserve">엘레나: 솔직히 좋은 필러예요. 효과가 오래가니까 의사들이 좋아하죠. 문제는 바로 그 점 때문에 응급 상황에서 녹이기가 아주 어렵다는 거예요.</w:t>
       </w:r>
     </w:p>
     <w:p>
@@ -1486,13 +1495,13 @@
         </w:numPr>
       </w:pPr>
       <w:r>
-        <w:t xml:space="preserve">ELENA: The tighter the net, the longer it lasts. But the enzyme struggles to cut it.</w:t>
-      </w:r>
-      <w:r>
-        <w:t xml:space="preserve"> </w:t>
-      </w:r>
-      <w:r>
-        <w:t xml:space="preserve">엘레나: 그물이 촘촘할수록 오래가요. 대신 효소가 끊어 내기가 힘들죠.</w:t>
+        <w:t xml:space="preserve">ELENA: The tighter you tie the net, the longer the filler lasts in the body. But the enzyme has to cut every knot, so a tight net takes much longer to dissolve.</w:t>
+      </w:r>
+      <w:r>
+        <w:t xml:space="preserve"> </w:t>
+      </w:r>
+      <w:r>
+        <w:t xml:space="preserve">엘레나: 그물을 촘촘하게 묶을수록 필러가 몸속에서 오래가요. 하지만 효소가 매듭을 하나하나 끊어야 하니까, 촘촘한 그물은 녹는 데 훨씬 오래 걸리죠.</w:t>
       </w:r>
     </w:p>
     <w:p>
@@ -1520,13 +1529,46 @@
         </w:numPr>
       </w:pPr>
       <w:r>
-        <w:t xml:space="preserve">ELENA: Right now, yes. And everyone chooses long-lasting. It sells.</w:t>
-      </w:r>
-      <w:r>
-        <w:t xml:space="preserve"> </w:t>
-      </w:r>
-      <w:r>
-        <w:t xml:space="preserve">엘레나: 지금으로선 그렇죠. 그리고 다들 오래가는 쪽을 택해요. 잘 팔리니까요.</w:t>
+        <w:t xml:space="preserve">ELENA: Right now, yes. And almost every company chooses long-lasting, because that’s what patients ask for and what sells. Nobody puts</w:t>
+      </w:r>
+      <w:r>
+        <w:t xml:space="preserve"> </w:t>
+      </w:r>
+      <w:r>
+        <w:t xml:space="preserve">“</w:t>
+      </w:r>
+      <w:r>
+        <w:t xml:space="preserve">easy to remove</w:t>
+      </w:r>
+      <w:r>
+        <w:t xml:space="preserve">”</w:t>
+      </w:r>
+      <w:r>
+        <w:t xml:space="preserve"> </w:t>
+      </w:r>
+      <w:r>
+        <w:t xml:space="preserve">on the box.</w:t>
+      </w:r>
+      <w:r>
+        <w:t xml:space="preserve"> </w:t>
+      </w:r>
+      <w:r>
+        <w:t xml:space="preserve">엘레나: 지금은 그래요. 그리고 거의 모든 회사가 오래가는 쪽을 택해요. 환자들이 그걸 원하고, 그게 팔리니까요. 상자에</w:t>
+      </w:r>
+      <w:r>
+        <w:t xml:space="preserve"> </w:t>
+      </w:r>
+      <w:r>
+        <w:t xml:space="preserve">“</w:t>
+      </w:r>
+      <w:r>
+        <w:t xml:space="preserve">쉽게 제거됨</w:t>
+      </w:r>
+      <w:r>
+        <w:t xml:space="preserve">”</w:t>
+      </w:r>
+      <w:r>
+        <w:t xml:space="preserve">이라고 쓰는 회사는 없죠.</w:t>
       </w:r>
     </w:p>
     <w:p>
@@ -1683,13 +1725,13 @@
         </w:numPr>
       </w:pPr>
       <w:r>
-        <w:t xml:space="preserve">ELENA: Big companies tried. Then they ran the numbers.</w:t>
-      </w:r>
-      <w:r>
-        <w:t xml:space="preserve"> </w:t>
-      </w:r>
-      <w:r>
-        <w:t xml:space="preserve">엘레나: 큰 회사들도 시도했죠. 그러다 숫자를 뽑아 봤고요.</w:t>
+        <w:t xml:space="preserve">ELENA: Big companies tried, as far as I know. Then they looked at the numbers, saw how much it would cost and how long it would take, and decided it wasn’t worth it.</w:t>
+      </w:r>
+      <w:r>
+        <w:t xml:space="preserve"> </w:t>
+      </w:r>
+      <w:r>
+        <w:t xml:space="preserve">엘레나: 제가 알기로는 큰 회사들이 시도했어요. 그러다 숫자를 보고, 얼마나 들고 얼마나 걸리는지 확인하고는, 그럴 가치가 없다고 결정했죠.</w:t>
       </w:r>
     </w:p>
     <w:p>
@@ -1751,13 +1793,13 @@
         </w:numPr>
       </w:pPr>
       <w:r>
-        <w:t xml:space="preserve">ELENA: No. They show up here. In my ER. On a Friday night.</w:t>
-      </w:r>
-      <w:r>
-        <w:t xml:space="preserve"> </w:t>
-      </w:r>
-      <w:r>
-        <w:t xml:space="preserve">엘레나: 안 나오죠. 여기 나와요. 내 응급실에. 금요일 밤에.</w:t>
+        <w:t xml:space="preserve">ELENA: No. They show up here, in my ER, on a Friday night, with a frightened young woman and a family member who doesn’t understand what’s happening. This year, I’ve seen four.</w:t>
+      </w:r>
+      <w:r>
+        <w:t xml:space="preserve"> </w:t>
+      </w:r>
+      <w:r>
+        <w:t xml:space="preserve">엘레나: 안 나오죠. 여기 나타나요. 제 응급실에, 금요일 밤에. 겁먹은 젊은 여성과 무슨 일인지 모르는 가족과 함께. 올해만 네 번 봤어요.</w:t>
       </w:r>
     </w:p>
     <w:p>
@@ -1870,13 +1912,13 @@
         </w:numPr>
       </w:pPr>
       <w:r>
-        <w:t xml:space="preserve">NOAH: But what if the knots were designed to break? Only with the enzyme?</w:t>
-      </w:r>
-      <w:r>
-        <w:t xml:space="preserve"> </w:t>
-      </w:r>
-      <w:r>
-        <w:t xml:space="preserve">노아: 그런데 매듭이 끊어지도록 설계돼 있다면요? 효소가 닿을 때만요?</w:t>
+        <w:t xml:space="preserve">NOAH: But what if the knots were designed to break, but only when the enzyme touches them? Strong inside the body for months, and then fast to cut when there’s an emergency.</w:t>
+      </w:r>
+      <w:r>
+        <w:t xml:space="preserve"> </w:t>
+      </w:r>
+      <w:r>
+        <w:t xml:space="preserve">노아: 그런데 매듭이 끊어지도록 설계돼 있다면? 효소가 닿을 때만. 몸속에선 몇 달 동안 튼튼하고, 응급 상황이 오면 빨리 끊어지는 거죠.</w:t>
       </w:r>
     </w:p>
     <w:p>
@@ -1904,13 +1946,13 @@
         </w:numPr>
       </w:pPr>
       <w:r>
-        <w:t xml:space="preserve">NOAH: Strong in the body. Fast to cut in an emergency.</w:t>
-      </w:r>
-      <w:r>
-        <w:t xml:space="preserve"> </w:t>
-      </w:r>
-      <w:r>
-        <w:t xml:space="preserve">노아: 몸속에선 튼튼하고, 응급 상황에선 빨리 끊어지는 거죠.</w:t>
+        <w:t xml:space="preserve">NOAH: Exactly. A weak point on purpose.</w:t>
+      </w:r>
+      <w:r>
+        <w:t xml:space="preserve"> </w:t>
+      </w:r>
+      <w:r>
+        <w:t xml:space="preserve">노아: 바로 그거예요. 일부러 만든 약한 지점.</w:t>
       </w:r>
     </w:p>
     <w:p>
@@ -1972,13 +2014,13 @@
         </w:numPr>
       </w:pPr>
       <w:r>
-        <w:t xml:space="preserve">NOAH: She wrote her whole thesis on it. Nobody read it except me.</w:t>
-      </w:r>
-      <w:r>
-        <w:t xml:space="preserve"> </w:t>
-      </w:r>
-      <w:r>
-        <w:t xml:space="preserve">노아: 박사 논문 전체를 그걸로 썼어요. 저 말고는 아무도 안 읽었지만요.</w:t>
+        <w:t xml:space="preserve">NOAH: She wrote her whole PhD thesis on crosslinking. Three hundred pages about how these nets are built. I think I’m the only person who read it, apart from her professors.</w:t>
+      </w:r>
+      <w:r>
+        <w:t xml:space="preserve"> </w:t>
+      </w:r>
+      <w:r>
+        <w:t xml:space="preserve">노아: 박사 논문 전체를 가교 결합으로 썼어요. 이런 그물이 어떻게 만들어지는지에 대해 300쪽. 교수님들 빼고 그걸 읽은 사람은 아마 저뿐일 거예요.</w:t>
       </w:r>
     </w:p>
     <w:p>
@@ -2057,13 +2099,13 @@
         </w:numPr>
       </w:pPr>
       <w:r>
-        <w:t xml:space="preserve">ELENA: Forty million dollars, minimum. And maybe seven years.</w:t>
-      </w:r>
-      <w:r>
-        <w:t xml:space="preserve"> </w:t>
-      </w:r>
-      <w:r>
-        <w:t xml:space="preserve">엘레나: 최소 4천만 달러요. 그리고 7년쯤 걸릴 수도 있고요.</w:t>
+        <w:t xml:space="preserve">ELENA: Forty million dollars, at minimum, and probably seven years. You’d need a lab, a manufacturer, clinical trials, and FDA approval. That’s not a napkin, Noah. That’s a company.</w:t>
+      </w:r>
+      <w:r>
+        <w:t xml:space="preserve"> </w:t>
+      </w:r>
+      <w:r>
+        <w:t xml:space="preserve">엘레나: 최소 4천만 달러, 그리고 아마 7년. 실험실, 제조사, 임상시험, FDA 승인이 필요해요. 그건 냅킨이 아니에요, 노아. 회사예요.</w:t>
       </w:r>
     </w:p>
     <w:p>
@@ -2305,13 +2347,13 @@
         </w:numPr>
       </w:pPr>
       <w:r>
-        <w:t xml:space="preserve">NOAH: Somebody almost was. I need coffee with you. Today.</w:t>
-      </w:r>
-      <w:r>
-        <w:t xml:space="preserve"> </w:t>
-      </w:r>
-      <w:r>
-        <w:t xml:space="preserve">노아: 죽을 뻔한 사람이 있었어. 오늘 너랑 커피 좀 마셔야겠어.</w:t>
+        <w:t xml:space="preserve">NOAH: Somebody almost was. Lily’s in the hospital, and she’s going to be okay, but I need to talk to you about your thesis. Can we meet for coffee today?</w:t>
+      </w:r>
+      <w:r>
+        <w:t xml:space="preserve"> </w:t>
+      </w:r>
+      <w:r>
+        <w:t xml:space="preserve">노아: 누군가 거의 그럴 뻔했어. 릴리가 병원에 있어. 괜찮을 거야. 그런데 네 논문에 대해 얘기해야 해. 오늘 커피 마실 수 있어?</w:t>
       </w:r>
     </w:p>
     <w:p>
@@ -2357,7 +2399,7 @@
     </w:p>
     <w:bookmarkEnd w:id="25"/>
     <w:bookmarkEnd w:id="26"/>
-    <w:bookmarkStart w:id="30" w:name="학습-부록"/>
+    <w:bookmarkStart w:id="31" w:name="학습-부록"/>
     <w:p>
       <w:pPr>
         <w:pStyle w:val="Heading2"/>
@@ -3139,8 +3181,281 @@
       </w:r>
     </w:p>
     <w:bookmarkEnd w:id="29"/>
+    <w:bookmarkStart w:id="30" w:name="긴-발화-분석"/>
+    <w:p>
+      <w:pPr>
+        <w:pStyle w:val="Heading3"/>
+      </w:pPr>
+      <w:r>
+        <w:t xml:space="preserve">④ 긴 발화 분석</w:t>
+      </w:r>
+    </w:p>
+    <w:p>
+      <w:pPr>
+        <w:pStyle w:val="BlockText"/>
+      </w:pPr>
+      <w:r>
+        <w:rPr>
+          <w:bCs/>
+          <w:b/>
+        </w:rPr>
+        <w:t xml:space="preserve">104턴 ELENA:</w:t>
+      </w:r>
+      <w:r>
+        <w:t xml:space="preserve"> </w:t>
+      </w:r>
+      <w:r>
+        <w:t xml:space="preserve">“</w:t>
+      </w:r>
+      <w:r>
+        <w:t xml:space="preserve">Forty million dollars, at minimum, and probably seven years. You’d need a lab, a manufacturer, clinical trials, and FDA approval. That’s not a napkin, Noah. That’s a company.</w:t>
+      </w:r>
+      <w:r>
+        <w:t xml:space="preserve">”</w:t>
+      </w:r>
+    </w:p>
+    <w:tbl>
+      <w:tblPr>
+        <w:tblStyle w:val="Table"/>
+        <w:tblW w:type="pct" w:w="5000"/>
+        <w:tblLook w:firstRow="1" w:lastRow="0" w:firstColumn="0" w:lastColumn="0" w:noHBand="0" w:noVBand="0" w:val="0020"/>
+        <w:jc w:val="start"/>
+      </w:tblPr>
+      <w:tblGrid>
+        <w:gridCol w:w="2640"/>
+        <w:gridCol w:w="2640"/>
+        <w:gridCol w:w="2640"/>
+      </w:tblGrid>
+      <w:tr>
+        <w:trPr>
+          <w:tblHeader w:val="true"/>
+        </w:trPr>
+        <w:tc>
+          <w:tcPr/>
+          <w:p>
+            <w:pPr>
+              <w:pStyle w:val="Compact"/>
+              <w:jc w:val="left"/>
+            </w:pPr>
+            <w:r>
+              <w:t xml:space="preserve">구조</w:t>
+            </w:r>
+          </w:p>
+        </w:tc>
+        <w:tc>
+          <w:tcPr/>
+          <w:p>
+            <w:pPr>
+              <w:pStyle w:val="Compact"/>
+              <w:jc w:val="left"/>
+            </w:pPr>
+            <w:r>
+              <w:t xml:space="preserve">영어</w:t>
+            </w:r>
+          </w:p>
+        </w:tc>
+        <w:tc>
+          <w:tcPr/>
+          <w:p>
+            <w:pPr>
+              <w:pStyle w:val="Compact"/>
+              <w:jc w:val="left"/>
+            </w:pPr>
+            <w:r>
+              <w:t xml:space="preserve">기능</w:t>
+            </w:r>
+          </w:p>
+        </w:tc>
+      </w:tr>
+      <w:tr>
+        <w:tc>
+          <w:tcPr/>
+          <w:p>
+            <w:pPr>
+              <w:pStyle w:val="Compact"/>
+              <w:jc w:val="left"/>
+            </w:pPr>
+            <w:r>
+              <w:t xml:space="preserve">① 결론(숫자 먼저)</w:t>
+            </w:r>
+          </w:p>
+        </w:tc>
+        <w:tc>
+          <w:tcPr/>
+          <w:p>
+            <w:pPr>
+              <w:pStyle w:val="Compact"/>
+              <w:jc w:val="left"/>
+            </w:pPr>
+            <w:r>
+              <w:t xml:space="preserve">Forty million dollars, at minimum, and probably seven years.</w:t>
+            </w:r>
+          </w:p>
+        </w:tc>
+        <w:tc>
+          <w:tcPr/>
+          <w:p>
+            <w:pPr>
+              <w:pStyle w:val="Compact"/>
+              <w:jc w:val="left"/>
+            </w:pPr>
+            <w:r>
+              <w:t xml:space="preserve">듣는 사람이 가장 궁금한 답을 첫 문장에</w:t>
+            </w:r>
+          </w:p>
+        </w:tc>
+      </w:tr>
+      <w:tr>
+        <w:tc>
+          <w:tcPr/>
+          <w:p>
+            <w:pPr>
+              <w:pStyle w:val="Compact"/>
+              <w:jc w:val="left"/>
+            </w:pPr>
+            <w:r>
+              <w:t xml:space="preserve">② 근거(목록)</w:t>
+            </w:r>
+          </w:p>
+        </w:tc>
+        <w:tc>
+          <w:tcPr/>
+          <w:p>
+            <w:pPr>
+              <w:pStyle w:val="Compact"/>
+              <w:jc w:val="left"/>
+            </w:pPr>
+            <w:r>
+              <w:t xml:space="preserve">You’d need a lab, a manufacturer, clinical trials, and FDA approval.</w:t>
+            </w:r>
+          </w:p>
+        </w:tc>
+        <w:tc>
+          <w:tcPr/>
+          <w:p>
+            <w:pPr>
+              <w:pStyle w:val="Compact"/>
+              <w:jc w:val="left"/>
+            </w:pPr>
+            <w:r>
+              <w:t xml:space="preserve">숫자가 나온 이유를 나열</w:t>
+            </w:r>
+          </w:p>
+        </w:tc>
+      </w:tr>
+      <w:tr>
+        <w:tc>
+          <w:tcPr/>
+          <w:p>
+            <w:pPr>
+              <w:pStyle w:val="Compact"/>
+              <w:jc w:val="left"/>
+            </w:pPr>
+            <w:r>
+              <w:t xml:space="preserve">③ 재정의(대비)</w:t>
+            </w:r>
+          </w:p>
+        </w:tc>
+        <w:tc>
+          <w:tcPr/>
+          <w:p>
+            <w:pPr>
+              <w:pStyle w:val="Compact"/>
+              <w:jc w:val="left"/>
+            </w:pPr>
+            <w:r>
+              <w:t xml:space="preserve">That’s not a napkin, Noah. That’s a company.</w:t>
+            </w:r>
+          </w:p>
+        </w:tc>
+        <w:tc>
+          <w:tcPr/>
+          <w:p>
+            <w:pPr>
+              <w:pStyle w:val="Compact"/>
+              <w:jc w:val="left"/>
+            </w:pPr>
+            <w:r>
+              <w:t xml:space="preserve">“</w:t>
+            </w:r>
+            <w:r>
+              <w:t xml:space="preserve">A가 아니라 B</w:t>
+            </w:r>
+            <w:r>
+              <w:t xml:space="preserve">”</w:t>
+            </w:r>
+            <w:r>
+              <w:t xml:space="preserve">로 메시지를 한 줄로 압축</w:t>
+            </w:r>
+          </w:p>
+        </w:tc>
+      </w:tr>
+    </w:tbl>
+    <w:p>
+      <w:pPr>
+        <w:pStyle w:val="BodyText"/>
+      </w:pPr>
+      <w:r>
+        <w:rPr>
+          <w:bCs/>
+          <w:b/>
+        </w:rPr>
+        <w:t xml:space="preserve">활용 패턴:</w:t>
+      </w:r>
+      <w:r>
+        <w:t xml:space="preserve"> </w:t>
+      </w:r>
+      <w:r>
+        <w:t xml:space="preserve">숫자·결론 → 필요한 것 나열 →</w:t>
+      </w:r>
+      <w:r>
+        <w:t xml:space="preserve"> </w:t>
+      </w:r>
+      <w:r>
+        <w:t xml:space="preserve">“</w:t>
+      </w:r>
+      <w:r>
+        <w:t xml:space="preserve">That’s not A. That’s B.</w:t>
+      </w:r>
+      <w:r>
+        <w:t xml:space="preserve">”</w:t>
+      </w:r>
+      <w:r>
+        <w:t xml:space="preserve"> </w:t>
+      </w:r>
+      <w:r>
+        <w:rPr>
+          <w:bCs/>
+          <w:b/>
+        </w:rPr>
+        <w:t xml:space="preserve">연결 표현:</w:t>
+      </w:r>
+      <w:r>
+        <w:t xml:space="preserve"> </w:t>
+      </w:r>
+      <w:r>
+        <w:t xml:space="preserve">at minimum(최소) · probably(아마) · You’d need…(~가 필요할 것이다)</w:t>
+      </w:r>
+      <w:r>
+        <w:t xml:space="preserve"> </w:t>
+      </w:r>
+      <w:r>
+        <w:rPr>
+          <w:bCs/>
+          <w:b/>
+        </w:rPr>
+        <w:t xml:space="preserve">연습:</w:t>
+      </w:r>
+      <w:r>
+        <w:t xml:space="preserve"> </w:t>
+      </w:r>
+      <w:r>
+        <w:t xml:space="preserve">신규 프로젝트 예산을 묻는 상사에게 같은 구조로 30단어 안팎으로 답해 보기.</w:t>
+      </w:r>
+    </w:p>
     <w:bookmarkEnd w:id="30"/>
     <w:bookmarkEnd w:id="31"/>
+    <w:bookmarkEnd w:id="32"/>
     <w:sectPr/>
   </w:body>
 </w:document>

--- a/대본/1부/01화_The_ER.docx
+++ b/대본/1부/01화_The_ER.docx
@@ -65,16 +65,7 @@
         <w:t xml:space="preserve"> </w:t>
       </w:r>
       <w:r>
-        <w:t xml:space="preserve">- 규칙: 지문 없음. 전 화 100% 「화자명: 대사」. 1턴 15단어 이내 + 긴 턴 10</w:t>
-      </w:r>
-      <w:r>
-        <w:rPr>
-          <w:vertAlign w:val="subscript"/>
-        </w:rPr>
-        <w:t xml:space="preserve">15회(25</w:t>
-      </w:r>
-      <w:r>
-        <w:t xml:space="preserve">35단어).</w:t>
+        <w:t xml:space="preserve">- 규칙: 지문 없음. 전 화 100% 「화자명: 대사」. 1턴 15단어 이내 + 긴 턴 10~15회(25~35단어).</w:t>
       </w:r>
       <w:r>
         <w:t xml:space="preserve"> </w:t>

--- a/대본/1부/01화_The_ER.docx
+++ b/대본/1부/01화_The_ER.docx
@@ -2,7 +2,7 @@
 <file path=word/document.xml><?xml version="1.0" encoding="utf-8"?>
 <w:document xmlns:w="http://schemas.openxmlformats.org/wordprocessingml/2006/main" xmlns:m="http://schemas.openxmlformats.org/officeDocument/2006/math" xmlns:r="http://schemas.openxmlformats.org/officeDocument/2006/relationships" xmlns:o="urn:schemas-microsoft-com:office:office" xmlns:v="urn:schemas-microsoft-com:vml" xmlns:w10="urn:schemas-microsoft-com:office:word" xmlns:a="http://schemas.openxmlformats.org/drawingml/2006/main" xmlns:pic="http://schemas.openxmlformats.org/drawingml/2006/picture" xmlns:wp="http://schemas.openxmlformats.org/drawingml/2006/wordprocessingDrawing">
   <w:body>
-    <w:bookmarkStart w:id="32" w:name="ship-it-1부-1화"/>
+    <w:bookmarkStart w:id="38" w:name="ship-it-1부-1화"/>
     <w:p>
       <w:pPr>
         <w:pStyle w:val="Heading1"/>
@@ -162,257 +162,122 @@
     </w:p>
     <w:p>
       <w:pPr>
-        <w:numPr>
-          <w:ilvl w:val="0"/>
-          <w:numId w:val="1001"/>
-        </w:numPr>
+        <w:pStyle w:val="FirstParagraph"/>
       </w:pPr>
       <w:r>
         <w:t xml:space="preserve">LILY: Noah? Over here. Don’t freak out, okay?</w:t>
       </w:r>
-      <w:r>
-        <w:t xml:space="preserve"> </w:t>
-      </w:r>
-      <w:r>
-        <w:t xml:space="preserve">릴리: 오빠? 여기야. 놀라지 마, 알았지?</w:t>
-      </w:r>
-    </w:p>
-    <w:p>
-      <w:pPr>
-        <w:numPr>
-          <w:ilvl w:val="0"/>
-          <w:numId w:val="1001"/>
-        </w:numPr>
+    </w:p>
+    <w:p>
+      <w:pPr>
+        <w:pStyle w:val="BodyText"/>
       </w:pPr>
       <w:r>
         <w:t xml:space="preserve">NOAH: Lily, your nose… it’s gray. What happened?</w:t>
       </w:r>
-      <w:r>
-        <w:t xml:space="preserve"> </w:t>
-      </w:r>
-      <w:r>
-        <w:t xml:space="preserve">노아: 릴리, 너 코가… 잿빛이야. 무슨 일이야?</w:t>
-      </w:r>
-    </w:p>
-    <w:p>
-      <w:pPr>
-        <w:numPr>
-          <w:ilvl w:val="0"/>
-          <w:numId w:val="1001"/>
-        </w:numPr>
+    </w:p>
+    <w:p>
+      <w:pPr>
+        <w:pStyle w:val="BodyText"/>
       </w:pPr>
       <w:r>
         <w:t xml:space="preserve">LILY: I got filler this afternoon. At that new med spa.</w:t>
       </w:r>
-      <w:r>
-        <w:t xml:space="preserve"> </w:t>
-      </w:r>
-      <w:r>
-        <w:t xml:space="preserve">릴리: 오늘 오후에 필러 맞았어. 새로 생긴 메디스파에서.</w:t>
-      </w:r>
-    </w:p>
-    <w:p>
-      <w:pPr>
-        <w:numPr>
-          <w:ilvl w:val="0"/>
-          <w:numId w:val="1001"/>
-        </w:numPr>
+    </w:p>
+    <w:p>
+      <w:pPr>
+        <w:pStyle w:val="BodyText"/>
       </w:pPr>
       <w:r>
         <w:t xml:space="preserve">NOAH: Filler? Who did the injection?</w:t>
       </w:r>
-      <w:r>
-        <w:t xml:space="preserve"> </w:t>
-      </w:r>
-      <w:r>
-        <w:t xml:space="preserve">노아: 필러? 누가 주사했는데?</w:t>
-      </w:r>
-    </w:p>
-    <w:p>
-      <w:pPr>
-        <w:numPr>
-          <w:ilvl w:val="0"/>
-          <w:numId w:val="1001"/>
-        </w:numPr>
+    </w:p>
+    <w:p>
+      <w:pPr>
+        <w:pStyle w:val="BodyText"/>
       </w:pPr>
       <w:r>
         <w:t xml:space="preserve">LILY: A girl named Brittany. She seemed really nice.</w:t>
       </w:r>
-      <w:r>
-        <w:t xml:space="preserve"> </w:t>
-      </w:r>
-      <w:r>
-        <w:t xml:space="preserve">릴리: 브리트니라는 여자. 엄청 친절했어.</w:t>
-      </w:r>
-    </w:p>
-    <w:p>
-      <w:pPr>
-        <w:numPr>
-          <w:ilvl w:val="0"/>
-          <w:numId w:val="1001"/>
-        </w:numPr>
+    </w:p>
+    <w:p>
+      <w:pPr>
+        <w:pStyle w:val="BodyText"/>
       </w:pPr>
       <w:r>
         <w:t xml:space="preserve">NOAH: Nice isn’t a medical license, Lil.</w:t>
       </w:r>
-      <w:r>
-        <w:t xml:space="preserve"> </w:t>
-      </w:r>
-      <w:r>
-        <w:t xml:space="preserve">노아: 친절한 게 의사 면허는 아니잖아, 릴.</w:t>
-      </w:r>
-    </w:p>
-    <w:p>
-      <w:pPr>
-        <w:numPr>
-          <w:ilvl w:val="0"/>
-          <w:numId w:val="1001"/>
-        </w:numPr>
+    </w:p>
+    <w:p>
+      <w:pPr>
+        <w:pStyle w:val="BodyText"/>
       </w:pPr>
       <w:r>
         <w:t xml:space="preserve">ELENA: Mr. Bennett? I’m Dr. Ruiz, the dermatologist on call.</w:t>
       </w:r>
-      <w:r>
-        <w:t xml:space="preserve"> </w:t>
-      </w:r>
-      <w:r>
-        <w:t xml:space="preserve">엘레나: 베넷 씨? 당직 피부과 의사 루이스입니다.</w:t>
-      </w:r>
-    </w:p>
-    <w:p>
-      <w:pPr>
-        <w:numPr>
-          <w:ilvl w:val="0"/>
-          <w:numId w:val="1001"/>
-        </w:numPr>
+    </w:p>
+    <w:p>
+      <w:pPr>
+        <w:pStyle w:val="BodyText"/>
       </w:pPr>
       <w:r>
         <w:t xml:space="preserve">NOAH: Is she going to be okay? Please tell me straight.</w:t>
       </w:r>
-      <w:r>
-        <w:t xml:space="preserve"> </w:t>
-      </w:r>
-      <w:r>
-        <w:t xml:space="preserve">노아: 괜찮을까요? 솔직하게 말씀해 주세요.</w:t>
-      </w:r>
-    </w:p>
-    <w:p>
-      <w:pPr>
-        <w:numPr>
-          <w:ilvl w:val="0"/>
-          <w:numId w:val="1001"/>
-        </w:numPr>
+    </w:p>
+    <w:p>
+      <w:pPr>
+        <w:pStyle w:val="BodyText"/>
       </w:pPr>
       <w:r>
         <w:t xml:space="preserve">ELENA: The filler is blocking a small blood vessel in her nose, so the skin isn’t getting enough oxygen. We need to dissolve it right away, before the tissue starts to suffer.</w:t>
       </w:r>
-      <w:r>
-        <w:t xml:space="preserve"> </w:t>
-      </w:r>
-      <w:r>
-        <w:t xml:space="preserve">엘레나: 필러가 코의 작은 혈관을 막고 있어서 피부에 산소가 충분히 가지 않고 있어요. 조직이 손상되기 전에 바로 녹여야 해요.</w:t>
-      </w:r>
-    </w:p>
-    <w:p>
-      <w:pPr>
-        <w:numPr>
-          <w:ilvl w:val="0"/>
-          <w:numId w:val="1001"/>
-        </w:numPr>
+    </w:p>
+    <w:p>
+      <w:pPr>
+        <w:pStyle w:val="BodyText"/>
       </w:pPr>
       <w:r>
         <w:t xml:space="preserve">LILY: Dissolve it? You can actually do that?</w:t>
       </w:r>
-      <w:r>
-        <w:t xml:space="preserve"> </w:t>
-      </w:r>
-      <w:r>
-        <w:t xml:space="preserve">릴리: 녹인다고요? 그게 정말 돼요?</w:t>
-      </w:r>
-    </w:p>
-    <w:p>
-      <w:pPr>
-        <w:numPr>
-          <w:ilvl w:val="0"/>
-          <w:numId w:val="1001"/>
-        </w:numPr>
+    </w:p>
+    <w:p>
+      <w:pPr>
+        <w:pStyle w:val="BodyText"/>
       </w:pPr>
       <w:r>
         <w:t xml:space="preserve">ELENA: With an enzyme called hyaluronidase. It’ll take several rounds.</w:t>
       </w:r>
-      <w:r>
-        <w:t xml:space="preserve"> </w:t>
-      </w:r>
-      <w:r>
-        <w:t xml:space="preserve">엘레나: 히알루로니다아제라는 효소로요. 여러 번 맞으셔야 해요.</w:t>
-      </w:r>
-    </w:p>
-    <w:p>
-      <w:pPr>
-        <w:numPr>
-          <w:ilvl w:val="0"/>
-          <w:numId w:val="1001"/>
-        </w:numPr>
+    </w:p>
+    <w:p>
+      <w:pPr>
+        <w:pStyle w:val="BodyText"/>
       </w:pPr>
       <w:r>
         <w:t xml:space="preserve">NOAH: How fast does it work?</w:t>
       </w:r>
-      <w:r>
-        <w:t xml:space="preserve"> </w:t>
-      </w:r>
-      <w:r>
-        <w:t xml:space="preserve">노아: 얼마나 빨리 효과가 나요?</w:t>
-      </w:r>
-    </w:p>
-    <w:p>
-      <w:pPr>
-        <w:numPr>
-          <w:ilvl w:val="0"/>
-          <w:numId w:val="1001"/>
-        </w:numPr>
+    </w:p>
+    <w:p>
+      <w:pPr>
+        <w:pStyle w:val="BodyText"/>
       </w:pPr>
       <w:r>
         <w:t xml:space="preserve">ELENA: Not as fast as I’d like. Every minute counts.</w:t>
       </w:r>
-      <w:r>
-        <w:t xml:space="preserve"> </w:t>
-      </w:r>
-      <w:r>
-        <w:t xml:space="preserve">엘레나: 제가 바라는 만큼 빠르진 않아요. 1분 1분이 중요합니다.</w:t>
-      </w:r>
-    </w:p>
-    <w:p>
-      <w:pPr>
-        <w:numPr>
-          <w:ilvl w:val="0"/>
-          <w:numId w:val="1001"/>
-        </w:numPr>
+    </w:p>
+    <w:p>
+      <w:pPr>
+        <w:pStyle w:val="BodyText"/>
       </w:pPr>
       <w:r>
         <w:t xml:space="preserve">LILY: Am I going to have a scar?</w:t>
       </w:r>
-      <w:r>
-        <w:t xml:space="preserve"> </w:t>
-      </w:r>
-      <w:r>
-        <w:t xml:space="preserve">릴리: 저 흉터 남아요?</w:t>
-      </w:r>
-    </w:p>
-    <w:p>
-      <w:pPr>
-        <w:numPr>
-          <w:ilvl w:val="0"/>
-          <w:numId w:val="1001"/>
-        </w:numPr>
+    </w:p>
+    <w:p>
+      <w:pPr>
+        <w:pStyle w:val="BodyText"/>
       </w:pPr>
       <w:r>
         <w:t xml:space="preserve">ELENA: Let’s focus on saving the tissue first. Hold still for me.</w:t>
-      </w:r>
-      <w:r>
-        <w:t xml:space="preserve"> </w:t>
-      </w:r>
-      <w:r>
-        <w:t xml:space="preserve">엘레나: 일단 조직을 살리는 데 집중하죠. 움직이지 마세요.</w:t>
       </w:r>
     </w:p>
     <w:bookmarkEnd w:id="21"/>
@@ -427,545 +292,263 @@
     </w:p>
     <w:p>
       <w:pPr>
-        <w:numPr>
-          <w:ilvl w:val="0"/>
-          <w:numId w:val="1002"/>
-        </w:numPr>
+        <w:pStyle w:val="FirstParagraph"/>
       </w:pPr>
       <w:r>
         <w:t xml:space="preserve">ELENA: Okay, Lily. The first round is in. Now we wait and watch.</w:t>
       </w:r>
+    </w:p>
+    <w:p>
+      <w:pPr>
+        <w:pStyle w:val="BodyText"/>
+      </w:pPr>
+      <w:r>
+        <w:t xml:space="preserve">LILY: Wait for what, exactly?</w:t>
+      </w:r>
+    </w:p>
+    <w:p>
+      <w:pPr>
+        <w:pStyle w:val="BodyText"/>
+      </w:pPr>
+      <w:r>
+        <w:t xml:space="preserve">ELENA: For the color to come back. Pink is good. Gray is bad.</w:t>
+      </w:r>
+    </w:p>
+    <w:p>
+      <w:pPr>
+        <w:pStyle w:val="BodyText"/>
+      </w:pPr>
+      <w:r>
+        <w:t xml:space="preserve">NOAH: How long until we know?</w:t>
+      </w:r>
+    </w:p>
+    <w:p>
+      <w:pPr>
+        <w:pStyle w:val="BodyText"/>
+      </w:pPr>
+      <w:r>
+        <w:t xml:space="preserve">ELENA: Fifteen minutes. Then I’ll check again and decide on a second round.</w:t>
+      </w:r>
+    </w:p>
+    <w:p>
+      <w:pPr>
+        <w:pStyle w:val="BodyText"/>
+      </w:pPr>
+      <w:r>
+        <w:t xml:space="preserve">LILY: Can someone explain what’s actually happening to my face?</w:t>
+      </w:r>
+    </w:p>
+    <w:p>
+      <w:pPr>
+        <w:pStyle w:val="BodyText"/>
+      </w:pPr>
+      <w:r>
+        <w:t xml:space="preserve">ELENA: Your nose gets its blood through very small vessels, thinner than a hair in some places. Some of the filler went inside one of them, so now the blood can’t get through.</w:t>
+      </w:r>
+    </w:p>
+    <w:p>
+      <w:pPr>
+        <w:pStyle w:val="BodyText"/>
+      </w:pPr>
+      <w:r>
+        <w:t xml:space="preserve">NOAH: So it’s like a clogged pipe.</w:t>
+      </w:r>
+    </w:p>
+    <w:p>
+      <w:pPr>
+        <w:pStyle w:val="BodyText"/>
+      </w:pPr>
+      <w:r>
+        <w:t xml:space="preserve">ELENA: Exactly like a clogged pipe. The enzyme melts the clog.</w:t>
+      </w:r>
+    </w:p>
+    <w:p>
+      <w:pPr>
+        <w:pStyle w:val="BodyText"/>
+      </w:pPr>
+      <w:r>
+        <w:t xml:space="preserve">LILY: And if it doesn’t melt fast enough?</w:t>
+      </w:r>
+    </w:p>
+    <w:p>
+      <w:pPr>
+        <w:pStyle w:val="BodyText"/>
+      </w:pPr>
+      <w:r>
+        <w:t xml:space="preserve">ELENA: Then the skin starts to die, because it has no oxygen. That’s why we’re moving fast, and that’s why I’m going to check her every fifteen minutes tonight.</w:t>
+      </w:r>
+    </w:p>
+    <w:p>
+      <w:pPr>
+        <w:pStyle w:val="BodyText"/>
+      </w:pPr>
+      <w:r>
+        <w:t xml:space="preserve">NOAH: Is this common? Be honest with me.</w:t>
+      </w:r>
+    </w:p>
+    <w:p>
+      <w:pPr>
+        <w:pStyle w:val="BodyText"/>
+      </w:pPr>
+      <w:r>
+        <w:t xml:space="preserve">ELENA: It’s rare. But I see more cases every year.</w:t>
+      </w:r>
+    </w:p>
+    <w:p>
+      <w:pPr>
+        <w:pStyle w:val="BodyText"/>
+      </w:pPr>
+      <w:r>
+        <w:t xml:space="preserve">NOAH: Why more?</w:t>
+      </w:r>
+    </w:p>
+    <w:p>
+      <w:pPr>
+        <w:pStyle w:val="BodyText"/>
+      </w:pPr>
+      <w:r>
+        <w:t xml:space="preserve">ELENA: More med spas, more injectors, and much less training. Some of them take a weekend course and start injecting on Monday. When something goes wrong, they send the patient here.</w:t>
+      </w:r>
+    </w:p>
+    <w:p>
+      <w:pPr>
+        <w:pStyle w:val="BodyText"/>
+      </w:pPr>
+      <w:r>
+        <w:t xml:space="preserve">LILY: She told me it was totally safe, like getting a facial. She said she’d done hundreds, and her Instagram had all these before-and-after photos. I believed every word.</w:t>
+      </w:r>
+    </w:p>
+    <w:p>
+      <w:pPr>
+        <w:pStyle w:val="BodyText"/>
+      </w:pPr>
+      <w:r>
+        <w:t xml:space="preserve">ELENA: Did she pull back on the syringe first? To check for blood?</w:t>
+      </w:r>
+    </w:p>
+    <w:p>
+      <w:pPr>
+        <w:pStyle w:val="BodyText"/>
+      </w:pPr>
+      <w:r>
+        <w:t xml:space="preserve">LILY: I have no idea. I had my eyes closed.</w:t>
+      </w:r>
+    </w:p>
+    <w:p>
+      <w:pPr>
+        <w:pStyle w:val="BodyText"/>
+      </w:pPr>
+      <w:r>
+        <w:t xml:space="preserve">NOAH: How much did you pay, Lil?</w:t>
+      </w:r>
+    </w:p>
+    <w:p>
+      <w:pPr>
+        <w:pStyle w:val="BodyText"/>
+      </w:pPr>
+      <w:r>
+        <w:t xml:space="preserve">LILY: Two ninety-nine. It was an Instagram deal.</w:t>
+      </w:r>
+    </w:p>
+    <w:p>
+      <w:pPr>
+        <w:pStyle w:val="BodyText"/>
+      </w:pPr>
+      <w:r>
+        <w:t xml:space="preserve">NOAH: Two ninety-nine. For your face.</w:t>
+      </w:r>
+    </w:p>
+    <w:p>
+      <w:pPr>
+        <w:pStyle w:val="BodyText"/>
+      </w:pPr>
+      <w:r>
+        <w:t xml:space="preserve">LILY: Don’t lecture me right now, Noah. Please.</w:t>
+      </w:r>
+    </w:p>
+    <w:p>
+      <w:pPr>
+        <w:pStyle w:val="BodyText"/>
+      </w:pPr>
+      <w:r>
+        <w:t xml:space="preserve">NOAH: Sorry. You’re right. Not the time.</w:t>
+      </w:r>
+    </w:p>
+    <w:p>
+      <w:pPr>
+        <w:pStyle w:val="BodyText"/>
+      </w:pPr>
+      <w:r>
+        <w:t xml:space="preserve">ELENA: I’ll be back in fifteen. Keep her warm, Mr. Bennett.</w:t>
+      </w:r>
+    </w:p>
+    <w:p>
+      <w:pPr>
+        <w:pStyle w:val="BodyText"/>
+      </w:pPr>
+      <w:r>
+        <w:t xml:space="preserve">NOAH: Please, call me Noah. And thank you, Doctor.</w:t>
+      </w:r>
+    </w:p>
+    <w:p>
+      <w:pPr>
+        <w:pStyle w:val="BodyText"/>
+      </w:pPr>
+      <w:r>
+        <w:t xml:space="preserve">LILY: Noah, promise me something.</w:t>
+      </w:r>
+    </w:p>
+    <w:p>
+      <w:pPr>
+        <w:pStyle w:val="BodyText"/>
+      </w:pPr>
+      <w:r>
+        <w:t xml:space="preserve">NOAH: Anything.</w:t>
+      </w:r>
+    </w:p>
+    <w:p>
+      <w:pPr>
+        <w:pStyle w:val="BodyText"/>
+      </w:pPr>
+      <w:r>
+        <w:t xml:space="preserve">LILY: Don’t tell Mom. She’ll fly in from Phoenix tonight.</w:t>
+      </w:r>
+    </w:p>
+    <w:p>
+      <w:pPr>
+        <w:pStyle w:val="BodyText"/>
+      </w:pPr>
+      <w:r>
+        <w:t xml:space="preserve">NOAH: Deal. But you’re telling her eventually.</w:t>
+      </w:r>
+    </w:p>
+    <w:p>
+      <w:pPr>
+        <w:pStyle w:val="BodyText"/>
+      </w:pPr>
+      <w:r>
+        <w:t xml:space="preserve">LILY: Eventually. Like, next year.</w:t>
+      </w:r>
+    </w:p>
+    <w:p>
+      <w:pPr>
+        <w:pStyle w:val="BodyText"/>
+      </w:pPr>
+      <w:r>
+        <w:t xml:space="preserve">NOAH: You know what’s funny? I sell this stuff for a living.</w:t>
+      </w:r>
+    </w:p>
+    <w:p>
+      <w:pPr>
+        <w:pStyle w:val="BodyText"/>
+      </w:pPr>
+      <w:r>
+        <w:t xml:space="preserve">LILY: You sell filler? I thought you did</w:t>
+      </w:r>
       <w:r>
         <w:t xml:space="preserve"> </w:t>
       </w:r>
       <w:r>
-        <w:t xml:space="preserve">엘레나: 됐어요, 릴리. 첫 번째 주사는 끝났어요. 이제 기다리면서 지켜봐요.</w:t>
-      </w:r>
-    </w:p>
-    <w:p>
-      <w:pPr>
-        <w:numPr>
-          <w:ilvl w:val="0"/>
-          <w:numId w:val="1002"/>
-        </w:numPr>
-      </w:pPr>
-      <w:r>
-        <w:t xml:space="preserve">LILY: Wait for what, exactly?</w:t>
-      </w:r>
-      <w:r>
-        <w:t xml:space="preserve"> </w:t>
-      </w:r>
-      <w:r>
-        <w:t xml:space="preserve">릴리: 정확히 뭘 기다리는데요?</w:t>
-      </w:r>
-    </w:p>
-    <w:p>
-      <w:pPr>
-        <w:numPr>
-          <w:ilvl w:val="0"/>
-          <w:numId w:val="1002"/>
-        </w:numPr>
-      </w:pPr>
-      <w:r>
-        <w:t xml:space="preserve">ELENA: For the color to come back. Pink is good. Gray is bad.</w:t>
-      </w:r>
-      <w:r>
-        <w:t xml:space="preserve"> </w:t>
-      </w:r>
-      <w:r>
-        <w:t xml:space="preserve">엘레나: 혈색이 돌아오길요. 분홍색이면 좋은 거고, 잿빛이면 나쁜 거예요.</w:t>
-      </w:r>
-    </w:p>
-    <w:p>
-      <w:pPr>
-        <w:numPr>
-          <w:ilvl w:val="0"/>
-          <w:numId w:val="1002"/>
-        </w:numPr>
-      </w:pPr>
-      <w:r>
-        <w:t xml:space="preserve">NOAH: How long until we know?</w:t>
-      </w:r>
-      <w:r>
-        <w:t xml:space="preserve"> </w:t>
-      </w:r>
-      <w:r>
-        <w:t xml:space="preserve">노아: 언제쯤 알 수 있어요?</w:t>
-      </w:r>
-    </w:p>
-    <w:p>
-      <w:pPr>
-        <w:numPr>
-          <w:ilvl w:val="0"/>
-          <w:numId w:val="1002"/>
-        </w:numPr>
-      </w:pPr>
-      <w:r>
-        <w:t xml:space="preserve">ELENA: Fifteen minutes. Then I’ll check again and decide on a second round.</w:t>
-      </w:r>
-      <w:r>
-        <w:t xml:space="preserve"> </w:t>
-      </w:r>
-      <w:r>
-        <w:t xml:space="preserve">엘레나: 15분이요. 그때 다시 보고 두 번째 주사를 할지 정할게요.</w:t>
-      </w:r>
-    </w:p>
-    <w:p>
-      <w:pPr>
-        <w:numPr>
-          <w:ilvl w:val="0"/>
-          <w:numId w:val="1002"/>
-        </w:numPr>
-      </w:pPr>
-      <w:r>
-        <w:t xml:space="preserve">LILY: Can someone explain what’s actually happening to my face?</w:t>
-      </w:r>
-      <w:r>
-        <w:t xml:space="preserve"> </w:t>
-      </w:r>
-      <w:r>
-        <w:t xml:space="preserve">릴리: 제 얼굴에 지금 무슨 일이 일어나는 건지 누가 설명 좀 해 줄래요?</w:t>
-      </w:r>
-    </w:p>
-    <w:p>
-      <w:pPr>
-        <w:numPr>
-          <w:ilvl w:val="0"/>
-          <w:numId w:val="1002"/>
-        </w:numPr>
-      </w:pPr>
-      <w:r>
-        <w:t xml:space="preserve">ELENA: Your nose gets its blood through very small vessels, thinner than a hair in some places. Some of the filler went inside one of them, so now the blood can’t get through.</w:t>
-      </w:r>
-      <w:r>
-        <w:t xml:space="preserve"> </w:t>
-      </w:r>
-      <w:r>
-        <w:t xml:space="preserve">엘레나: 코는 아주 작은 혈관들로 피를 받아요. 어떤 곳은 머리카락보다 가늘죠. 필러 일부가 그중 하나 안으로 들어가서, 지금 피가 지나가지 못하고 있어요.</w:t>
-      </w:r>
-    </w:p>
-    <w:p>
-      <w:pPr>
-        <w:numPr>
-          <w:ilvl w:val="0"/>
-          <w:numId w:val="1002"/>
-        </w:numPr>
-      </w:pPr>
-      <w:r>
-        <w:t xml:space="preserve">NOAH: So it’s like a clogged pipe.</w:t>
-      </w:r>
-      <w:r>
-        <w:t xml:space="preserve"> </w:t>
-      </w:r>
-      <w:r>
-        <w:t xml:space="preserve">노아: 그러니까 막힌 배관 같은 거네요.</w:t>
-      </w:r>
-    </w:p>
-    <w:p>
-      <w:pPr>
-        <w:numPr>
-          <w:ilvl w:val="0"/>
-          <w:numId w:val="1002"/>
-        </w:numPr>
-      </w:pPr>
-      <w:r>
-        <w:t xml:space="preserve">ELENA: Exactly like a clogged pipe. The enzyme melts the clog.</w:t>
-      </w:r>
-      <w:r>
-        <w:t xml:space="preserve"> </w:t>
-      </w:r>
-      <w:r>
-        <w:t xml:space="preserve">엘레나: 딱 막힌 배관이에요. 효소가 막힌 걸 녹이는 거고요.</w:t>
-      </w:r>
-    </w:p>
-    <w:p>
-      <w:pPr>
-        <w:numPr>
-          <w:ilvl w:val="0"/>
-          <w:numId w:val="1002"/>
-        </w:numPr>
-      </w:pPr>
-      <w:r>
-        <w:t xml:space="preserve">LILY: And if it doesn’t melt fast enough?</w:t>
-      </w:r>
-      <w:r>
-        <w:t xml:space="preserve"> </w:t>
-      </w:r>
-      <w:r>
-        <w:t xml:space="preserve">릴리: 충분히 빨리 안 녹으면요?</w:t>
-      </w:r>
-    </w:p>
-    <w:p>
-      <w:pPr>
-        <w:numPr>
-          <w:ilvl w:val="0"/>
-          <w:numId w:val="1002"/>
-        </w:numPr>
-      </w:pPr>
-      <w:r>
-        <w:t xml:space="preserve">ELENA: Then the skin starts to die, because it has no oxygen. That’s why we’re moving fast, and that’s why I’m going to check her every fifteen minutes tonight.</w:t>
-      </w:r>
-      <w:r>
-        <w:t xml:space="preserve"> </w:t>
-      </w:r>
-      <w:r>
-        <w:t xml:space="preserve">엘레나: 그러면 산소가 없으니까 피부가 죽기 시작해요. 그래서 빨리 움직이는 거고, 그래서 오늘 밤 15분마다 확인할 거예요.</w:t>
-      </w:r>
-    </w:p>
-    <w:p>
-      <w:pPr>
-        <w:numPr>
-          <w:ilvl w:val="0"/>
-          <w:numId w:val="1002"/>
-        </w:numPr>
-      </w:pPr>
-      <w:r>
-        <w:t xml:space="preserve">NOAH: Is this common? Be honest with me.</w:t>
-      </w:r>
-      <w:r>
-        <w:t xml:space="preserve"> </w:t>
-      </w:r>
-      <w:r>
-        <w:t xml:space="preserve">노아: 이런 일이 흔해요? 솔직하게 말씀해 주세요.</w:t>
-      </w:r>
-    </w:p>
-    <w:p>
-      <w:pPr>
-        <w:numPr>
-          <w:ilvl w:val="0"/>
-          <w:numId w:val="1002"/>
-        </w:numPr>
-      </w:pPr>
-      <w:r>
-        <w:t xml:space="preserve">ELENA: It’s rare. But I see more cases every year.</w:t>
-      </w:r>
-      <w:r>
-        <w:t xml:space="preserve"> </w:t>
-      </w:r>
-      <w:r>
-        <w:t xml:space="preserve">엘레나: 드물어요. 하지만 해마다 더 많이 보게 돼요.</w:t>
-      </w:r>
-    </w:p>
-    <w:p>
-      <w:pPr>
-        <w:numPr>
-          <w:ilvl w:val="0"/>
-          <w:numId w:val="1002"/>
-        </w:numPr>
-      </w:pPr>
-      <w:r>
-        <w:t xml:space="preserve">NOAH: Why more?</w:t>
-      </w:r>
-      <w:r>
-        <w:t xml:space="preserve"> </w:t>
-      </w:r>
-      <w:r>
-        <w:t xml:space="preserve">노아: 왜 늘어나는 거죠?</w:t>
-      </w:r>
-    </w:p>
-    <w:p>
-      <w:pPr>
-        <w:numPr>
-          <w:ilvl w:val="0"/>
-          <w:numId w:val="1002"/>
-        </w:numPr>
-      </w:pPr>
-      <w:r>
-        <w:t xml:space="preserve">ELENA: More med spas, more injectors, and much less training. Some of them take a weekend course and start injecting on Monday. When something goes wrong, they send the patient here.</w:t>
-      </w:r>
-      <w:r>
-        <w:t xml:space="preserve"> </w:t>
-      </w:r>
-      <w:r>
-        <w:t xml:space="preserve">엘레나: 메디스파는 늘고, 시술자도 늘고, 교육은 훨씬 줄었어요. 어떤 사람들은 주말 과정 하나 듣고 월요일부터 주사를 놔요. 문제가 생기면 환자를 여기로 보내죠.</w:t>
-      </w:r>
-    </w:p>
-    <w:p>
-      <w:pPr>
-        <w:numPr>
-          <w:ilvl w:val="0"/>
-          <w:numId w:val="1002"/>
-        </w:numPr>
-      </w:pPr>
-      <w:r>
-        <w:t xml:space="preserve">LILY: She told me it was totally safe, like getting a facial. She said she’d done hundreds, and her Instagram had all these before-and-after photos. I believed every word.</w:t>
-      </w:r>
-      <w:r>
-        <w:t xml:space="preserve"> </w:t>
-      </w:r>
-      <w:r>
-        <w:t xml:space="preserve">릴리: 완전히 안전하다고 했어. 피부 관리 받는 것처럼. 수백 번 해 봤다고 했고, 인스타그램에 비포·애프터 사진이 잔뜩 있었어. 한 마디도 의심 안 했어.</w:t>
-      </w:r>
-    </w:p>
-    <w:p>
-      <w:pPr>
-        <w:numPr>
-          <w:ilvl w:val="0"/>
-          <w:numId w:val="1002"/>
-        </w:numPr>
-      </w:pPr>
-      <w:r>
-        <w:t xml:space="preserve">ELENA: Did she pull back on the syringe first? To check for blood?</w:t>
-      </w:r>
-      <w:r>
-        <w:t xml:space="preserve"> </w:t>
-      </w:r>
-      <w:r>
-        <w:t xml:space="preserve">엘레나: 주입 전에 주사기를 살짝 당겨 봤나요? 피가 나오는지 확인하려고?</w:t>
-      </w:r>
-    </w:p>
-    <w:p>
-      <w:pPr>
-        <w:numPr>
-          <w:ilvl w:val="0"/>
-          <w:numId w:val="1002"/>
-        </w:numPr>
-      </w:pPr>
-      <w:r>
-        <w:t xml:space="preserve">LILY: I have no idea. I had my eyes closed.</w:t>
-      </w:r>
-      <w:r>
-        <w:t xml:space="preserve"> </w:t>
-      </w:r>
-      <w:r>
-        <w:t xml:space="preserve">릴리: 전혀 모르겠어요. 눈 감고 있었거든요.</w:t>
-      </w:r>
-    </w:p>
-    <w:p>
-      <w:pPr>
-        <w:numPr>
-          <w:ilvl w:val="0"/>
-          <w:numId w:val="1002"/>
-        </w:numPr>
-      </w:pPr>
-      <w:r>
-        <w:t xml:space="preserve">NOAH: How much did you pay, Lil?</w:t>
-      </w:r>
-      <w:r>
-        <w:t xml:space="preserve"> </w:t>
-      </w:r>
-      <w:r>
-        <w:t xml:space="preserve">노아: 얼마 냈어, 릴?</w:t>
-      </w:r>
-    </w:p>
-    <w:p>
-      <w:pPr>
-        <w:numPr>
-          <w:ilvl w:val="0"/>
-          <w:numId w:val="1002"/>
-        </w:numPr>
-      </w:pPr>
-      <w:r>
-        <w:t xml:space="preserve">LILY: Two ninety-nine. It was an Instagram deal.</w:t>
-      </w:r>
-      <w:r>
-        <w:t xml:space="preserve"> </w:t>
-      </w:r>
-      <w:r>
-        <w:t xml:space="preserve">릴리: 299달러. 인스타그램 특가였어.</w:t>
-      </w:r>
-    </w:p>
-    <w:p>
-      <w:pPr>
-        <w:numPr>
-          <w:ilvl w:val="0"/>
-          <w:numId w:val="1002"/>
-        </w:numPr>
-      </w:pPr>
-      <w:r>
-        <w:t xml:space="preserve">NOAH: Two ninety-nine. For your face.</w:t>
-      </w:r>
-      <w:r>
-        <w:t xml:space="preserve"> </w:t>
-      </w:r>
-      <w:r>
-        <w:t xml:space="preserve">노아: 299달러. 네 얼굴에.</w:t>
-      </w:r>
-    </w:p>
-    <w:p>
-      <w:pPr>
-        <w:numPr>
-          <w:ilvl w:val="0"/>
-          <w:numId w:val="1002"/>
-        </w:numPr>
-      </w:pPr>
-      <w:r>
-        <w:t xml:space="preserve">LILY: Don’t lecture me right now, Noah. Please.</w:t>
-      </w:r>
-      <w:r>
-        <w:t xml:space="preserve"> </w:t>
-      </w:r>
-      <w:r>
-        <w:t xml:space="preserve">릴리: 지금 잔소리하지 마, 오빠. 제발.</w:t>
-      </w:r>
-    </w:p>
-    <w:p>
-      <w:pPr>
-        <w:numPr>
-          <w:ilvl w:val="0"/>
-          <w:numId w:val="1002"/>
-        </w:numPr>
-      </w:pPr>
-      <w:r>
-        <w:t xml:space="preserve">NOAH: Sorry. You’re right. Not the time.</w:t>
-      </w:r>
-      <w:r>
-        <w:t xml:space="preserve"> </w:t>
-      </w:r>
-      <w:r>
-        <w:t xml:space="preserve">노아: 미안. 네 말이 맞아. 지금 할 얘기가 아니지.</w:t>
-      </w:r>
-    </w:p>
-    <w:p>
-      <w:pPr>
-        <w:numPr>
-          <w:ilvl w:val="0"/>
-          <w:numId w:val="1002"/>
-        </w:numPr>
-      </w:pPr>
-      <w:r>
-        <w:t xml:space="preserve">ELENA: I’ll be back in fifteen. Keep her warm, Mr. Bennett.</w:t>
-      </w:r>
-      <w:r>
-        <w:t xml:space="preserve"> </w:t>
-      </w:r>
-      <w:r>
-        <w:t xml:space="preserve">엘레나: 15분 뒤에 올게요. 따뜻하게 해 주세요, 베넷 씨.</w:t>
-      </w:r>
-    </w:p>
-    <w:p>
-      <w:pPr>
-        <w:numPr>
-          <w:ilvl w:val="0"/>
-          <w:numId w:val="1002"/>
-        </w:numPr>
-      </w:pPr>
-      <w:r>
-        <w:t xml:space="preserve">NOAH: Please, call me Noah. And thank you, Doctor.</w:t>
-      </w:r>
-      <w:r>
-        <w:t xml:space="preserve"> </w:t>
-      </w:r>
-      <w:r>
-        <w:t xml:space="preserve">노아: 그냥 노아라고 불러 주세요. 그리고 감사합니다, 선생님.</w:t>
-      </w:r>
-    </w:p>
-    <w:p>
-      <w:pPr>
-        <w:numPr>
-          <w:ilvl w:val="0"/>
-          <w:numId w:val="1002"/>
-        </w:numPr>
-      </w:pPr>
-      <w:r>
-        <w:t xml:space="preserve">LILY: Noah, promise me something.</w:t>
-      </w:r>
-      <w:r>
-        <w:t xml:space="preserve"> </w:t>
-      </w:r>
-      <w:r>
-        <w:t xml:space="preserve">릴리: 오빠, 하나만 약속해 줘.</w:t>
-      </w:r>
-    </w:p>
-    <w:p>
-      <w:pPr>
-        <w:numPr>
-          <w:ilvl w:val="0"/>
-          <w:numId w:val="1002"/>
-        </w:numPr>
-      </w:pPr>
-      <w:r>
-        <w:t xml:space="preserve">NOAH: Anything.</w:t>
-      </w:r>
-      <w:r>
-        <w:t xml:space="preserve"> </w:t>
-      </w:r>
-      <w:r>
-        <w:t xml:space="preserve">노아: 뭐든지.</w:t>
-      </w:r>
-    </w:p>
-    <w:p>
-      <w:pPr>
-        <w:numPr>
-          <w:ilvl w:val="0"/>
-          <w:numId w:val="1002"/>
-        </w:numPr>
-      </w:pPr>
-      <w:r>
-        <w:t xml:space="preserve">LILY: Don’t tell Mom. She’ll fly in from Phoenix tonight.</w:t>
-      </w:r>
-      <w:r>
-        <w:t xml:space="preserve"> </w:t>
-      </w:r>
-      <w:r>
-        <w:t xml:space="preserve">릴리: 엄마한테 말하지 마. 오늘 밤에 피닉스에서 날아올 거야.</w:t>
-      </w:r>
-    </w:p>
-    <w:p>
-      <w:pPr>
-        <w:numPr>
-          <w:ilvl w:val="0"/>
-          <w:numId w:val="1002"/>
-        </w:numPr>
-      </w:pPr>
-      <w:r>
-        <w:t xml:space="preserve">NOAH: Deal. But you’re telling her eventually.</w:t>
-      </w:r>
-      <w:r>
-        <w:t xml:space="preserve"> </w:t>
-      </w:r>
-      <w:r>
-        <w:t xml:space="preserve">노아: 알았어. 근데 언젠가는 네가 말해야 돼.</w:t>
-      </w:r>
-    </w:p>
-    <w:p>
-      <w:pPr>
-        <w:numPr>
-          <w:ilvl w:val="0"/>
-          <w:numId w:val="1002"/>
-        </w:numPr>
-      </w:pPr>
-      <w:r>
-        <w:t xml:space="preserve">LILY: Eventually. Like, next year.</w:t>
-      </w:r>
-      <w:r>
-        <w:t xml:space="preserve"> </w:t>
-      </w:r>
-      <w:r>
-        <w:t xml:space="preserve">릴리: 언젠가는. 한 내년쯤.</w:t>
-      </w:r>
-    </w:p>
-    <w:p>
-      <w:pPr>
-        <w:numPr>
-          <w:ilvl w:val="0"/>
-          <w:numId w:val="1002"/>
-        </w:numPr>
-      </w:pPr>
-      <w:r>
-        <w:t xml:space="preserve">NOAH: You know what’s funny? I sell this stuff for a living.</w:t>
-      </w:r>
-      <w:r>
-        <w:t xml:space="preserve"> </w:t>
-      </w:r>
-      <w:r>
-        <w:t xml:space="preserve">노아: 웃긴 게 뭔지 알아? 내가 이걸 팔아서 먹고살아.</w:t>
-      </w:r>
-    </w:p>
-    <w:p>
-      <w:pPr>
-        <w:numPr>
-          <w:ilvl w:val="0"/>
-          <w:numId w:val="1002"/>
-        </w:numPr>
-      </w:pPr>
-      <w:r>
-        <w:t xml:space="preserve">LILY: You sell filler? I thought you did</w:t>
-      </w:r>
-      <w:r>
-        <w:t xml:space="preserve"> </w:t>
-      </w:r>
-      <w:r>
         <w:t xml:space="preserve">“</w:t>
       </w:r>
       <w:r>
@@ -974,80 +557,29 @@
       <w:r>
         <w:t xml:space="preserve">”</w:t>
       </w:r>
-      <w:r>
-        <w:t xml:space="preserve"> </w:t>
-      </w:r>
-      <w:r>
-        <w:t xml:space="preserve">릴리: 오빠가 필러를 판다고?</w:t>
-      </w:r>
-      <w:r>
-        <w:t xml:space="preserve"> </w:t>
-      </w:r>
-      <w:r>
-        <w:t xml:space="preserve">“</w:t>
-      </w:r>
-      <w:r>
-        <w:t xml:space="preserve">브랜드 전략</w:t>
-      </w:r>
-      <w:r>
-        <w:t xml:space="preserve">”</w:t>
-      </w:r>
-      <w:r>
-        <w:t xml:space="preserve"> </w:t>
-      </w:r>
-      <w:r>
-        <w:t xml:space="preserve">한다며.</w:t>
-      </w:r>
-    </w:p>
-    <w:p>
-      <w:pPr>
-        <w:numPr>
-          <w:ilvl w:val="0"/>
-          <w:numId w:val="1002"/>
-        </w:numPr>
+    </w:p>
+    <w:p>
+      <w:pPr>
+        <w:pStyle w:val="BodyText"/>
       </w:pPr>
       <w:r>
         <w:t xml:space="preserve">NOAH: Brand strategy for filler. I work at Halvern, and I help decide how we talk about our product to doctors. Our product is called Lumaderm. It’s one of the best-sellers.</w:t>
       </w:r>
-      <w:r>
-        <w:t xml:space="preserve"> </w:t>
-      </w:r>
-      <w:r>
-        <w:t xml:space="preserve">노아: 필러 브랜드 전략. 할번에서 일하는데, 우리 제품을 의사들한테 어떻게 이야기할지 정하는 걸 도와. 제품 이름은 루마덤이야. 제일 잘 팔리는 제품 중 하나지.</w:t>
-      </w:r>
-    </w:p>
-    <w:p>
-      <w:pPr>
-        <w:numPr>
-          <w:ilvl w:val="0"/>
-          <w:numId w:val="1002"/>
-        </w:numPr>
+    </w:p>
+    <w:p>
+      <w:pPr>
+        <w:pStyle w:val="BodyText"/>
       </w:pPr>
       <w:r>
         <w:t xml:space="preserve">LILY: Was mine Lumaderm?</w:t>
       </w:r>
-      <w:r>
-        <w:t xml:space="preserve"> </w:t>
-      </w:r>
-      <w:r>
-        <w:t xml:space="preserve">릴리: 내가 맞은 게 루마덤이었어?</w:t>
-      </w:r>
-    </w:p>
-    <w:p>
-      <w:pPr>
-        <w:numPr>
-          <w:ilvl w:val="0"/>
-          <w:numId w:val="1002"/>
-        </w:numPr>
+    </w:p>
+    <w:p>
+      <w:pPr>
+        <w:pStyle w:val="BodyText"/>
       </w:pPr>
       <w:r>
         <w:t xml:space="preserve">NOAH: I don’t know yet. And honestly, I’m scared to ask.</w:t>
-      </w:r>
-      <w:r>
-        <w:t xml:space="preserve"> </w:t>
-      </w:r>
-      <w:r>
-        <w:t xml:space="preserve">노아: 아직 몰라. 솔직히 물어보기가 무서워.</w:t>
       </w:r>
     </w:p>
     <w:bookmarkEnd w:id="22"/>
@@ -1062,623 +594,296 @@
     </w:p>
     <w:p>
       <w:pPr>
-        <w:numPr>
-          <w:ilvl w:val="0"/>
-          <w:numId w:val="1003"/>
-        </w:numPr>
+        <w:pStyle w:val="FirstParagraph"/>
       </w:pPr>
       <w:r>
         <w:t xml:space="preserve">ELENA: Her color’s better on the left side. The tip is still dusky.</w:t>
       </w:r>
+    </w:p>
+    <w:p>
+      <w:pPr>
+        <w:pStyle w:val="BodyText"/>
+      </w:pPr>
+      <w:r>
+        <w:t xml:space="preserve">NOAH: Dusky? Is that bad?</w:t>
+      </w:r>
+    </w:p>
+    <w:p>
+      <w:pPr>
+        <w:pStyle w:val="BodyText"/>
+      </w:pPr>
+      <w:r>
+        <w:t xml:space="preserve">ELENA: It means not enough blood yet. We’re doing a second round.</w:t>
+      </w:r>
+    </w:p>
+    <w:p>
+      <w:pPr>
+        <w:pStyle w:val="BodyText"/>
+      </w:pPr>
+      <w:r>
+        <w:t xml:space="preserve">LILY: More needles. Great.</w:t>
+      </w:r>
+    </w:p>
+    <w:p>
+      <w:pPr>
+        <w:pStyle w:val="BodyText"/>
+      </w:pPr>
+      <w:r>
+        <w:t xml:space="preserve">ELENA: Sorry, Lily. This one’s a higher dose. You’ll feel some pressure.</w:t>
+      </w:r>
+    </w:p>
+    <w:p>
+      <w:pPr>
+        <w:pStyle w:val="BodyText"/>
+      </w:pPr>
+      <w:r>
+        <w:t xml:space="preserve">NOAH: Doctor, do you know the brand? The filler she got?</w:t>
+      </w:r>
+    </w:p>
+    <w:p>
+      <w:pPr>
+        <w:pStyle w:val="BodyText"/>
+      </w:pPr>
+      <w:r>
+        <w:t xml:space="preserve">ELENA: The spa faxed over the label. Lumaderm Volume.</w:t>
+      </w:r>
+    </w:p>
+    <w:p>
+      <w:pPr>
+        <w:pStyle w:val="BodyText"/>
+      </w:pPr>
+      <w:r>
+        <w:t xml:space="preserve">NOAH: That’s… that’s my product.</w:t>
+      </w:r>
+    </w:p>
+    <w:p>
+      <w:pPr>
+        <w:pStyle w:val="BodyText"/>
+      </w:pPr>
+      <w:r>
+        <w:t xml:space="preserve">ELENA: Your product?</w:t>
+      </w:r>
+    </w:p>
+    <w:p>
+      <w:pPr>
+        <w:pStyle w:val="BodyText"/>
+      </w:pPr>
+      <w:r>
+        <w:t xml:space="preserve">NOAH: I’m the brand manager for it. At Halvern.</w:t>
+      </w:r>
+    </w:p>
+    <w:p>
+      <w:pPr>
+        <w:pStyle w:val="BodyText"/>
+      </w:pPr>
+      <w:r>
+        <w:t xml:space="preserve">LILY: Wow. Small world.</w:t>
+      </w:r>
+    </w:p>
+    <w:p>
+      <w:pPr>
+        <w:pStyle w:val="BodyText"/>
+      </w:pPr>
+      <w:r>
+        <w:t xml:space="preserve">ELENA: It’s a good filler, honestly. Doctors like it because the results last a long time. The problem is that the same thing makes it very hard to dissolve in an emergency.</w:t>
+      </w:r>
+    </w:p>
+    <w:p>
+      <w:pPr>
+        <w:pStyle w:val="BodyText"/>
+      </w:pPr>
+      <w:r>
+        <w:t xml:space="preserve">NOAH: Hard to dissolve. In the brochure, we call that</w:t>
+      </w:r>
       <w:r>
         <w:t xml:space="preserve"> </w:t>
       </w:r>
       <w:r>
-        <w:t xml:space="preserve">엘레나: 왼쪽은 혈색이 좋아졌어요. 코끝은 아직 거무스름하고요.</w:t>
-      </w:r>
-    </w:p>
-    <w:p>
-      <w:pPr>
-        <w:numPr>
-          <w:ilvl w:val="0"/>
-          <w:numId w:val="1003"/>
-        </w:numPr>
-      </w:pPr>
-      <w:r>
-        <w:t xml:space="preserve">NOAH: Dusky? Is that bad?</w:t>
+        <w:t xml:space="preserve">“</w:t>
+      </w:r>
+      <w:r>
+        <w:t xml:space="preserve">long-lasting.</w:t>
+      </w:r>
+      <w:r>
+        <w:t xml:space="preserve">”</w:t>
+      </w:r>
+    </w:p>
+    <w:p>
+      <w:pPr>
+        <w:pStyle w:val="BodyText"/>
+      </w:pPr>
+      <w:r>
+        <w:t xml:space="preserve">ELENA: Same thing. Different audience.</w:t>
+      </w:r>
+    </w:p>
+    <w:p>
+      <w:pPr>
+        <w:pStyle w:val="BodyText"/>
+      </w:pPr>
+      <w:r>
+        <w:t xml:space="preserve">NOAH: Dr. Ruiz? You’re still here? It’s two in the morning.</w:t>
+      </w:r>
+    </w:p>
+    <w:p>
+      <w:pPr>
+        <w:pStyle w:val="BodyText"/>
+      </w:pPr>
+      <w:r>
+        <w:t xml:space="preserve">ELENA: I’m on until seven. This coffee is my best friend tonight.</w:t>
+      </w:r>
+    </w:p>
+    <w:p>
+      <w:pPr>
+        <w:pStyle w:val="BodyText"/>
+      </w:pPr>
+      <w:r>
+        <w:t xml:space="preserve">NOAH: Mind if I sit down? Lily’s finally asleep.</w:t>
+      </w:r>
+    </w:p>
+    <w:p>
+      <w:pPr>
+        <w:pStyle w:val="BodyText"/>
+      </w:pPr>
+      <w:r>
+        <w:t xml:space="preserve">ELENA: Go ahead. The nurse says her color held.</w:t>
+      </w:r>
+    </w:p>
+    <w:p>
+      <w:pPr>
+        <w:pStyle w:val="BodyText"/>
+      </w:pPr>
+      <w:r>
+        <w:t xml:space="preserve">NOAH: She said it worked. Thank you. Really.</w:t>
+      </w:r>
+    </w:p>
+    <w:p>
+      <w:pPr>
+        <w:pStyle w:val="BodyText"/>
+      </w:pPr>
+      <w:r>
+        <w:t xml:space="preserve">ELENA: Mostly worked. She may still have a small scar on the tip.</w:t>
+      </w:r>
+    </w:p>
+    <w:p>
+      <w:pPr>
+        <w:pStyle w:val="BodyText"/>
+      </w:pPr>
+      <w:r>
+        <w:t xml:space="preserve">NOAH: Can I ask you something? Why does it take so long?</w:t>
+      </w:r>
+    </w:p>
+    <w:p>
+      <w:pPr>
+        <w:pStyle w:val="BodyText"/>
+      </w:pPr>
+      <w:r>
+        <w:t xml:space="preserve">ELENA: Fillers are crosslinked. Think of a fishing net.</w:t>
+      </w:r>
+    </w:p>
+    <w:p>
+      <w:pPr>
+        <w:pStyle w:val="BodyText"/>
+      </w:pPr>
+      <w:r>
+        <w:t xml:space="preserve">NOAH: A fishing net?</w:t>
+      </w:r>
+    </w:p>
+    <w:p>
+      <w:pPr>
+        <w:pStyle w:val="BodyText"/>
+      </w:pPr>
+      <w:r>
+        <w:t xml:space="preserve">ELENA: The tighter you tie the net, the longer the filler lasts in the body. But the enzyme has to cut every knot, so a tight net takes much longer to dissolve.</w:t>
+      </w:r>
+    </w:p>
+    <w:p>
+      <w:pPr>
+        <w:pStyle w:val="BodyText"/>
+      </w:pPr>
+      <w:r>
+        <w:t xml:space="preserve">NOAH: So long-lasting and easy to dissolve are opposites.</w:t>
+      </w:r>
+    </w:p>
+    <w:p>
+      <w:pPr>
+        <w:pStyle w:val="BodyText"/>
+      </w:pPr>
+      <w:r>
+        <w:t xml:space="preserve">ELENA: Right now, yes. And almost every company chooses long-lasting, because that’s what patients ask for and what sells. Nobody puts</w:t>
       </w:r>
       <w:r>
         <w:t xml:space="preserve"> </w:t>
       </w:r>
       <w:r>
-        <w:t xml:space="preserve">노아: 거무스름하다는 게 나쁜 건가요?</w:t>
-      </w:r>
-    </w:p>
-    <w:p>
-      <w:pPr>
-        <w:numPr>
-          <w:ilvl w:val="0"/>
-          <w:numId w:val="1003"/>
-        </w:numPr>
-      </w:pPr>
-      <w:r>
-        <w:t xml:space="preserve">ELENA: It means not enough blood yet. We’re doing a second round.</w:t>
+        <w:t xml:space="preserve">“</w:t>
+      </w:r>
+      <w:r>
+        <w:t xml:space="preserve">easy to remove</w:t>
+      </w:r>
+      <w:r>
+        <w:t xml:space="preserve">”</w:t>
       </w:r>
       <w:r>
         <w:t xml:space="preserve"> </w:t>
       </w:r>
       <w:r>
-        <w:t xml:space="preserve">엘레나: 아직 피가 충분히 안 간다는 뜻이에요. 두 번째 주사를 할게요.</w:t>
-      </w:r>
-    </w:p>
-    <w:p>
-      <w:pPr>
-        <w:numPr>
-          <w:ilvl w:val="0"/>
-          <w:numId w:val="1003"/>
-        </w:numPr>
-      </w:pPr>
-      <w:r>
-        <w:t xml:space="preserve">LILY: More needles. Great.</w:t>
+        <w:t xml:space="preserve">on the box.</w:t>
+      </w:r>
+    </w:p>
+    <w:p>
+      <w:pPr>
+        <w:pStyle w:val="BodyText"/>
+      </w:pPr>
+      <w:r>
+        <w:t xml:space="preserve">NOAH: I know. I wrote the slogan.</w:t>
       </w:r>
       <w:r>
         <w:t xml:space="preserve"> </w:t>
       </w:r>
       <w:r>
-        <w:t xml:space="preserve">릴리: 바늘 또. 좋네요.</w:t>
-      </w:r>
-    </w:p>
-    <w:p>
-      <w:pPr>
-        <w:numPr>
-          <w:ilvl w:val="0"/>
-          <w:numId w:val="1003"/>
-        </w:numPr>
-      </w:pPr>
-      <w:r>
-        <w:t xml:space="preserve">ELENA: Sorry, Lily. This one’s a higher dose. You’ll feel some pressure.</w:t>
+        <w:t xml:space="preserve">“</w:t>
+      </w:r>
+      <w:r>
+        <w:t xml:space="preserve">Results that stay.</w:t>
+      </w:r>
+      <w:r>
+        <w:t xml:space="preserve">”</w:t>
+      </w:r>
+    </w:p>
+    <w:p>
+      <w:pPr>
+        <w:pStyle w:val="BodyText"/>
+      </w:pPr>
+      <w:r>
+        <w:t xml:space="preserve">ELENA: Then you know the brochure never says</w:t>
       </w:r>
       <w:r>
         <w:t xml:space="preserve"> </w:t>
       </w:r>
       <w:r>
-        <w:t xml:space="preserve">엘레나: 미안해요, 릴리. 이번엔 용량이 더 많아요. 좀 뻐근할 거예요.</w:t>
-      </w:r>
-    </w:p>
-    <w:p>
-      <w:pPr>
-        <w:numPr>
-          <w:ilvl w:val="0"/>
-          <w:numId w:val="1003"/>
-        </w:numPr>
-      </w:pPr>
-      <w:r>
-        <w:t xml:space="preserve">NOAH: Doctor, do you know the brand? The filler she got?</w:t>
-      </w:r>
-      <w:r>
-        <w:t xml:space="preserve"> </w:t>
-      </w:r>
-      <w:r>
-        <w:t xml:space="preserve">노아: 선생님, 무슨 제품인지 아세요? 동생이 맞은 필러요.</w:t>
-      </w:r>
-    </w:p>
-    <w:p>
-      <w:pPr>
-        <w:numPr>
-          <w:ilvl w:val="0"/>
-          <w:numId w:val="1003"/>
-        </w:numPr>
-      </w:pPr>
-      <w:r>
-        <w:t xml:space="preserve">ELENA: The spa faxed over the label. Lumaderm Volume.</w:t>
-      </w:r>
-      <w:r>
-        <w:t xml:space="preserve"> </w:t>
-      </w:r>
-      <w:r>
-        <w:t xml:space="preserve">엘레나: 스파에서 라벨을 팩스로 보냈어요. 루마덤 볼륨이요.</w:t>
-      </w:r>
-    </w:p>
-    <w:p>
-      <w:pPr>
-        <w:numPr>
-          <w:ilvl w:val="0"/>
-          <w:numId w:val="1003"/>
-        </w:numPr>
-      </w:pPr>
-      <w:r>
-        <w:t xml:space="preserve">NOAH: That’s… that’s my product.</w:t>
-      </w:r>
-      <w:r>
-        <w:t xml:space="preserve"> </w:t>
-      </w:r>
-      <w:r>
-        <w:t xml:space="preserve">노아: 그거… 제 제품이에요.</w:t>
-      </w:r>
-    </w:p>
-    <w:p>
-      <w:pPr>
-        <w:numPr>
-          <w:ilvl w:val="0"/>
-          <w:numId w:val="1003"/>
-        </w:numPr>
-      </w:pPr>
-      <w:r>
-        <w:t xml:space="preserve">ELENA: Your product?</w:t>
-      </w:r>
-      <w:r>
-        <w:t xml:space="preserve"> </w:t>
-      </w:r>
-      <w:r>
-        <w:t xml:space="preserve">엘레나: 당신 제품이요?</w:t>
-      </w:r>
-    </w:p>
-    <w:p>
-      <w:pPr>
-        <w:numPr>
-          <w:ilvl w:val="0"/>
-          <w:numId w:val="1003"/>
-        </w:numPr>
-      </w:pPr>
-      <w:r>
-        <w:t xml:space="preserve">NOAH: I’m the brand manager for it. At Halvern.</w:t>
-      </w:r>
-      <w:r>
-        <w:t xml:space="preserve"> </w:t>
-      </w:r>
-      <w:r>
-        <w:t xml:space="preserve">노아: 제가 그 제품 브랜드 매니저예요. 할번에서요.</w:t>
-      </w:r>
-    </w:p>
-    <w:p>
-      <w:pPr>
-        <w:numPr>
-          <w:ilvl w:val="0"/>
-          <w:numId w:val="1003"/>
-        </w:numPr>
-      </w:pPr>
-      <w:r>
-        <w:t xml:space="preserve">LILY: Wow. Small world.</w:t>
-      </w:r>
-      <w:r>
-        <w:t xml:space="preserve"> </w:t>
-      </w:r>
-      <w:r>
-        <w:t xml:space="preserve">릴리: 와. 세상 좁네.</w:t>
-      </w:r>
-    </w:p>
-    <w:p>
-      <w:pPr>
-        <w:numPr>
-          <w:ilvl w:val="0"/>
-          <w:numId w:val="1003"/>
-        </w:numPr>
-      </w:pPr>
-      <w:r>
-        <w:t xml:space="preserve">ELENA: It’s a good filler, honestly. Doctors like it because the results last a long time. The problem is that the same thing makes it very hard to dissolve in an emergency.</w:t>
-      </w:r>
-      <w:r>
-        <w:t xml:space="preserve"> </w:t>
-      </w:r>
-      <w:r>
-        <w:t xml:space="preserve">엘레나: 솔직히 좋은 필러예요. 효과가 오래가니까 의사들이 좋아하죠. 문제는 바로 그 점 때문에 응급 상황에서 녹이기가 아주 어렵다는 거예요.</w:t>
-      </w:r>
-    </w:p>
-    <w:p>
-      <w:pPr>
-        <w:numPr>
-          <w:ilvl w:val="0"/>
-          <w:numId w:val="1003"/>
-        </w:numPr>
-      </w:pPr>
-      <w:r>
-        <w:t xml:space="preserve">NOAH: Hard to dissolve. In the brochure, we call that</w:t>
-      </w:r>
-      <w:r>
-        <w:t xml:space="preserve"> </w:t>
-      </w:r>
-      <w:r>
         <w:t xml:space="preserve">“</w:t>
       </w:r>
       <w:r>
-        <w:t xml:space="preserve">long-lasting.</w:t>
+        <w:t xml:space="preserve">reversible.</w:t>
       </w:r>
       <w:r>
         <w:t xml:space="preserve">”</w:t>
       </w:r>
-      <w:r>
-        <w:t xml:space="preserve"> </w:t>
-      </w:r>
-      <w:r>
-        <w:t xml:space="preserve">노아: 녹이기 어렵다. 브로슈어에선 그걸</w:t>
-      </w:r>
-      <w:r>
-        <w:t xml:space="preserve"> </w:t>
-      </w:r>
-      <w:r>
-        <w:t xml:space="preserve">“</w:t>
-      </w:r>
-      <w:r>
-        <w:t xml:space="preserve">오래 지속된다</w:t>
-      </w:r>
-      <w:r>
-        <w:t xml:space="preserve">”</w:t>
-      </w:r>
-      <w:r>
-        <w:t xml:space="preserve">고 하죠.</w:t>
-      </w:r>
-    </w:p>
-    <w:p>
-      <w:pPr>
-        <w:numPr>
-          <w:ilvl w:val="0"/>
-          <w:numId w:val="1003"/>
-        </w:numPr>
-      </w:pPr>
-      <w:r>
-        <w:t xml:space="preserve">ELENA: Same thing. Different audience.</w:t>
-      </w:r>
-      <w:r>
-        <w:t xml:space="preserve"> </w:t>
-      </w:r>
-      <w:r>
-        <w:t xml:space="preserve">엘레나: 같은 말이에요. 듣는 사람이 다를 뿐.</w:t>
-      </w:r>
-    </w:p>
-    <w:p>
-      <w:pPr>
-        <w:numPr>
-          <w:ilvl w:val="0"/>
-          <w:numId w:val="1003"/>
-        </w:numPr>
-      </w:pPr>
-      <w:r>
-        <w:t xml:space="preserve">NOAH: Dr. Ruiz? You’re still here? It’s two in the morning.</w:t>
-      </w:r>
-      <w:r>
-        <w:t xml:space="preserve"> </w:t>
-      </w:r>
-      <w:r>
-        <w:t xml:space="preserve">노아: 루이스 선생님? 아직 계셨어요? 새벽 2시인데.</w:t>
-      </w:r>
-    </w:p>
-    <w:p>
-      <w:pPr>
-        <w:numPr>
-          <w:ilvl w:val="0"/>
-          <w:numId w:val="1003"/>
-        </w:numPr>
-      </w:pPr>
-      <w:r>
-        <w:t xml:space="preserve">ELENA: I’m on until seven. This coffee is my best friend tonight.</w:t>
-      </w:r>
-      <w:r>
-        <w:t xml:space="preserve"> </w:t>
-      </w:r>
-      <w:r>
-        <w:t xml:space="preserve">엘레나: 7시까지 근무예요. 오늘 밤엔 이 커피가 제일 친한 친구고요.</w:t>
-      </w:r>
-    </w:p>
-    <w:p>
-      <w:pPr>
-        <w:numPr>
-          <w:ilvl w:val="0"/>
-          <w:numId w:val="1003"/>
-        </w:numPr>
-      </w:pPr>
-      <w:r>
-        <w:t xml:space="preserve">NOAH: Mind if I sit down? Lily’s finally asleep.</w:t>
-      </w:r>
-      <w:r>
-        <w:t xml:space="preserve"> </w:t>
-      </w:r>
-      <w:r>
-        <w:t xml:space="preserve">노아: 앉아도 될까요? 릴리가 겨우 잠들었어요.</w:t>
-      </w:r>
-    </w:p>
-    <w:p>
-      <w:pPr>
-        <w:numPr>
-          <w:ilvl w:val="0"/>
-          <w:numId w:val="1003"/>
-        </w:numPr>
-      </w:pPr>
-      <w:r>
-        <w:t xml:space="preserve">ELENA: Go ahead. The nurse says her color held.</w:t>
-      </w:r>
-      <w:r>
-        <w:t xml:space="preserve"> </w:t>
-      </w:r>
-      <w:r>
-        <w:t xml:space="preserve">엘레나: 앉으세요. 간호사 말로는 혈색이 유지되고 있대요.</w:t>
-      </w:r>
-    </w:p>
-    <w:p>
-      <w:pPr>
-        <w:numPr>
-          <w:ilvl w:val="0"/>
-          <w:numId w:val="1003"/>
-        </w:numPr>
-      </w:pPr>
-      <w:r>
-        <w:t xml:space="preserve">NOAH: She said it worked. Thank you. Really.</w:t>
-      </w:r>
-      <w:r>
-        <w:t xml:space="preserve"> </w:t>
-      </w:r>
-      <w:r>
-        <w:t xml:space="preserve">노아: 효과가 있었다고 하더라고요. 감사합니다. 정말로요.</w:t>
-      </w:r>
-    </w:p>
-    <w:p>
-      <w:pPr>
-        <w:numPr>
-          <w:ilvl w:val="0"/>
-          <w:numId w:val="1003"/>
-        </w:numPr>
-      </w:pPr>
-      <w:r>
-        <w:t xml:space="preserve">ELENA: Mostly worked. She may still have a small scar on the tip.</w:t>
-      </w:r>
-      <w:r>
-        <w:t xml:space="preserve"> </w:t>
-      </w:r>
-      <w:r>
-        <w:t xml:space="preserve">엘레나: 대부분은요. 코끝에 작은 흉터가 남을 수도 있어요.</w:t>
-      </w:r>
-    </w:p>
-    <w:p>
-      <w:pPr>
-        <w:numPr>
-          <w:ilvl w:val="0"/>
-          <w:numId w:val="1003"/>
-        </w:numPr>
-      </w:pPr>
-      <w:r>
-        <w:t xml:space="preserve">NOAH: Can I ask you something? Why does it take so long?</w:t>
-      </w:r>
-      <w:r>
-        <w:t xml:space="preserve"> </w:t>
-      </w:r>
-      <w:r>
-        <w:t xml:space="preserve">노아: 하나 여쭤봐도 될까요? 왜 그렇게 오래 걸리죠?</w:t>
-      </w:r>
-    </w:p>
-    <w:p>
-      <w:pPr>
-        <w:numPr>
-          <w:ilvl w:val="0"/>
-          <w:numId w:val="1003"/>
-        </w:numPr>
-      </w:pPr>
-      <w:r>
-        <w:t xml:space="preserve">ELENA: Fillers are crosslinked. Think of a fishing net.</w:t>
-      </w:r>
-      <w:r>
-        <w:t xml:space="preserve"> </w:t>
-      </w:r>
-      <w:r>
-        <w:t xml:space="preserve">엘레나: 필러는 가교 결합이 돼 있어요. 고기 잡는 그물을 떠올려 보세요.</w:t>
-      </w:r>
-    </w:p>
-    <w:p>
-      <w:pPr>
-        <w:numPr>
-          <w:ilvl w:val="0"/>
-          <w:numId w:val="1003"/>
-        </w:numPr>
-      </w:pPr>
-      <w:r>
-        <w:t xml:space="preserve">NOAH: A fishing net?</w:t>
-      </w:r>
-      <w:r>
-        <w:t xml:space="preserve"> </w:t>
-      </w:r>
-      <w:r>
-        <w:t xml:space="preserve">노아: 그물이요?</w:t>
-      </w:r>
-    </w:p>
-    <w:p>
-      <w:pPr>
-        <w:numPr>
-          <w:ilvl w:val="0"/>
-          <w:numId w:val="1003"/>
-        </w:numPr>
-      </w:pPr>
-      <w:r>
-        <w:t xml:space="preserve">ELENA: The tighter you tie the net, the longer the filler lasts in the body. But the enzyme has to cut every knot, so a tight net takes much longer to dissolve.</w:t>
-      </w:r>
-      <w:r>
-        <w:t xml:space="preserve"> </w:t>
-      </w:r>
-      <w:r>
-        <w:t xml:space="preserve">엘레나: 그물을 촘촘하게 묶을수록 필러가 몸속에서 오래가요. 하지만 효소가 매듭을 하나하나 끊어야 하니까, 촘촘한 그물은 녹는 데 훨씬 오래 걸리죠.</w:t>
-      </w:r>
-    </w:p>
-    <w:p>
-      <w:pPr>
-        <w:numPr>
-          <w:ilvl w:val="0"/>
-          <w:numId w:val="1003"/>
-        </w:numPr>
-      </w:pPr>
-      <w:r>
-        <w:t xml:space="preserve">NOAH: So long-lasting and easy to dissolve are opposites.</w:t>
-      </w:r>
-      <w:r>
-        <w:t xml:space="preserve"> </w:t>
-      </w:r>
-      <w:r>
-        <w:t xml:space="preserve">노아: 그러니까 오래가는 것과 잘 녹는 건 정반대네요.</w:t>
-      </w:r>
-    </w:p>
-    <w:p>
-      <w:pPr>
-        <w:numPr>
-          <w:ilvl w:val="0"/>
-          <w:numId w:val="1003"/>
-        </w:numPr>
-      </w:pPr>
-      <w:r>
-        <w:t xml:space="preserve">ELENA: Right now, yes. And almost every company chooses long-lasting, because that’s what patients ask for and what sells. Nobody puts</w:t>
-      </w:r>
-      <w:r>
-        <w:t xml:space="preserve"> </w:t>
-      </w:r>
-      <w:r>
-        <w:t xml:space="preserve">“</w:t>
-      </w:r>
-      <w:r>
-        <w:t xml:space="preserve">easy to remove</w:t>
-      </w:r>
-      <w:r>
-        <w:t xml:space="preserve">”</w:t>
-      </w:r>
-      <w:r>
-        <w:t xml:space="preserve"> </w:t>
-      </w:r>
-      <w:r>
-        <w:t xml:space="preserve">on the box.</w:t>
-      </w:r>
-      <w:r>
-        <w:t xml:space="preserve"> </w:t>
-      </w:r>
-      <w:r>
-        <w:t xml:space="preserve">엘레나: 지금은 그래요. 그리고 거의 모든 회사가 오래가는 쪽을 택해요. 환자들이 그걸 원하고, 그게 팔리니까요. 상자에</w:t>
-      </w:r>
-      <w:r>
-        <w:t xml:space="preserve"> </w:t>
-      </w:r>
-      <w:r>
-        <w:t xml:space="preserve">“</w:t>
-      </w:r>
-      <w:r>
-        <w:t xml:space="preserve">쉽게 제거됨</w:t>
-      </w:r>
-      <w:r>
-        <w:t xml:space="preserve">”</w:t>
-      </w:r>
-      <w:r>
-        <w:t xml:space="preserve">이라고 쓰는 회사는 없죠.</w:t>
-      </w:r>
-    </w:p>
-    <w:p>
-      <w:pPr>
-        <w:numPr>
-          <w:ilvl w:val="0"/>
-          <w:numId w:val="1003"/>
-        </w:numPr>
-      </w:pPr>
-      <w:r>
-        <w:t xml:space="preserve">NOAH: I know. I wrote the slogan.</w:t>
-      </w:r>
-      <w:r>
-        <w:t xml:space="preserve"> </w:t>
-      </w:r>
-      <w:r>
-        <w:t xml:space="preserve">“</w:t>
-      </w:r>
-      <w:r>
-        <w:t xml:space="preserve">Results that stay.</w:t>
-      </w:r>
-      <w:r>
-        <w:t xml:space="preserve">”</w:t>
-      </w:r>
-      <w:r>
-        <w:t xml:space="preserve"> </w:t>
-      </w:r>
-      <w:r>
-        <w:t xml:space="preserve">노아: 알아요. 그 슬로건 제가 썼어요.</w:t>
-      </w:r>
-      <w:r>
-        <w:t xml:space="preserve"> </w:t>
-      </w:r>
-      <w:r>
-        <w:t xml:space="preserve">“</w:t>
-      </w:r>
-      <w:r>
-        <w:t xml:space="preserve">머무는 결과.</w:t>
-      </w:r>
-      <w:r>
-        <w:t xml:space="preserve">”</w:t>
-      </w:r>
-    </w:p>
-    <w:p>
-      <w:pPr>
-        <w:numPr>
-          <w:ilvl w:val="0"/>
-          <w:numId w:val="1003"/>
-        </w:numPr>
-      </w:pPr>
-      <w:r>
-        <w:t xml:space="preserve">ELENA: Then you know the brochure never says</w:t>
-      </w:r>
-      <w:r>
-        <w:t xml:space="preserve"> </w:t>
-      </w:r>
-      <w:r>
-        <w:t xml:space="preserve">“</w:t>
-      </w:r>
-      <w:r>
-        <w:t xml:space="preserve">reversible.</w:t>
-      </w:r>
-      <w:r>
-        <w:t xml:space="preserve">”</w:t>
-      </w:r>
-      <w:r>
-        <w:t xml:space="preserve"> </w:t>
-      </w:r>
-      <w:r>
-        <w:t xml:space="preserve">엘레나: 그럼 아시겠네요. 브로슈어 어디에도</w:t>
-      </w:r>
-      <w:r>
-        <w:t xml:space="preserve"> </w:t>
-      </w:r>
-      <w:r>
-        <w:t xml:space="preserve">“</w:t>
-      </w:r>
-      <w:r>
-        <w:t xml:space="preserve">되돌릴 수 있다</w:t>
-      </w:r>
-      <w:r>
-        <w:t xml:space="preserve">”</w:t>
-      </w:r>
-      <w:r>
-        <w:t xml:space="preserve">는 말은 없죠.</w:t>
-      </w:r>
-    </w:p>
-    <w:p>
-      <w:pPr>
-        <w:numPr>
-          <w:ilvl w:val="0"/>
-          <w:numId w:val="1003"/>
-        </w:numPr>
+    </w:p>
+    <w:p>
+      <w:pPr>
+        <w:pStyle w:val="BodyText"/>
       </w:pPr>
       <w:r>
         <w:t xml:space="preserve">NOAH: Here’s the thing. What if a filler could be both?</w:t>
       </w:r>
-      <w:r>
-        <w:t xml:space="preserve"> </w:t>
-      </w:r>
-      <w:r>
-        <w:t xml:space="preserve">노아: 요점은 이거예요. 필러가 둘 다일 수 있다면요?</w:t>
-      </w:r>
-    </w:p>
-    <w:p>
-      <w:pPr>
-        <w:numPr>
-          <w:ilvl w:val="0"/>
-          <w:numId w:val="1003"/>
-        </w:numPr>
+    </w:p>
+    <w:p>
+      <w:pPr>
+        <w:pStyle w:val="BodyText"/>
       </w:pPr>
       <w:r>
         <w:t xml:space="preserve">ELENA: Long-lasting and quick to dissolve? That’s a contradiction, Noah.</w:t>
-      </w:r>
-      <w:r>
-        <w:t xml:space="preserve"> </w:t>
-      </w:r>
-      <w:r>
-        <w:t xml:space="preserve">엘레나: 오래가면서 빨리 녹는다고요? 그건 모순이에요, 노아.</w:t>
       </w:r>
     </w:p>
     <w:bookmarkEnd w:id="23"/>
@@ -1693,427 +898,202 @@
     </w:p>
     <w:p>
       <w:pPr>
-        <w:numPr>
-          <w:ilvl w:val="0"/>
-          <w:numId w:val="1004"/>
-        </w:numPr>
+        <w:pStyle w:val="FirstParagraph"/>
       </w:pPr>
       <w:r>
         <w:t xml:space="preserve">NOAH: Is it, though? Or has nobody really tried?</w:t>
       </w:r>
-      <w:r>
-        <w:t xml:space="preserve"> </w:t>
-      </w:r>
-      <w:r>
-        <w:t xml:space="preserve">노아: 정말 그럴까요? 아니면 아무도 제대로 시도를 안 해 본 걸까요?</w:t>
-      </w:r>
-    </w:p>
-    <w:p>
-      <w:pPr>
-        <w:numPr>
-          <w:ilvl w:val="0"/>
-          <w:numId w:val="1004"/>
-        </w:numPr>
+    </w:p>
+    <w:p>
+      <w:pPr>
+        <w:pStyle w:val="BodyText"/>
       </w:pPr>
       <w:r>
         <w:t xml:space="preserve">ELENA: Big companies tried, as far as I know. Then they looked at the numbers, saw how much it would cost and how long it would take, and decided it wasn’t worth it.</w:t>
       </w:r>
-      <w:r>
-        <w:t xml:space="preserve"> </w:t>
-      </w:r>
-      <w:r>
-        <w:t xml:space="preserve">엘레나: 제가 알기로는 큰 회사들이 시도했어요. 그러다 숫자를 보고, 얼마나 들고 얼마나 걸리는지 확인하고는, 그럴 가치가 없다고 결정했죠.</w:t>
-      </w:r>
-    </w:p>
-    <w:p>
-      <w:pPr>
-        <w:numPr>
-          <w:ilvl w:val="0"/>
-          <w:numId w:val="1004"/>
-        </w:numPr>
+    </w:p>
+    <w:p>
+      <w:pPr>
+        <w:pStyle w:val="BodyText"/>
       </w:pPr>
       <w:r>
         <w:t xml:space="preserve">NOAH: What numbers?</w:t>
       </w:r>
-      <w:r>
-        <w:t xml:space="preserve"> </w:t>
-      </w:r>
-      <w:r>
-        <w:t xml:space="preserve">노아: 무슨 숫자요?</w:t>
-      </w:r>
-    </w:p>
-    <w:p>
-      <w:pPr>
-        <w:numPr>
-          <w:ilvl w:val="0"/>
-          <w:numId w:val="1004"/>
-        </w:numPr>
+    </w:p>
+    <w:p>
+      <w:pPr>
+        <w:pStyle w:val="BodyText"/>
       </w:pPr>
       <w:r>
         <w:t xml:space="preserve">ELENA: Development costs. Clinical trials. Years of FDA review.</w:t>
       </w:r>
-      <w:r>
-        <w:t xml:space="preserve"> </w:t>
-      </w:r>
-      <w:r>
-        <w:t xml:space="preserve">엘레나: 개발비. 임상시험. 몇 년씩 걸리는 FDA 심사.</w:t>
-      </w:r>
-    </w:p>
-    <w:p>
-      <w:pPr>
-        <w:numPr>
-          <w:ilvl w:val="0"/>
-          <w:numId w:val="1004"/>
-        </w:numPr>
+    </w:p>
+    <w:p>
+      <w:pPr>
+        <w:pStyle w:val="BodyText"/>
       </w:pPr>
       <w:r>
         <w:t xml:space="preserve">NOAH: And complications don’t show up on the sales report.</w:t>
       </w:r>
-      <w:r>
-        <w:t xml:space="preserve"> </w:t>
-      </w:r>
-      <w:r>
-        <w:t xml:space="preserve">노아: 그리고 부작용은 매출 보고서에 안 나오죠.</w:t>
-      </w:r>
-    </w:p>
-    <w:p>
-      <w:pPr>
-        <w:numPr>
-          <w:ilvl w:val="0"/>
-          <w:numId w:val="1004"/>
-        </w:numPr>
+    </w:p>
+    <w:p>
+      <w:pPr>
+        <w:pStyle w:val="BodyText"/>
       </w:pPr>
       <w:r>
         <w:t xml:space="preserve">ELENA: No. They show up here, in my ER, on a Friday night, with a frightened young woman and a family member who doesn’t understand what’s happening. This year, I’ve seen four.</w:t>
       </w:r>
-      <w:r>
-        <w:t xml:space="preserve"> </w:t>
-      </w:r>
-      <w:r>
-        <w:t xml:space="preserve">엘레나: 안 나오죠. 여기 나타나요. 제 응급실에, 금요일 밤에. 겁먹은 젊은 여성과 무슨 일인지 모르는 가족과 함께. 올해만 네 번 봤어요.</w:t>
-      </w:r>
-    </w:p>
-    <w:p>
-      <w:pPr>
-        <w:numPr>
-          <w:ilvl w:val="0"/>
-          <w:numId w:val="1004"/>
-        </w:numPr>
+    </w:p>
+    <w:p>
+      <w:pPr>
+        <w:pStyle w:val="BodyText"/>
       </w:pPr>
       <w:r>
         <w:t xml:space="preserve">NOAH: Can I borrow your pen?</w:t>
       </w:r>
-      <w:r>
-        <w:t xml:space="preserve"> </w:t>
-      </w:r>
-      <w:r>
-        <w:t xml:space="preserve">노아: 펜 좀 빌려도 될까요?</w:t>
-      </w:r>
-    </w:p>
-    <w:p>
-      <w:pPr>
-        <w:numPr>
-          <w:ilvl w:val="0"/>
-          <w:numId w:val="1004"/>
-        </w:numPr>
+    </w:p>
+    <w:p>
+      <w:pPr>
+        <w:pStyle w:val="BodyText"/>
       </w:pPr>
       <w:r>
         <w:t xml:space="preserve">ELENA: You’re going to write on a napkin? Seriously?</w:t>
       </w:r>
-      <w:r>
-        <w:t xml:space="preserve"> </w:t>
-      </w:r>
-      <w:r>
-        <w:t xml:space="preserve">엘레나: 냅킨에 쓰려고요? 진심이에요?</w:t>
-      </w:r>
-    </w:p>
-    <w:p>
-      <w:pPr>
-        <w:numPr>
-          <w:ilvl w:val="0"/>
-          <w:numId w:val="1004"/>
-        </w:numPr>
+    </w:p>
+    <w:p>
+      <w:pPr>
+        <w:pStyle w:val="BodyText"/>
       </w:pPr>
       <w:r>
         <w:t xml:space="preserve">NOAH: Old habit. My best ideas start on napkins.</w:t>
       </w:r>
-      <w:r>
-        <w:t xml:space="preserve"> </w:t>
-      </w:r>
-      <w:r>
-        <w:t xml:space="preserve">노아: 오래된 습관이에요. 제 최고의 아이디어는 다 냅킨에서 시작했거든요.</w:t>
-      </w:r>
-    </w:p>
-    <w:p>
-      <w:pPr>
-        <w:numPr>
-          <w:ilvl w:val="0"/>
-          <w:numId w:val="1004"/>
-        </w:numPr>
+    </w:p>
+    <w:p>
+      <w:pPr>
+        <w:pStyle w:val="BodyText"/>
       </w:pPr>
       <w:r>
         <w:t xml:space="preserve">ELENA: And your worst ones?</w:t>
       </w:r>
-      <w:r>
-        <w:t xml:space="preserve"> </w:t>
-      </w:r>
-      <w:r>
-        <w:t xml:space="preserve">엘레나: 최악의 아이디어는요?</w:t>
-      </w:r>
-    </w:p>
-    <w:p>
-      <w:pPr>
-        <w:numPr>
-          <w:ilvl w:val="0"/>
-          <w:numId w:val="1004"/>
-        </w:numPr>
+    </w:p>
+    <w:p>
+      <w:pPr>
+        <w:pStyle w:val="BodyText"/>
       </w:pPr>
       <w:r>
         <w:t xml:space="preserve">NOAH: Also napkins. Look. Here’s the net. Tight, so it lasts.</w:t>
       </w:r>
-      <w:r>
-        <w:t xml:space="preserve"> </w:t>
-      </w:r>
-      <w:r>
-        <w:t xml:space="preserve">노아: 그것도 냅킨이요. 보세요. 이게 그물이에요. 촘촘하니까 오래가죠.</w:t>
-      </w:r>
-    </w:p>
-    <w:p>
-      <w:pPr>
-        <w:numPr>
-          <w:ilvl w:val="0"/>
-          <w:numId w:val="1004"/>
-        </w:numPr>
+    </w:p>
+    <w:p>
+      <w:pPr>
+        <w:pStyle w:val="BodyText"/>
       </w:pPr>
       <w:r>
         <w:t xml:space="preserve">ELENA: Okay. I’m following.</w:t>
       </w:r>
-      <w:r>
-        <w:t xml:space="preserve"> </w:t>
-      </w:r>
-      <w:r>
-        <w:t xml:space="preserve">엘레나: 네. 따라가고 있어요.</w:t>
-      </w:r>
-    </w:p>
-    <w:p>
-      <w:pPr>
-        <w:numPr>
-          <w:ilvl w:val="0"/>
-          <w:numId w:val="1004"/>
-        </w:numPr>
+    </w:p>
+    <w:p>
+      <w:pPr>
+        <w:pStyle w:val="BodyText"/>
       </w:pPr>
       <w:r>
         <w:t xml:space="preserve">NOAH: But what if the knots were designed to break, but only when the enzyme touches them? Strong inside the body for months, and then fast to cut when there’s an emergency.</w:t>
       </w:r>
-      <w:r>
-        <w:t xml:space="preserve"> </w:t>
-      </w:r>
-      <w:r>
-        <w:t xml:space="preserve">노아: 그런데 매듭이 끊어지도록 설계돼 있다면? 효소가 닿을 때만. 몸속에선 몇 달 동안 튼튼하고, 응급 상황이 오면 빨리 끊어지는 거죠.</w:t>
-      </w:r>
-    </w:p>
-    <w:p>
-      <w:pPr>
-        <w:numPr>
-          <w:ilvl w:val="0"/>
-          <w:numId w:val="1004"/>
-        </w:numPr>
+    </w:p>
+    <w:p>
+      <w:pPr>
+        <w:pStyle w:val="BodyText"/>
       </w:pPr>
       <w:r>
         <w:t xml:space="preserve">ELENA: Hmm. A net with a built-in weak point.</w:t>
       </w:r>
-      <w:r>
-        <w:t xml:space="preserve"> </w:t>
-      </w:r>
-      <w:r>
-        <w:t xml:space="preserve">엘레나: 흠. 일부러 약한 지점을 심어 둔 그물이라.</w:t>
-      </w:r>
-    </w:p>
-    <w:p>
-      <w:pPr>
-        <w:numPr>
-          <w:ilvl w:val="0"/>
-          <w:numId w:val="1004"/>
-        </w:numPr>
+    </w:p>
+    <w:p>
+      <w:pPr>
+        <w:pStyle w:val="BodyText"/>
       </w:pPr>
       <w:r>
         <w:t xml:space="preserve">NOAH: Exactly. A weak point on purpose.</w:t>
       </w:r>
-      <w:r>
-        <w:t xml:space="preserve"> </w:t>
-      </w:r>
-      <w:r>
-        <w:t xml:space="preserve">노아: 바로 그거예요. 일부러 만든 약한 지점.</w:t>
-      </w:r>
-    </w:p>
-    <w:p>
-      <w:pPr>
-        <w:numPr>
-          <w:ilvl w:val="0"/>
-          <w:numId w:val="1004"/>
-        </w:numPr>
+    </w:p>
+    <w:p>
+      <w:pPr>
+        <w:pStyle w:val="BodyText"/>
       </w:pPr>
       <w:r>
         <w:t xml:space="preserve">ELENA: That’s a chemistry question. I’m a dermatologist.</w:t>
       </w:r>
-      <w:r>
-        <w:t xml:space="preserve"> </w:t>
-      </w:r>
-      <w:r>
-        <w:t xml:space="preserve">엘레나: 그건 화학 문제예요. 전 피부과 의사고요.</w:t>
-      </w:r>
-    </w:p>
-    <w:p>
-      <w:pPr>
-        <w:numPr>
-          <w:ilvl w:val="0"/>
-          <w:numId w:val="1004"/>
-        </w:numPr>
+    </w:p>
+    <w:p>
+      <w:pPr>
+        <w:pStyle w:val="BodyText"/>
       </w:pPr>
       <w:r>
         <w:t xml:space="preserve">NOAH: I know a chemist. Well, a biomaterials PhD.</w:t>
       </w:r>
-      <w:r>
-        <w:t xml:space="preserve"> </w:t>
-      </w:r>
-      <w:r>
-        <w:t xml:space="preserve">노아: 제가 화학자를 알아요. 정확히는 생체재료 박사요.</w:t>
-      </w:r>
-    </w:p>
-    <w:p>
-      <w:pPr>
-        <w:numPr>
-          <w:ilvl w:val="0"/>
-          <w:numId w:val="1004"/>
-        </w:numPr>
+    </w:p>
+    <w:p>
+      <w:pPr>
+        <w:pStyle w:val="BodyText"/>
       </w:pPr>
       <w:r>
         <w:t xml:space="preserve">ELENA: Does she know crosslinking?</w:t>
       </w:r>
-      <w:r>
-        <w:t xml:space="preserve"> </w:t>
-      </w:r>
-      <w:r>
-        <w:t xml:space="preserve">엘레나: 그분이 가교 결합을 알아요?</w:t>
-      </w:r>
-    </w:p>
-    <w:p>
-      <w:pPr>
-        <w:numPr>
-          <w:ilvl w:val="0"/>
-          <w:numId w:val="1004"/>
-        </w:numPr>
+    </w:p>
+    <w:p>
+      <w:pPr>
+        <w:pStyle w:val="BodyText"/>
       </w:pPr>
       <w:r>
         <w:t xml:space="preserve">NOAH: She wrote her whole PhD thesis on crosslinking. Three hundred pages about how these nets are built. I think I’m the only person who read it, apart from her professors.</w:t>
       </w:r>
-      <w:r>
-        <w:t xml:space="preserve"> </w:t>
-      </w:r>
-      <w:r>
-        <w:t xml:space="preserve">노아: 박사 논문 전체를 가교 결합으로 썼어요. 이런 그물이 어떻게 만들어지는지에 대해 300쪽. 교수님들 빼고 그걸 읽은 사람은 아마 저뿐일 거예요.</w:t>
-      </w:r>
-    </w:p>
-    <w:p>
-      <w:pPr>
-        <w:numPr>
-          <w:ilvl w:val="0"/>
-          <w:numId w:val="1004"/>
-        </w:numPr>
+    </w:p>
+    <w:p>
+      <w:pPr>
+        <w:pStyle w:val="BodyText"/>
       </w:pPr>
       <w:r>
         <w:t xml:space="preserve">ELENA: You read a PhD thesis for fun?</w:t>
       </w:r>
-      <w:r>
-        <w:t xml:space="preserve"> </w:t>
-      </w:r>
-      <w:r>
-        <w:t xml:space="preserve">엘레나: 재미로 박사 논문을 읽었다고요?</w:t>
-      </w:r>
-    </w:p>
-    <w:p>
-      <w:pPr>
-        <w:numPr>
-          <w:ilvl w:val="0"/>
-          <w:numId w:val="1004"/>
-        </w:numPr>
+    </w:p>
+    <w:p>
+      <w:pPr>
+        <w:pStyle w:val="BodyText"/>
       </w:pPr>
       <w:r>
         <w:t xml:space="preserve">NOAH: She was my lab partner in grad school. I owed her.</w:t>
       </w:r>
-      <w:r>
-        <w:t xml:space="preserve"> </w:t>
-      </w:r>
-      <w:r>
-        <w:t xml:space="preserve">노아: 대학원 때 실험 파트너였어요. 신세 진 게 있어서요.</w:t>
-      </w:r>
-    </w:p>
-    <w:p>
-      <w:pPr>
-        <w:numPr>
-          <w:ilvl w:val="0"/>
-          <w:numId w:val="1004"/>
-        </w:numPr>
+    </w:p>
+    <w:p>
+      <w:pPr>
+        <w:pStyle w:val="BodyText"/>
       </w:pPr>
       <w:r>
         <w:t xml:space="preserve">ELENA: Noah, do you know what something like this would cost?</w:t>
       </w:r>
-      <w:r>
-        <w:t xml:space="preserve"> </w:t>
-      </w:r>
-      <w:r>
-        <w:t xml:space="preserve">엘레나: 노아, 이런 걸 만드는 데 얼마나 드는지 알아요?</w:t>
-      </w:r>
-    </w:p>
-    <w:p>
-      <w:pPr>
-        <w:numPr>
-          <w:ilvl w:val="0"/>
-          <w:numId w:val="1004"/>
-        </w:numPr>
+    </w:p>
+    <w:p>
+      <w:pPr>
+        <w:pStyle w:val="BodyText"/>
       </w:pPr>
       <w:r>
         <w:t xml:space="preserve">NOAH: Ballpark?</w:t>
       </w:r>
-      <w:r>
-        <w:t xml:space="preserve"> </w:t>
-      </w:r>
-      <w:r>
-        <w:t xml:space="preserve">노아: 대략이요?</w:t>
-      </w:r>
-    </w:p>
-    <w:p>
-      <w:pPr>
-        <w:numPr>
-          <w:ilvl w:val="0"/>
-          <w:numId w:val="1004"/>
-        </w:numPr>
+    </w:p>
+    <w:p>
+      <w:pPr>
+        <w:pStyle w:val="BodyText"/>
       </w:pPr>
       <w:r>
         <w:t xml:space="preserve">ELENA: Forty million dollars, at minimum, and probably seven years. You’d need a lab, a manufacturer, clinical trials, and FDA approval. That’s not a napkin, Noah. That’s a company.</w:t>
       </w:r>
-      <w:r>
-        <w:t xml:space="preserve"> </w:t>
-      </w:r>
-      <w:r>
-        <w:t xml:space="preserve">엘레나: 최소 4천만 달러, 그리고 아마 7년. 실험실, 제조사, 임상시험, FDA 승인이 필요해요. 그건 냅킨이 아니에요, 노아. 회사예요.</w:t>
-      </w:r>
-    </w:p>
-    <w:p>
-      <w:pPr>
-        <w:numPr>
-          <w:ilvl w:val="0"/>
-          <w:numId w:val="1004"/>
-        </w:numPr>
+    </w:p>
+    <w:p>
+      <w:pPr>
+        <w:pStyle w:val="BodyText"/>
       </w:pPr>
       <w:r>
         <w:t xml:space="preserve">NOAH: Then I’d better start tonight.</w:t>
-      </w:r>
-      <w:r>
-        <w:t xml:space="preserve"> </w:t>
-      </w:r>
-      <w:r>
-        <w:t xml:space="preserve">노아: 그럼 오늘 밤부터 시작해야겠네요.</w:t>
       </w:r>
     </w:p>
     <w:bookmarkEnd w:id="24"/>
@@ -2128,257 +1108,122 @@
     </w:p>
     <w:p>
       <w:pPr>
-        <w:numPr>
-          <w:ilvl w:val="0"/>
-          <w:numId w:val="1005"/>
-        </w:numPr>
+        <w:pStyle w:val="FirstParagraph"/>
       </w:pPr>
       <w:r>
         <w:t xml:space="preserve">LILY: Noah? Why are you drawing on a napkin?</w:t>
       </w:r>
-      <w:r>
-        <w:t xml:space="preserve"> </w:t>
-      </w:r>
-      <w:r>
-        <w:t xml:space="preserve">릴리: 오빠? 왜 냅킨에 그림을 그리고 있어?</w:t>
-      </w:r>
-    </w:p>
-    <w:p>
-      <w:pPr>
-        <w:numPr>
-          <w:ilvl w:val="0"/>
-          <w:numId w:val="1005"/>
-        </w:numPr>
+    </w:p>
+    <w:p>
+      <w:pPr>
+        <w:pStyle w:val="BodyText"/>
       </w:pPr>
       <w:r>
         <w:t xml:space="preserve">NOAH: Hey, you’re awake. How do you feel?</w:t>
       </w:r>
-      <w:r>
-        <w:t xml:space="preserve"> </w:t>
-      </w:r>
-      <w:r>
-        <w:t xml:space="preserve">노아: 어, 깼구나. 좀 어때?</w:t>
-      </w:r>
-    </w:p>
-    <w:p>
-      <w:pPr>
-        <w:numPr>
-          <w:ilvl w:val="0"/>
-          <w:numId w:val="1005"/>
-        </w:numPr>
+    </w:p>
+    <w:p>
+      <w:pPr>
+        <w:pStyle w:val="BodyText"/>
       </w:pPr>
       <w:r>
         <w:t xml:space="preserve">LILY: Like a pincushion. What’s that supposed to be?</w:t>
       </w:r>
-      <w:r>
-        <w:t xml:space="preserve"> </w:t>
-      </w:r>
-      <w:r>
-        <w:t xml:space="preserve">릴리: 바늘꽂이가 된 기분. 그건 뭘 그린 거야?</w:t>
-      </w:r>
-    </w:p>
-    <w:p>
-      <w:pPr>
-        <w:numPr>
-          <w:ilvl w:val="0"/>
-          <w:numId w:val="1005"/>
-        </w:numPr>
+    </w:p>
+    <w:p>
+      <w:pPr>
+        <w:pStyle w:val="BodyText"/>
       </w:pPr>
       <w:r>
         <w:t xml:space="preserve">NOAH: A fishing net. Long story. Go back to sleep.</w:t>
       </w:r>
-      <w:r>
-        <w:t xml:space="preserve"> </w:t>
-      </w:r>
-      <w:r>
-        <w:t xml:space="preserve">노아: 그물. 얘기가 길어. 다시 자.</w:t>
-      </w:r>
-    </w:p>
-    <w:p>
-      <w:pPr>
-        <w:numPr>
-          <w:ilvl w:val="0"/>
-          <w:numId w:val="1005"/>
-        </w:numPr>
+    </w:p>
+    <w:p>
+      <w:pPr>
+        <w:pStyle w:val="BodyText"/>
       </w:pPr>
       <w:r>
         <w:t xml:space="preserve">LILY: Give it here. Your lines are terrible.</w:t>
       </w:r>
-      <w:r>
-        <w:t xml:space="preserve"> </w:t>
-      </w:r>
-      <w:r>
-        <w:t xml:space="preserve">릴리: 이리 줘 봐. 선이 엉망이잖아.</w:t>
-      </w:r>
-    </w:p>
-    <w:p>
-      <w:pPr>
-        <w:numPr>
-          <w:ilvl w:val="0"/>
-          <w:numId w:val="1005"/>
-        </w:numPr>
+    </w:p>
+    <w:p>
+      <w:pPr>
+        <w:pStyle w:val="BodyText"/>
       </w:pPr>
       <w:r>
         <w:t xml:space="preserve">NOAH: Tonight you’re a patient, not a designer.</w:t>
       </w:r>
-      <w:r>
-        <w:t xml:space="preserve"> </w:t>
-      </w:r>
-      <w:r>
-        <w:t xml:space="preserve">노아: 오늘 밤 넌 환자지, 디자이너가 아니야.</w:t>
-      </w:r>
-    </w:p>
-    <w:p>
-      <w:pPr>
-        <w:numPr>
-          <w:ilvl w:val="0"/>
-          <w:numId w:val="1005"/>
-        </w:numPr>
+    </w:p>
+    <w:p>
+      <w:pPr>
+        <w:pStyle w:val="BodyText"/>
       </w:pPr>
       <w:r>
         <w:t xml:space="preserve">LILY: I’m always a designer. See? Now it looks like a logo.</w:t>
       </w:r>
-      <w:r>
-        <w:t xml:space="preserve"> </w:t>
-      </w:r>
-      <w:r>
-        <w:t xml:space="preserve">릴리: 난 언제나 디자이너야. 봐. 이제 로고 같잖아.</w:t>
-      </w:r>
-    </w:p>
-    <w:p>
-      <w:pPr>
-        <w:numPr>
-          <w:ilvl w:val="0"/>
-          <w:numId w:val="1005"/>
-        </w:numPr>
+    </w:p>
+    <w:p>
+      <w:pPr>
+        <w:pStyle w:val="BodyText"/>
       </w:pPr>
       <w:r>
         <w:t xml:space="preserve">NOAH: Huh. That’s actually really good.</w:t>
       </w:r>
-      <w:r>
-        <w:t xml:space="preserve"> </w:t>
-      </w:r>
-      <w:r>
-        <w:t xml:space="preserve">노아: 오. 이거 진짜 괜찮은데.</w:t>
-      </w:r>
-    </w:p>
-    <w:p>
-      <w:pPr>
-        <w:numPr>
-          <w:ilvl w:val="0"/>
-          <w:numId w:val="1005"/>
-        </w:numPr>
+    </w:p>
+    <w:p>
+      <w:pPr>
+        <w:pStyle w:val="BodyText"/>
       </w:pPr>
       <w:r>
         <w:t xml:space="preserve">LILY: Obviously. And you’re making your big-idea face, by the way.</w:t>
       </w:r>
-      <w:r>
-        <w:t xml:space="preserve"> </w:t>
-      </w:r>
-      <w:r>
-        <w:t xml:space="preserve">릴리: 당연하지. 그리고 오빠 지금 큰 아이디어 떠올린 표정이야.</w:t>
-      </w:r>
-    </w:p>
-    <w:p>
-      <w:pPr>
-        <w:numPr>
-          <w:ilvl w:val="0"/>
-          <w:numId w:val="1005"/>
-        </w:numPr>
+    </w:p>
+    <w:p>
+      <w:pPr>
+        <w:pStyle w:val="BodyText"/>
       </w:pPr>
       <w:r>
         <w:t xml:space="preserve">ELENA: She’s right. You’ve had that face since two a.m.</w:t>
       </w:r>
-      <w:r>
-        <w:t xml:space="preserve"> </w:t>
-      </w:r>
-      <w:r>
-        <w:t xml:space="preserve">엘레나: 동생분 말이 맞아요. 새벽 2시부터 그 표정이었어요.</w:t>
-      </w:r>
-    </w:p>
-    <w:p>
-      <w:pPr>
-        <w:numPr>
-          <w:ilvl w:val="0"/>
-          <w:numId w:val="1005"/>
-        </w:numPr>
+    </w:p>
+    <w:p>
+      <w:pPr>
+        <w:pStyle w:val="BodyText"/>
       </w:pPr>
       <w:r>
         <w:t xml:space="preserve">LILY: Then call your chemist. You’re dying to.</w:t>
       </w:r>
-      <w:r>
-        <w:t xml:space="preserve"> </w:t>
-      </w:r>
-      <w:r>
-        <w:t xml:space="preserve">릴리: 그럼 그 화학자한테 전화해. 하고 싶어 죽겠잖아.</w:t>
-      </w:r>
-    </w:p>
-    <w:p>
-      <w:pPr>
-        <w:numPr>
-          <w:ilvl w:val="0"/>
-          <w:numId w:val="1005"/>
-        </w:numPr>
+    </w:p>
+    <w:p>
+      <w:pPr>
+        <w:pStyle w:val="BodyText"/>
       </w:pPr>
       <w:r>
         <w:t xml:space="preserve">PRIYA: It’s seven a.m., Noah. Somebody better be dying.</w:t>
       </w:r>
-      <w:r>
-        <w:t xml:space="preserve"> </w:t>
-      </w:r>
-      <w:r>
-        <w:t xml:space="preserve">프리야: 아침 7시야, 노아. 누가 죽어 가는 거 아니면 각오해.</w:t>
-      </w:r>
-    </w:p>
-    <w:p>
-      <w:pPr>
-        <w:numPr>
-          <w:ilvl w:val="0"/>
-          <w:numId w:val="1005"/>
-        </w:numPr>
+    </w:p>
+    <w:p>
+      <w:pPr>
+        <w:pStyle w:val="BodyText"/>
       </w:pPr>
       <w:r>
         <w:t xml:space="preserve">NOAH: Somebody almost was. Lily’s in the hospital, and she’s going to be okay, but I need to talk to you about your thesis. Can we meet for coffee today?</w:t>
       </w:r>
-      <w:r>
-        <w:t xml:space="preserve"> </w:t>
-      </w:r>
-      <w:r>
-        <w:t xml:space="preserve">노아: 누군가 거의 그럴 뻔했어. 릴리가 병원에 있어. 괜찮을 거야. 그런데 네 논문에 대해 얘기해야 해. 오늘 커피 마실 수 있어?</w:t>
-      </w:r>
-    </w:p>
-    <w:p>
-      <w:pPr>
-        <w:numPr>
-          <w:ilvl w:val="0"/>
-          <w:numId w:val="1005"/>
-        </w:numPr>
+    </w:p>
+    <w:p>
+      <w:pPr>
+        <w:pStyle w:val="BodyText"/>
       </w:pPr>
       <w:r>
         <w:t xml:space="preserve">PRIYA: Today? What’s going on?</w:t>
       </w:r>
-      <w:r>
-        <w:t xml:space="preserve"> </w:t>
-      </w:r>
-      <w:r>
-        <w:t xml:space="preserve">프리야: 오늘? 무슨 일인데?</w:t>
-      </w:r>
-    </w:p>
-    <w:p>
-      <w:pPr>
-        <w:numPr>
-          <w:ilvl w:val="0"/>
-          <w:numId w:val="1005"/>
-        </w:numPr>
+    </w:p>
+    <w:p>
+      <w:pPr>
+        <w:pStyle w:val="BodyText"/>
       </w:pPr>
       <w:r>
         <w:t xml:space="preserve">NOAH: I’ll explain everything. Just bring your thesis, Priya. All of it.</w:t>
-      </w:r>
-      <w:r>
-        <w:t xml:space="preserve"> </w:t>
-      </w:r>
-      <w:r>
-        <w:t xml:space="preserve">노아: 다 설명할게. 박사 논문만 가져와, 프리야. 전부 다.</w:t>
       </w:r>
     </w:p>
     <w:p>
@@ -2519,7 +1364,7 @@
               <w:jc w:val="left"/>
             </w:pPr>
             <w:r>
-              <w:t xml:space="preserve">07~08턴. 회의에서 돌려 말하지 말고 핵심을 말해 달라고 할 때.</w:t>
+              <w:t xml:space="preserve">도입. 회의에서 돌려 말하지 말고 핵심을 말해 달라고 할 때.</w:t>
             </w:r>
           </w:p>
         </w:tc>
@@ -2569,7 +1414,7 @@
               <w:jc w:val="left"/>
             </w:pPr>
             <w:r>
-              <w:t xml:space="preserve">13턴. 마감·위기 상황에서 긴박함을 전할 때.</w:t>
+              <w:t xml:space="preserve">도입. 마감·위기 상황에서 긴박함을 전할 때.</w:t>
             </w:r>
           </w:p>
         </w:tc>
@@ -2619,7 +1464,7 @@
               <w:jc w:val="left"/>
             </w:pPr>
             <w:r>
-              <w:t xml:space="preserve">28턴. 리스크를 과장도 축소도 하지 않고 전달할 때.</w:t>
+              <w:t xml:space="preserve">장면1. 리스크를 과장도 축소도 하지 않고 전달할 때.</w:t>
             </w:r>
           </w:p>
         </w:tc>
@@ -2669,7 +1514,7 @@
               <w:jc w:val="left"/>
             </w:pPr>
             <w:r>
-              <w:t xml:space="preserve">30턴. 원인과 결과가 명확하다는 걸 짧게 강조할 때.</w:t>
+              <w:t xml:space="preserve">장면1. 원인과 결과가 명확하다는 걸 짧게 강조할 때.</w:t>
             </w:r>
           </w:p>
         </w:tc>
@@ -2719,7 +1564,7 @@
               <w:jc w:val="left"/>
             </w:pPr>
             <w:r>
-              <w:t xml:space="preserve">38턴. 대화 주제를 미뤄야 할 때.</w:t>
+              <w:t xml:space="preserve">장면1. 대화 주제를 미뤄야 할 때.</w:t>
             </w:r>
           </w:p>
         </w:tc>
@@ -2769,7 +1614,7 @@
               <w:jc w:val="left"/>
             </w:pPr>
             <w:r>
-              <w:t xml:space="preserve">64턴. 같은 사실을 상대에 따라 다르게 포장하는 마케팅의 본질.</w:t>
+              <w:t xml:space="preserve">장면2. 같은 사실을 상대에 따라 다르게 포장하는 마케팅의 본질.</w:t>
             </w:r>
           </w:p>
         </w:tc>
@@ -2819,7 +1664,7 @@
               <w:jc w:val="left"/>
             </w:pPr>
             <w:r>
-              <w:t xml:space="preserve">67턴. 대화에 정중하게 끼어들 때.</w:t>
+              <w:t xml:space="preserve">장면2. 대화에 정중하게 끼어들 때.</w:t>
             </w:r>
           </w:p>
         </w:tc>
@@ -2869,7 +1714,7 @@
               <w:jc w:val="left"/>
             </w:pPr>
             <w:r>
-              <w:t xml:space="preserve">79턴. Noah의 습관어. 핵심 주장을 꺼내기 직전에.</w:t>
+              <w:t xml:space="preserve">장면2. Noah의 습관어. 핵심 주장을 꺼내기 직전에.</w:t>
             </w:r>
           </w:p>
         </w:tc>
@@ -2919,7 +1764,7 @@
               <w:jc w:val="left"/>
             </w:pPr>
             <w:r>
-              <w:t xml:space="preserve">103턴. 정확한 숫자 대신 어림값을 물을 때. (= a ballpark figure)</w:t>
+              <w:t xml:space="preserve">절정·전환. 정확한 숫자 대신 어림값을 물을 때. (= a ballpark figure)</w:t>
             </w:r>
           </w:p>
         </w:tc>
@@ -2969,7 +1814,7 @@
               <w:jc w:val="left"/>
             </w:pPr>
             <w:r>
-              <w:t xml:space="preserve">120턴. 상대를 설득하기 전에 시간을 확보할 때.</w:t>
+              <w:t xml:space="preserve">마무리. 상대를 설득하기 전에 시간을 확보할 때.</w:t>
             </w:r>
           </w:p>
         </w:tc>
@@ -3190,7 +2035,7 @@
           <w:bCs/>
           <w:b/>
         </w:rPr>
-        <w:t xml:space="preserve">104턴 ELENA:</w:t>
+        <w:t xml:space="preserve">ELENA (절정·전환):</w:t>
       </w:r>
       <w:r>
         <w:t xml:space="preserve"> </w:t>
@@ -3444,9 +2289,1111 @@
         <w:t xml:space="preserve">신규 프로젝트 예산을 묻는 상사에게 같은 구조로 30단어 안팎으로 답해 보기.</w:t>
       </w:r>
     </w:p>
+    <w:p>
+      <w:r>
+        <w:pict>
+          <v:rect style="width:0;height:1.5pt" o:hralign="center" o:hrstd="t" o:hr="t"/>
+        </w:pict>
+      </w:r>
+    </w:p>
     <w:bookmarkEnd w:id="30"/>
     <w:bookmarkEnd w:id="31"/>
+    <w:bookmarkStart w:id="37" w:name="한국어-번역"/>
+    <w:p>
+      <w:pPr>
+        <w:pStyle w:val="Heading2"/>
+      </w:pPr>
+      <w:r>
+        <w:t xml:space="preserve">한국어 번역</w:t>
+      </w:r>
+    </w:p>
+    <w:bookmarkStart w:id="32" w:name="도입-응급실-밤-9시-1"/>
+    <w:p>
+      <w:pPr>
+        <w:pStyle w:val="Heading3"/>
+      </w:pPr>
+      <w:r>
+        <w:t xml:space="preserve">도입 — 응급실, 밤 9시</w:t>
+      </w:r>
+    </w:p>
+    <w:p>
+      <w:pPr>
+        <w:pStyle w:val="FirstParagraph"/>
+      </w:pPr>
+      <w:r>
+        <w:t xml:space="preserve">릴리: 오빠? 여기야. 놀라지 마, 알았지?</w:t>
+      </w:r>
+    </w:p>
+    <w:p>
+      <w:pPr>
+        <w:pStyle w:val="BodyText"/>
+      </w:pPr>
+      <w:r>
+        <w:t xml:space="preserve">노아: 릴리, 너 코가… 잿빛이야. 무슨 일이야?</w:t>
+      </w:r>
+    </w:p>
+    <w:p>
+      <w:pPr>
+        <w:pStyle w:val="BodyText"/>
+      </w:pPr>
+      <w:r>
+        <w:t xml:space="preserve">릴리: 오늘 오후에 필러 맞았어. 새로 생긴 메디스파에서.</w:t>
+      </w:r>
+    </w:p>
+    <w:p>
+      <w:pPr>
+        <w:pStyle w:val="BodyText"/>
+      </w:pPr>
+      <w:r>
+        <w:t xml:space="preserve">노아: 필러? 누가 주사했는데?</w:t>
+      </w:r>
+    </w:p>
+    <w:p>
+      <w:pPr>
+        <w:pStyle w:val="BodyText"/>
+      </w:pPr>
+      <w:r>
+        <w:t xml:space="preserve">릴리: 브리트니라는 여자. 엄청 친절했어.</w:t>
+      </w:r>
+    </w:p>
+    <w:p>
+      <w:pPr>
+        <w:pStyle w:val="BodyText"/>
+      </w:pPr>
+      <w:r>
+        <w:t xml:space="preserve">노아: 친절한 게 의사 면허는 아니잖아, 릴.</w:t>
+      </w:r>
+    </w:p>
+    <w:p>
+      <w:pPr>
+        <w:pStyle w:val="BodyText"/>
+      </w:pPr>
+      <w:r>
+        <w:t xml:space="preserve">엘레나: 베넷 씨? 당직 피부과 의사 루이스입니다.</w:t>
+      </w:r>
+    </w:p>
+    <w:p>
+      <w:pPr>
+        <w:pStyle w:val="BodyText"/>
+      </w:pPr>
+      <w:r>
+        <w:t xml:space="preserve">노아: 괜찮을까요? 솔직하게 말씀해 주세요.</w:t>
+      </w:r>
+    </w:p>
+    <w:p>
+      <w:pPr>
+        <w:pStyle w:val="BodyText"/>
+      </w:pPr>
+      <w:r>
+        <w:t xml:space="preserve">엘레나: 필러가 코의 작은 혈관을 막고 있어서 피부에 산소가 충분히 가지 않고 있어요. 조직이 손상되기 전에 바로 녹여야 해요.</w:t>
+      </w:r>
+    </w:p>
+    <w:p>
+      <w:pPr>
+        <w:pStyle w:val="BodyText"/>
+      </w:pPr>
+      <w:r>
+        <w:t xml:space="preserve">릴리: 녹인다고요? 그게 정말 돼요?</w:t>
+      </w:r>
+    </w:p>
+    <w:p>
+      <w:pPr>
+        <w:pStyle w:val="BodyText"/>
+      </w:pPr>
+      <w:r>
+        <w:t xml:space="preserve">엘레나: 히알루로니다아제라는 효소로요. 여러 번 맞으셔야 해요.</w:t>
+      </w:r>
+    </w:p>
+    <w:p>
+      <w:pPr>
+        <w:pStyle w:val="BodyText"/>
+      </w:pPr>
+      <w:r>
+        <w:t xml:space="preserve">노아: 얼마나 빨리 효과가 나요?</w:t>
+      </w:r>
+    </w:p>
+    <w:p>
+      <w:pPr>
+        <w:pStyle w:val="BodyText"/>
+      </w:pPr>
+      <w:r>
+        <w:t xml:space="preserve">엘레나: 제가 바라는 만큼 빠르진 않아요. 1분 1분이 중요합니다.</w:t>
+      </w:r>
+    </w:p>
+    <w:p>
+      <w:pPr>
+        <w:pStyle w:val="BodyText"/>
+      </w:pPr>
+      <w:r>
+        <w:t xml:space="preserve">릴리: 저 흉터 남아요?</w:t>
+      </w:r>
+    </w:p>
+    <w:p>
+      <w:pPr>
+        <w:pStyle w:val="BodyText"/>
+      </w:pPr>
+      <w:r>
+        <w:t xml:space="preserve">엘레나: 일단 조직을 살리는 데 집중하죠. 움직이지 마세요.</w:t>
+      </w:r>
+    </w:p>
     <w:bookmarkEnd w:id="32"/>
+    <w:bookmarkStart w:id="33" w:name="장면1-응급실-병상-첫-처치-직후-1"/>
+    <w:p>
+      <w:pPr>
+        <w:pStyle w:val="Heading3"/>
+      </w:pPr>
+      <w:r>
+        <w:t xml:space="preserve">장면1 — 응급실 병상, 첫 처치 직후</w:t>
+      </w:r>
+    </w:p>
+    <w:p>
+      <w:pPr>
+        <w:pStyle w:val="FirstParagraph"/>
+      </w:pPr>
+      <w:r>
+        <w:t xml:space="preserve">엘레나: 됐어요, 릴리. 첫 번째 주사는 끝났어요. 이제 기다리면서 지켜봐요.</w:t>
+      </w:r>
+    </w:p>
+    <w:p>
+      <w:pPr>
+        <w:pStyle w:val="BodyText"/>
+      </w:pPr>
+      <w:r>
+        <w:t xml:space="preserve">릴리: 정확히 뭘 기다리는데요?</w:t>
+      </w:r>
+    </w:p>
+    <w:p>
+      <w:pPr>
+        <w:pStyle w:val="BodyText"/>
+      </w:pPr>
+      <w:r>
+        <w:t xml:space="preserve">엘레나: 혈색이 돌아오길요. 분홍색이면 좋은 거고, 잿빛이면 나쁜 거예요.</w:t>
+      </w:r>
+    </w:p>
+    <w:p>
+      <w:pPr>
+        <w:pStyle w:val="BodyText"/>
+      </w:pPr>
+      <w:r>
+        <w:t xml:space="preserve">노아: 언제쯤 알 수 있어요?</w:t>
+      </w:r>
+    </w:p>
+    <w:p>
+      <w:pPr>
+        <w:pStyle w:val="BodyText"/>
+      </w:pPr>
+      <w:r>
+        <w:t xml:space="preserve">엘레나: 15분이요. 그때 다시 보고 두 번째 주사를 할지 정할게요.</w:t>
+      </w:r>
+    </w:p>
+    <w:p>
+      <w:pPr>
+        <w:pStyle w:val="BodyText"/>
+      </w:pPr>
+      <w:r>
+        <w:t xml:space="preserve">릴리: 제 얼굴에 지금 무슨 일이 일어나는 건지 누가 설명 좀 해 줄래요?</w:t>
+      </w:r>
+    </w:p>
+    <w:p>
+      <w:pPr>
+        <w:pStyle w:val="BodyText"/>
+      </w:pPr>
+      <w:r>
+        <w:t xml:space="preserve">엘레나: 코는 아주 작은 혈관들로 피를 받아요. 어떤 곳은 머리카락보다 가늘죠. 필러 일부가 그중 하나 안으로 들어가서, 지금 피가 지나가지 못하고 있어요.</w:t>
+      </w:r>
+    </w:p>
+    <w:p>
+      <w:pPr>
+        <w:pStyle w:val="BodyText"/>
+      </w:pPr>
+      <w:r>
+        <w:t xml:space="preserve">노아: 그러니까 막힌 배관 같은 거네요.</w:t>
+      </w:r>
+    </w:p>
+    <w:p>
+      <w:pPr>
+        <w:pStyle w:val="BodyText"/>
+      </w:pPr>
+      <w:r>
+        <w:t xml:space="preserve">엘레나: 딱 막힌 배관이에요. 효소가 막힌 걸 녹이는 거고요.</w:t>
+      </w:r>
+    </w:p>
+    <w:p>
+      <w:pPr>
+        <w:pStyle w:val="BodyText"/>
+      </w:pPr>
+      <w:r>
+        <w:t xml:space="preserve">릴리: 충분히 빨리 안 녹으면요?</w:t>
+      </w:r>
+    </w:p>
+    <w:p>
+      <w:pPr>
+        <w:pStyle w:val="BodyText"/>
+      </w:pPr>
+      <w:r>
+        <w:t xml:space="preserve">엘레나: 그러면 산소가 없으니까 피부가 죽기 시작해요. 그래서 빨리 움직이는 거고, 그래서 오늘 밤 15분마다 확인할 거예요.</w:t>
+      </w:r>
+    </w:p>
+    <w:p>
+      <w:pPr>
+        <w:pStyle w:val="BodyText"/>
+      </w:pPr>
+      <w:r>
+        <w:t xml:space="preserve">노아: 이런 일이 흔해요? 솔직하게 말씀해 주세요.</w:t>
+      </w:r>
+    </w:p>
+    <w:p>
+      <w:pPr>
+        <w:pStyle w:val="BodyText"/>
+      </w:pPr>
+      <w:r>
+        <w:t xml:space="preserve">엘레나: 드물어요. 하지만 해마다 더 많이 보게 돼요.</w:t>
+      </w:r>
+    </w:p>
+    <w:p>
+      <w:pPr>
+        <w:pStyle w:val="BodyText"/>
+      </w:pPr>
+      <w:r>
+        <w:t xml:space="preserve">노아: 왜 늘어나는 거죠?</w:t>
+      </w:r>
+    </w:p>
+    <w:p>
+      <w:pPr>
+        <w:pStyle w:val="BodyText"/>
+      </w:pPr>
+      <w:r>
+        <w:t xml:space="preserve">엘레나: 메디스파는 늘고, 시술자도 늘고, 교육은 훨씬 줄었어요. 어떤 사람들은 주말 과정 하나 듣고 월요일부터 주사를 놔요. 문제가 생기면 환자를 여기로 보내죠.</w:t>
+      </w:r>
+    </w:p>
+    <w:p>
+      <w:pPr>
+        <w:pStyle w:val="BodyText"/>
+      </w:pPr>
+      <w:r>
+        <w:t xml:space="preserve">릴리: 완전히 안전하다고 했어. 피부 관리 받는 것처럼. 수백 번 해 봤다고 했고, 인스타그램에 비포·애프터 사진이 잔뜩 있었어. 한 마디도 의심 안 했어.</w:t>
+      </w:r>
+    </w:p>
+    <w:p>
+      <w:pPr>
+        <w:pStyle w:val="BodyText"/>
+      </w:pPr>
+      <w:r>
+        <w:t xml:space="preserve">엘레나: 주입 전에 주사기를 살짝 당겨 봤나요? 피가 나오는지 확인하려고?</w:t>
+      </w:r>
+    </w:p>
+    <w:p>
+      <w:pPr>
+        <w:pStyle w:val="BodyText"/>
+      </w:pPr>
+      <w:r>
+        <w:t xml:space="preserve">릴리: 전혀 모르겠어요. 눈 감고 있었거든요.</w:t>
+      </w:r>
+    </w:p>
+    <w:p>
+      <w:pPr>
+        <w:pStyle w:val="BodyText"/>
+      </w:pPr>
+      <w:r>
+        <w:t xml:space="preserve">노아: 얼마 냈어, 릴?</w:t>
+      </w:r>
+    </w:p>
+    <w:p>
+      <w:pPr>
+        <w:pStyle w:val="BodyText"/>
+      </w:pPr>
+      <w:r>
+        <w:t xml:space="preserve">릴리: 299달러. 인스타그램 특가였어.</w:t>
+      </w:r>
+    </w:p>
+    <w:p>
+      <w:pPr>
+        <w:pStyle w:val="BodyText"/>
+      </w:pPr>
+      <w:r>
+        <w:t xml:space="preserve">노아: 299달러. 네 얼굴에.</w:t>
+      </w:r>
+    </w:p>
+    <w:p>
+      <w:pPr>
+        <w:pStyle w:val="BodyText"/>
+      </w:pPr>
+      <w:r>
+        <w:t xml:space="preserve">릴리: 지금 잔소리하지 마, 오빠. 제발.</w:t>
+      </w:r>
+    </w:p>
+    <w:p>
+      <w:pPr>
+        <w:pStyle w:val="BodyText"/>
+      </w:pPr>
+      <w:r>
+        <w:t xml:space="preserve">노아: 미안. 네 말이 맞아. 지금 할 얘기가 아니지.</w:t>
+      </w:r>
+    </w:p>
+    <w:p>
+      <w:pPr>
+        <w:pStyle w:val="BodyText"/>
+      </w:pPr>
+      <w:r>
+        <w:t xml:space="preserve">엘레나: 15분 뒤에 올게요. 따뜻하게 해 주세요, 베넷 씨.</w:t>
+      </w:r>
+    </w:p>
+    <w:p>
+      <w:pPr>
+        <w:pStyle w:val="BodyText"/>
+      </w:pPr>
+      <w:r>
+        <w:t xml:space="preserve">노아: 그냥 노아라고 불러 주세요. 그리고 감사합니다, 선생님.</w:t>
+      </w:r>
+    </w:p>
+    <w:p>
+      <w:pPr>
+        <w:pStyle w:val="BodyText"/>
+      </w:pPr>
+      <w:r>
+        <w:t xml:space="preserve">릴리: 오빠, 하나만 약속해 줘.</w:t>
+      </w:r>
+    </w:p>
+    <w:p>
+      <w:pPr>
+        <w:pStyle w:val="BodyText"/>
+      </w:pPr>
+      <w:r>
+        <w:t xml:space="preserve">노아: 뭐든지.</w:t>
+      </w:r>
+    </w:p>
+    <w:p>
+      <w:pPr>
+        <w:pStyle w:val="BodyText"/>
+      </w:pPr>
+      <w:r>
+        <w:t xml:space="preserve">릴리: 엄마한테 말하지 마. 오늘 밤에 피닉스에서 날아올 거야.</w:t>
+      </w:r>
+    </w:p>
+    <w:p>
+      <w:pPr>
+        <w:pStyle w:val="BodyText"/>
+      </w:pPr>
+      <w:r>
+        <w:t xml:space="preserve">노아: 알았어. 근데 언젠가는 네가 말해야 돼.</w:t>
+      </w:r>
+    </w:p>
+    <w:p>
+      <w:pPr>
+        <w:pStyle w:val="BodyText"/>
+      </w:pPr>
+      <w:r>
+        <w:t xml:space="preserve">릴리: 언젠가는. 한 내년쯤.</w:t>
+      </w:r>
+    </w:p>
+    <w:p>
+      <w:pPr>
+        <w:pStyle w:val="BodyText"/>
+      </w:pPr>
+      <w:r>
+        <w:t xml:space="preserve">노아: 웃긴 게 뭔지 알아? 내가 이걸 팔아서 먹고살아.</w:t>
+      </w:r>
+    </w:p>
+    <w:p>
+      <w:pPr>
+        <w:pStyle w:val="BodyText"/>
+      </w:pPr>
+      <w:r>
+        <w:t xml:space="preserve">릴리: 오빠가 필러를 판다고?</w:t>
+      </w:r>
+      <w:r>
+        <w:t xml:space="preserve"> </w:t>
+      </w:r>
+      <w:r>
+        <w:t xml:space="preserve">“</w:t>
+      </w:r>
+      <w:r>
+        <w:t xml:space="preserve">브랜드 전략</w:t>
+      </w:r>
+      <w:r>
+        <w:t xml:space="preserve">”</w:t>
+      </w:r>
+      <w:r>
+        <w:t xml:space="preserve"> </w:t>
+      </w:r>
+      <w:r>
+        <w:t xml:space="preserve">한다며.</w:t>
+      </w:r>
+    </w:p>
+    <w:p>
+      <w:pPr>
+        <w:pStyle w:val="BodyText"/>
+      </w:pPr>
+      <w:r>
+        <w:t xml:space="preserve">노아: 필러 브랜드 전략. 할번에서 일하는데, 우리 제품을 의사들한테 어떻게 이야기할지 정하는 걸 도와. 제품 이름은 루마덤이야. 제일 잘 팔리는 제품 중 하나지.</w:t>
+      </w:r>
+    </w:p>
+    <w:p>
+      <w:pPr>
+        <w:pStyle w:val="BodyText"/>
+      </w:pPr>
+      <w:r>
+        <w:t xml:space="preserve">릴리: 내가 맞은 게 루마덤이었어?</w:t>
+      </w:r>
+    </w:p>
+    <w:p>
+      <w:pPr>
+        <w:pStyle w:val="BodyText"/>
+      </w:pPr>
+      <w:r>
+        <w:t xml:space="preserve">노아: 아직 몰라. 솔직히 물어보기가 무서워.</w:t>
+      </w:r>
+    </w:p>
+    <w:bookmarkEnd w:id="33"/>
+    <w:bookmarkStart w:id="34" w:name="장면2-두-번째-처치-새벽-2시-카페테리아-1"/>
+    <w:p>
+      <w:pPr>
+        <w:pStyle w:val="Heading3"/>
+      </w:pPr>
+      <w:r>
+        <w:t xml:space="preserve">장면2 — 두 번째 처치 → 새벽 2시 카페테리아</w:t>
+      </w:r>
+    </w:p>
+    <w:p>
+      <w:pPr>
+        <w:pStyle w:val="FirstParagraph"/>
+      </w:pPr>
+      <w:r>
+        <w:t xml:space="preserve">엘레나: 왼쪽은 혈색이 좋아졌어요. 코끝은 아직 거무스름하고요.</w:t>
+      </w:r>
+    </w:p>
+    <w:p>
+      <w:pPr>
+        <w:pStyle w:val="BodyText"/>
+      </w:pPr>
+      <w:r>
+        <w:t xml:space="preserve">노아: 거무스름하다는 게 나쁜 건가요?</w:t>
+      </w:r>
+    </w:p>
+    <w:p>
+      <w:pPr>
+        <w:pStyle w:val="BodyText"/>
+      </w:pPr>
+      <w:r>
+        <w:t xml:space="preserve">엘레나: 아직 피가 충분히 안 간다는 뜻이에요. 두 번째 주사를 할게요.</w:t>
+      </w:r>
+    </w:p>
+    <w:p>
+      <w:pPr>
+        <w:pStyle w:val="BodyText"/>
+      </w:pPr>
+      <w:r>
+        <w:t xml:space="preserve">릴리: 바늘 또. 좋네요.</w:t>
+      </w:r>
+    </w:p>
+    <w:p>
+      <w:pPr>
+        <w:pStyle w:val="BodyText"/>
+      </w:pPr>
+      <w:r>
+        <w:t xml:space="preserve">엘레나: 미안해요, 릴리. 이번엔 용량이 더 많아요. 좀 뻐근할 거예요.</w:t>
+      </w:r>
+    </w:p>
+    <w:p>
+      <w:pPr>
+        <w:pStyle w:val="BodyText"/>
+      </w:pPr>
+      <w:r>
+        <w:t xml:space="preserve">노아: 선생님, 무슨 제품인지 아세요? 동생이 맞은 필러요.</w:t>
+      </w:r>
+    </w:p>
+    <w:p>
+      <w:pPr>
+        <w:pStyle w:val="BodyText"/>
+      </w:pPr>
+      <w:r>
+        <w:t xml:space="preserve">엘레나: 스파에서 라벨을 팩스로 보냈어요. 루마덤 볼륨이요.</w:t>
+      </w:r>
+    </w:p>
+    <w:p>
+      <w:pPr>
+        <w:pStyle w:val="BodyText"/>
+      </w:pPr>
+      <w:r>
+        <w:t xml:space="preserve">노아: 그거… 제 제품이에요.</w:t>
+      </w:r>
+    </w:p>
+    <w:p>
+      <w:pPr>
+        <w:pStyle w:val="BodyText"/>
+      </w:pPr>
+      <w:r>
+        <w:t xml:space="preserve">엘레나: 당신 제품이요?</w:t>
+      </w:r>
+    </w:p>
+    <w:p>
+      <w:pPr>
+        <w:pStyle w:val="BodyText"/>
+      </w:pPr>
+      <w:r>
+        <w:t xml:space="preserve">노아: 제가 그 제품 브랜드 매니저예요. 할번에서요.</w:t>
+      </w:r>
+    </w:p>
+    <w:p>
+      <w:pPr>
+        <w:pStyle w:val="BodyText"/>
+      </w:pPr>
+      <w:r>
+        <w:t xml:space="preserve">릴리: 와. 세상 좁네.</w:t>
+      </w:r>
+    </w:p>
+    <w:p>
+      <w:pPr>
+        <w:pStyle w:val="BodyText"/>
+      </w:pPr>
+      <w:r>
+        <w:t xml:space="preserve">엘레나: 솔직히 좋은 필러예요. 효과가 오래가니까 의사들이 좋아하죠. 문제는 바로 그 점 때문에 응급 상황에서 녹이기가 아주 어렵다는 거예요.</w:t>
+      </w:r>
+    </w:p>
+    <w:p>
+      <w:pPr>
+        <w:pStyle w:val="BodyText"/>
+      </w:pPr>
+      <w:r>
+        <w:t xml:space="preserve">노아: 녹이기 어렵다. 브로슈어에선 그걸</w:t>
+      </w:r>
+      <w:r>
+        <w:t xml:space="preserve"> </w:t>
+      </w:r>
+      <w:r>
+        <w:t xml:space="preserve">“</w:t>
+      </w:r>
+      <w:r>
+        <w:t xml:space="preserve">오래 지속된다</w:t>
+      </w:r>
+      <w:r>
+        <w:t xml:space="preserve">”</w:t>
+      </w:r>
+      <w:r>
+        <w:t xml:space="preserve">고 하죠.</w:t>
+      </w:r>
+    </w:p>
+    <w:p>
+      <w:pPr>
+        <w:pStyle w:val="BodyText"/>
+      </w:pPr>
+      <w:r>
+        <w:t xml:space="preserve">엘레나: 같은 말이에요. 듣는 사람이 다를 뿐.</w:t>
+      </w:r>
+    </w:p>
+    <w:p>
+      <w:pPr>
+        <w:pStyle w:val="BodyText"/>
+      </w:pPr>
+      <w:r>
+        <w:t xml:space="preserve">노아: 루이스 선생님? 아직 계셨어요? 새벽 2시인데.</w:t>
+      </w:r>
+    </w:p>
+    <w:p>
+      <w:pPr>
+        <w:pStyle w:val="BodyText"/>
+      </w:pPr>
+      <w:r>
+        <w:t xml:space="preserve">엘레나: 7시까지 근무예요. 오늘 밤엔 이 커피가 제일 친한 친구고요.</w:t>
+      </w:r>
+    </w:p>
+    <w:p>
+      <w:pPr>
+        <w:pStyle w:val="BodyText"/>
+      </w:pPr>
+      <w:r>
+        <w:t xml:space="preserve">노아: 앉아도 될까요? 릴리가 겨우 잠들었어요.</w:t>
+      </w:r>
+    </w:p>
+    <w:p>
+      <w:pPr>
+        <w:pStyle w:val="BodyText"/>
+      </w:pPr>
+      <w:r>
+        <w:t xml:space="preserve">엘레나: 앉으세요. 간호사 말로는 혈색이 유지되고 있대요.</w:t>
+      </w:r>
+    </w:p>
+    <w:p>
+      <w:pPr>
+        <w:pStyle w:val="BodyText"/>
+      </w:pPr>
+      <w:r>
+        <w:t xml:space="preserve">노아: 효과가 있었다고 하더라고요. 감사합니다. 정말로요.</w:t>
+      </w:r>
+    </w:p>
+    <w:p>
+      <w:pPr>
+        <w:pStyle w:val="BodyText"/>
+      </w:pPr>
+      <w:r>
+        <w:t xml:space="preserve">엘레나: 대부분은요. 코끝에 작은 흉터가 남을 수도 있어요.</w:t>
+      </w:r>
+    </w:p>
+    <w:p>
+      <w:pPr>
+        <w:pStyle w:val="BodyText"/>
+      </w:pPr>
+      <w:r>
+        <w:t xml:space="preserve">노아: 하나 여쭤봐도 될까요? 왜 그렇게 오래 걸리죠?</w:t>
+      </w:r>
+    </w:p>
+    <w:p>
+      <w:pPr>
+        <w:pStyle w:val="BodyText"/>
+      </w:pPr>
+      <w:r>
+        <w:t xml:space="preserve">엘레나: 필러는 가교 결합이 돼 있어요. 고기 잡는 그물을 떠올려 보세요.</w:t>
+      </w:r>
+    </w:p>
+    <w:p>
+      <w:pPr>
+        <w:pStyle w:val="BodyText"/>
+      </w:pPr>
+      <w:r>
+        <w:t xml:space="preserve">노아: 그물이요?</w:t>
+      </w:r>
+    </w:p>
+    <w:p>
+      <w:pPr>
+        <w:pStyle w:val="BodyText"/>
+      </w:pPr>
+      <w:r>
+        <w:t xml:space="preserve">엘레나: 그물을 촘촘하게 묶을수록 필러가 몸속에서 오래가요. 하지만 효소가 매듭을 하나하나 끊어야 하니까, 촘촘한 그물은 녹는 데 훨씬 오래 걸리죠.</w:t>
+      </w:r>
+    </w:p>
+    <w:p>
+      <w:pPr>
+        <w:pStyle w:val="BodyText"/>
+      </w:pPr>
+      <w:r>
+        <w:t xml:space="preserve">노아: 그러니까 오래가는 것과 잘 녹는 건 정반대네요.</w:t>
+      </w:r>
+    </w:p>
+    <w:p>
+      <w:pPr>
+        <w:pStyle w:val="BodyText"/>
+      </w:pPr>
+      <w:r>
+        <w:t xml:space="preserve">엘레나: 지금은 그래요. 그리고 거의 모든 회사가 오래가는 쪽을 택해요. 환자들이 그걸 원하고, 그게 팔리니까요. 상자에</w:t>
+      </w:r>
+      <w:r>
+        <w:t xml:space="preserve"> </w:t>
+      </w:r>
+      <w:r>
+        <w:t xml:space="preserve">“</w:t>
+      </w:r>
+      <w:r>
+        <w:t xml:space="preserve">쉽게 제거됨</w:t>
+      </w:r>
+      <w:r>
+        <w:t xml:space="preserve">”</w:t>
+      </w:r>
+      <w:r>
+        <w:t xml:space="preserve">이라고 쓰는 회사는 없죠.</w:t>
+      </w:r>
+    </w:p>
+    <w:p>
+      <w:pPr>
+        <w:pStyle w:val="BodyText"/>
+      </w:pPr>
+      <w:r>
+        <w:t xml:space="preserve">노아: 알아요. 그 슬로건 제가 썼어요.</w:t>
+      </w:r>
+      <w:r>
+        <w:t xml:space="preserve"> </w:t>
+      </w:r>
+      <w:r>
+        <w:t xml:space="preserve">“</w:t>
+      </w:r>
+      <w:r>
+        <w:t xml:space="preserve">머무는 결과.</w:t>
+      </w:r>
+      <w:r>
+        <w:t xml:space="preserve">”</w:t>
+      </w:r>
+    </w:p>
+    <w:p>
+      <w:pPr>
+        <w:pStyle w:val="BodyText"/>
+      </w:pPr>
+      <w:r>
+        <w:t xml:space="preserve">엘레나: 그럼 아시겠네요. 브로슈어 어디에도</w:t>
+      </w:r>
+      <w:r>
+        <w:t xml:space="preserve"> </w:t>
+      </w:r>
+      <w:r>
+        <w:t xml:space="preserve">“</w:t>
+      </w:r>
+      <w:r>
+        <w:t xml:space="preserve">되돌릴 수 있다</w:t>
+      </w:r>
+      <w:r>
+        <w:t xml:space="preserve">”</w:t>
+      </w:r>
+      <w:r>
+        <w:t xml:space="preserve">는 말은 없죠.</w:t>
+      </w:r>
+    </w:p>
+    <w:p>
+      <w:pPr>
+        <w:pStyle w:val="BodyText"/>
+      </w:pPr>
+      <w:r>
+        <w:t xml:space="preserve">노아: 요점은 이거예요. 필러가 둘 다일 수 있다면요?</w:t>
+      </w:r>
+    </w:p>
+    <w:p>
+      <w:pPr>
+        <w:pStyle w:val="BodyText"/>
+      </w:pPr>
+      <w:r>
+        <w:t xml:space="preserve">엘레나: 오래가면서 빨리 녹는다고요? 그건 모순이에요, 노아.</w:t>
+      </w:r>
+    </w:p>
+    <w:bookmarkEnd w:id="34"/>
+    <w:bookmarkStart w:id="35" w:name="절정전환-카페테리아-냅킨-1"/>
+    <w:p>
+      <w:pPr>
+        <w:pStyle w:val="Heading3"/>
+      </w:pPr>
+      <w:r>
+        <w:t xml:space="preserve">절정·전환 — 카페테리아, 냅킨</w:t>
+      </w:r>
+    </w:p>
+    <w:p>
+      <w:pPr>
+        <w:pStyle w:val="FirstParagraph"/>
+      </w:pPr>
+      <w:r>
+        <w:t xml:space="preserve">노아: 정말 그럴까요? 아니면 아무도 제대로 시도를 안 해 본 걸까요?</w:t>
+      </w:r>
+    </w:p>
+    <w:p>
+      <w:pPr>
+        <w:pStyle w:val="BodyText"/>
+      </w:pPr>
+      <w:r>
+        <w:t xml:space="preserve">엘레나: 제가 알기로는 큰 회사들이 시도했어요. 그러다 숫자를 보고, 얼마나 들고 얼마나 걸리는지 확인하고는, 그럴 가치가 없다고 결정했죠.</w:t>
+      </w:r>
+    </w:p>
+    <w:p>
+      <w:pPr>
+        <w:pStyle w:val="BodyText"/>
+      </w:pPr>
+      <w:r>
+        <w:t xml:space="preserve">노아: 무슨 숫자요?</w:t>
+      </w:r>
+    </w:p>
+    <w:p>
+      <w:pPr>
+        <w:pStyle w:val="BodyText"/>
+      </w:pPr>
+      <w:r>
+        <w:t xml:space="preserve">엘레나: 개발비. 임상시험. 몇 년씩 걸리는 FDA 심사.</w:t>
+      </w:r>
+    </w:p>
+    <w:p>
+      <w:pPr>
+        <w:pStyle w:val="BodyText"/>
+      </w:pPr>
+      <w:r>
+        <w:t xml:space="preserve">노아: 그리고 부작용은 매출 보고서에 안 나오죠.</w:t>
+      </w:r>
+    </w:p>
+    <w:p>
+      <w:pPr>
+        <w:pStyle w:val="BodyText"/>
+      </w:pPr>
+      <w:r>
+        <w:t xml:space="preserve">엘레나: 안 나오죠. 여기 나타나요. 제 응급실에, 금요일 밤에. 겁먹은 젊은 여성과 무슨 일인지 모르는 가족과 함께. 올해만 네 번 봤어요.</w:t>
+      </w:r>
+    </w:p>
+    <w:p>
+      <w:pPr>
+        <w:pStyle w:val="BodyText"/>
+      </w:pPr>
+      <w:r>
+        <w:t xml:space="preserve">노아: 펜 좀 빌려도 될까요?</w:t>
+      </w:r>
+    </w:p>
+    <w:p>
+      <w:pPr>
+        <w:pStyle w:val="BodyText"/>
+      </w:pPr>
+      <w:r>
+        <w:t xml:space="preserve">엘레나: 냅킨에 쓰려고요? 진심이에요?</w:t>
+      </w:r>
+    </w:p>
+    <w:p>
+      <w:pPr>
+        <w:pStyle w:val="BodyText"/>
+      </w:pPr>
+      <w:r>
+        <w:t xml:space="preserve">노아: 오래된 습관이에요. 제 최고의 아이디어는 다 냅킨에서 시작했거든요.</w:t>
+      </w:r>
+    </w:p>
+    <w:p>
+      <w:pPr>
+        <w:pStyle w:val="BodyText"/>
+      </w:pPr>
+      <w:r>
+        <w:t xml:space="preserve">엘레나: 최악의 아이디어는요?</w:t>
+      </w:r>
+    </w:p>
+    <w:p>
+      <w:pPr>
+        <w:pStyle w:val="BodyText"/>
+      </w:pPr>
+      <w:r>
+        <w:t xml:space="preserve">노아: 그것도 냅킨이요. 보세요. 이게 그물이에요. 촘촘하니까 오래가죠.</w:t>
+      </w:r>
+    </w:p>
+    <w:p>
+      <w:pPr>
+        <w:pStyle w:val="BodyText"/>
+      </w:pPr>
+      <w:r>
+        <w:t xml:space="preserve">엘레나: 네. 따라가고 있어요.</w:t>
+      </w:r>
+    </w:p>
+    <w:p>
+      <w:pPr>
+        <w:pStyle w:val="BodyText"/>
+      </w:pPr>
+      <w:r>
+        <w:t xml:space="preserve">노아: 그런데 매듭이 끊어지도록 설계돼 있다면? 효소가 닿을 때만. 몸속에선 몇 달 동안 튼튼하고, 응급 상황이 오면 빨리 끊어지는 거죠.</w:t>
+      </w:r>
+    </w:p>
+    <w:p>
+      <w:pPr>
+        <w:pStyle w:val="BodyText"/>
+      </w:pPr>
+      <w:r>
+        <w:t xml:space="preserve">엘레나: 흠. 일부러 약한 지점을 심어 둔 그물이라.</w:t>
+      </w:r>
+    </w:p>
+    <w:p>
+      <w:pPr>
+        <w:pStyle w:val="BodyText"/>
+      </w:pPr>
+      <w:r>
+        <w:t xml:space="preserve">노아: 바로 그거예요. 일부러 만든 약한 지점.</w:t>
+      </w:r>
+    </w:p>
+    <w:p>
+      <w:pPr>
+        <w:pStyle w:val="BodyText"/>
+      </w:pPr>
+      <w:r>
+        <w:t xml:space="preserve">엘레나: 그건 화학 문제예요. 전 피부과 의사고요.</w:t>
+      </w:r>
+    </w:p>
+    <w:p>
+      <w:pPr>
+        <w:pStyle w:val="BodyText"/>
+      </w:pPr>
+      <w:r>
+        <w:t xml:space="preserve">노아: 제가 화학자를 알아요. 정확히는 생체재료 박사요.</w:t>
+      </w:r>
+    </w:p>
+    <w:p>
+      <w:pPr>
+        <w:pStyle w:val="BodyText"/>
+      </w:pPr>
+      <w:r>
+        <w:t xml:space="preserve">엘레나: 그분이 가교 결합을 알아요?</w:t>
+      </w:r>
+    </w:p>
+    <w:p>
+      <w:pPr>
+        <w:pStyle w:val="BodyText"/>
+      </w:pPr>
+      <w:r>
+        <w:t xml:space="preserve">노아: 박사 논문 전체를 가교 결합으로 썼어요. 이런 그물이 어떻게 만들어지는지에 대해 300쪽. 교수님들 빼고 그걸 읽은 사람은 아마 저뿐일 거예요.</w:t>
+      </w:r>
+    </w:p>
+    <w:p>
+      <w:pPr>
+        <w:pStyle w:val="BodyText"/>
+      </w:pPr>
+      <w:r>
+        <w:t xml:space="preserve">엘레나: 재미로 박사 논문을 읽었다고요?</w:t>
+      </w:r>
+    </w:p>
+    <w:p>
+      <w:pPr>
+        <w:pStyle w:val="BodyText"/>
+      </w:pPr>
+      <w:r>
+        <w:t xml:space="preserve">노아: 대학원 때 실험 파트너였어요. 신세 진 게 있어서요.</w:t>
+      </w:r>
+    </w:p>
+    <w:p>
+      <w:pPr>
+        <w:pStyle w:val="BodyText"/>
+      </w:pPr>
+      <w:r>
+        <w:t xml:space="preserve">엘레나: 노아, 이런 걸 만드는 데 얼마나 드는지 알아요?</w:t>
+      </w:r>
+    </w:p>
+    <w:p>
+      <w:pPr>
+        <w:pStyle w:val="BodyText"/>
+      </w:pPr>
+      <w:r>
+        <w:t xml:space="preserve">노아: 대략이요?</w:t>
+      </w:r>
+    </w:p>
+    <w:p>
+      <w:pPr>
+        <w:pStyle w:val="BodyText"/>
+      </w:pPr>
+      <w:r>
+        <w:t xml:space="preserve">엘레나: 최소 4천만 달러, 그리고 아마 7년. 실험실, 제조사, 임상시험, FDA 승인이 필요해요. 그건 냅킨이 아니에요, 노아. 회사예요.</w:t>
+      </w:r>
+    </w:p>
+    <w:p>
+      <w:pPr>
+        <w:pStyle w:val="BodyText"/>
+      </w:pPr>
+      <w:r>
+        <w:t xml:space="preserve">노아: 그럼 오늘 밤부터 시작해야겠네요.</w:t>
+      </w:r>
+    </w:p>
+    <w:bookmarkEnd w:id="35"/>
+    <w:bookmarkStart w:id="36" w:name="마무리-새벽-6시-병상-오전-7시-전화-1"/>
+    <w:p>
+      <w:pPr>
+        <w:pStyle w:val="Heading3"/>
+      </w:pPr>
+      <w:r>
+        <w:t xml:space="preserve">마무리 — 새벽 6시 병상 → 오전 7시 전화</w:t>
+      </w:r>
+    </w:p>
+    <w:p>
+      <w:pPr>
+        <w:pStyle w:val="FirstParagraph"/>
+      </w:pPr>
+      <w:r>
+        <w:t xml:space="preserve">릴리: 오빠? 왜 냅킨에 그림을 그리고 있어?</w:t>
+      </w:r>
+    </w:p>
+    <w:p>
+      <w:pPr>
+        <w:pStyle w:val="BodyText"/>
+      </w:pPr>
+      <w:r>
+        <w:t xml:space="preserve">노아: 어, 깼구나. 좀 어때?</w:t>
+      </w:r>
+    </w:p>
+    <w:p>
+      <w:pPr>
+        <w:pStyle w:val="BodyText"/>
+      </w:pPr>
+      <w:r>
+        <w:t xml:space="preserve">릴리: 바늘꽂이가 된 기분. 그건 뭘 그린 거야?</w:t>
+      </w:r>
+    </w:p>
+    <w:p>
+      <w:pPr>
+        <w:pStyle w:val="BodyText"/>
+      </w:pPr>
+      <w:r>
+        <w:t xml:space="preserve">노아: 그물. 얘기가 길어. 다시 자.</w:t>
+      </w:r>
+    </w:p>
+    <w:p>
+      <w:pPr>
+        <w:pStyle w:val="BodyText"/>
+      </w:pPr>
+      <w:r>
+        <w:t xml:space="preserve">릴리: 이리 줘 봐. 선이 엉망이잖아.</w:t>
+      </w:r>
+    </w:p>
+    <w:p>
+      <w:pPr>
+        <w:pStyle w:val="BodyText"/>
+      </w:pPr>
+      <w:r>
+        <w:t xml:space="preserve">노아: 오늘 밤 넌 환자지, 디자이너가 아니야.</w:t>
+      </w:r>
+    </w:p>
+    <w:p>
+      <w:pPr>
+        <w:pStyle w:val="BodyText"/>
+      </w:pPr>
+      <w:r>
+        <w:t xml:space="preserve">릴리: 난 언제나 디자이너야. 봐. 이제 로고 같잖아.</w:t>
+      </w:r>
+    </w:p>
+    <w:p>
+      <w:pPr>
+        <w:pStyle w:val="BodyText"/>
+      </w:pPr>
+      <w:r>
+        <w:t xml:space="preserve">노아: 오. 이거 진짜 괜찮은데.</w:t>
+      </w:r>
+    </w:p>
+    <w:p>
+      <w:pPr>
+        <w:pStyle w:val="BodyText"/>
+      </w:pPr>
+      <w:r>
+        <w:t xml:space="preserve">릴리: 당연하지. 그리고 오빠 지금 큰 아이디어 떠올린 표정이야.</w:t>
+      </w:r>
+    </w:p>
+    <w:p>
+      <w:pPr>
+        <w:pStyle w:val="BodyText"/>
+      </w:pPr>
+      <w:r>
+        <w:t xml:space="preserve">엘레나: 동생분 말이 맞아요. 새벽 2시부터 그 표정이었어요.</w:t>
+      </w:r>
+    </w:p>
+    <w:p>
+      <w:pPr>
+        <w:pStyle w:val="BodyText"/>
+      </w:pPr>
+      <w:r>
+        <w:t xml:space="preserve">릴리: 그럼 그 화학자한테 전화해. 하고 싶어 죽겠잖아.</w:t>
+      </w:r>
+    </w:p>
+    <w:p>
+      <w:pPr>
+        <w:pStyle w:val="BodyText"/>
+      </w:pPr>
+      <w:r>
+        <w:t xml:space="preserve">프리야: 아침 7시야, 노아. 누가 죽어 가는 거 아니면 각오해.</w:t>
+      </w:r>
+    </w:p>
+    <w:p>
+      <w:pPr>
+        <w:pStyle w:val="BodyText"/>
+      </w:pPr>
+      <w:r>
+        <w:t xml:space="preserve">노아: 누군가 거의 그럴 뻔했어. 릴리가 병원에 있어. 괜찮을 거야. 그런데 네 논문에 대해 얘기해야 해. 오늘 커피 마실 수 있어?</w:t>
+      </w:r>
+    </w:p>
+    <w:p>
+      <w:pPr>
+        <w:pStyle w:val="BodyText"/>
+      </w:pPr>
+      <w:r>
+        <w:t xml:space="preserve">프리야: 오늘? 무슨 일인데?</w:t>
+      </w:r>
+    </w:p>
+    <w:p>
+      <w:pPr>
+        <w:pStyle w:val="BodyText"/>
+      </w:pPr>
+      <w:r>
+        <w:t xml:space="preserve">노아: 다 설명할게. 박사 논문만 가져와, 프리야. 전부 다.</w:t>
+      </w:r>
+    </w:p>
+    <w:bookmarkEnd w:id="36"/>
+    <w:bookmarkEnd w:id="37"/>
+    <w:bookmarkEnd w:id="38"/>
     <w:sectPr/>
   </w:body>
 </w:document>
@@ -3553,583 +3500,8 @@
       </w:pPr>
     </w:lvl>
   </w:abstractNum>
-  <w:abstractNum w:abstractNumId="99411">
-    <w:nsid w:val="A99411"/>
-    <w:multiLevelType w:val="multilevel"/>
-    <w:lvl w:ilvl="0">
-      <w:start w:val="1"/>
-      <w:numFmt w:val="decimal"/>
-      <w:lvlText w:val="%1."/>
-      <w:lvlJc w:val="left"/>
-      <w:pPr>
-        <w:ind w:left="720" w:hanging="480"/>
-      </w:pPr>
-    </w:lvl>
-    <w:lvl w:ilvl="1">
-      <w:start w:val="1"/>
-      <w:numFmt w:val="decimal"/>
-      <w:lvlText w:val="%2."/>
-      <w:lvlJc w:val="left"/>
-      <w:pPr>
-        <w:ind w:left="1440" w:hanging="480"/>
-      </w:pPr>
-    </w:lvl>
-    <w:lvl w:ilvl="2">
-      <w:start w:val="1"/>
-      <w:numFmt w:val="decimal"/>
-      <w:lvlText w:val="%3."/>
-      <w:lvlJc w:val="left"/>
-      <w:pPr>
-        <w:ind w:left="2160" w:hanging="480"/>
-      </w:pPr>
-    </w:lvl>
-    <w:lvl w:ilvl="3">
-      <w:start w:val="1"/>
-      <w:numFmt w:val="decimal"/>
-      <w:lvlText w:val="%4."/>
-      <w:lvlJc w:val="left"/>
-      <w:pPr>
-        <w:ind w:left="2880" w:hanging="480"/>
-      </w:pPr>
-    </w:lvl>
-    <w:lvl w:ilvl="4">
-      <w:start w:val="1"/>
-      <w:numFmt w:val="decimal"/>
-      <w:lvlText w:val="%5."/>
-      <w:lvlJc w:val="left"/>
-      <w:pPr>
-        <w:ind w:left="3600" w:hanging="480"/>
-      </w:pPr>
-    </w:lvl>
-    <w:lvl w:ilvl="5">
-      <w:start w:val="1"/>
-      <w:numFmt w:val="decimal"/>
-      <w:lvlText w:val="%6."/>
-      <w:lvlJc w:val="left"/>
-      <w:pPr>
-        <w:ind w:left="4320" w:hanging="480"/>
-      </w:pPr>
-    </w:lvl>
-    <w:lvl w:ilvl="6">
-      <w:start w:val="1"/>
-      <w:numFmt w:val="decimal"/>
-      <w:lvlText w:val="%7."/>
-      <w:lvlJc w:val="left"/>
-      <w:pPr>
-        <w:ind w:left="5040" w:hanging="480"/>
-      </w:pPr>
-    </w:lvl>
-    <w:lvl w:ilvl="7">
-      <w:start w:val="1"/>
-      <w:numFmt w:val="decimal"/>
-      <w:lvlText w:val="%8."/>
-      <w:lvlJc w:val="left"/>
-      <w:pPr>
-        <w:ind w:left="5760" w:hanging="480"/>
-      </w:pPr>
-    </w:lvl>
-    <w:lvl w:ilvl="8">
-      <w:start w:val="1"/>
-      <w:numFmt w:val="decimal"/>
-      <w:lvlText w:val="%9."/>
-      <w:lvlJc w:val="left"/>
-      <w:pPr>
-        <w:ind w:left="6480" w:hanging="480"/>
-      </w:pPr>
-    </w:lvl>
-  </w:abstractNum>
-  <w:abstractNum w:abstractNumId="994116">
-    <w:nsid w:val="A994116"/>
-    <w:multiLevelType w:val="multilevel"/>
-    <w:lvl w:ilvl="0">
-      <w:start w:val="16"/>
-      <w:numFmt w:val="decimal"/>
-      <w:lvlText w:val="%1."/>
-      <w:lvlJc w:val="left"/>
-      <w:pPr>
-        <w:ind w:left="720" w:hanging="480"/>
-      </w:pPr>
-    </w:lvl>
-    <w:lvl w:ilvl="1">
-      <w:start w:val="16"/>
-      <w:numFmt w:val="decimal"/>
-      <w:lvlText w:val="%2."/>
-      <w:lvlJc w:val="left"/>
-      <w:pPr>
-        <w:ind w:left="1440" w:hanging="480"/>
-      </w:pPr>
-    </w:lvl>
-    <w:lvl w:ilvl="2">
-      <w:start w:val="16"/>
-      <w:numFmt w:val="decimal"/>
-      <w:lvlText w:val="%3."/>
-      <w:lvlJc w:val="left"/>
-      <w:pPr>
-        <w:ind w:left="2160" w:hanging="480"/>
-      </w:pPr>
-    </w:lvl>
-    <w:lvl w:ilvl="3">
-      <w:start w:val="16"/>
-      <w:numFmt w:val="decimal"/>
-      <w:lvlText w:val="%4."/>
-      <w:lvlJc w:val="left"/>
-      <w:pPr>
-        <w:ind w:left="2880" w:hanging="480"/>
-      </w:pPr>
-    </w:lvl>
-    <w:lvl w:ilvl="4">
-      <w:start w:val="16"/>
-      <w:numFmt w:val="decimal"/>
-      <w:lvlText w:val="%5."/>
-      <w:lvlJc w:val="left"/>
-      <w:pPr>
-        <w:ind w:left="3600" w:hanging="480"/>
-      </w:pPr>
-    </w:lvl>
-    <w:lvl w:ilvl="5">
-      <w:start w:val="16"/>
-      <w:numFmt w:val="decimal"/>
-      <w:lvlText w:val="%6."/>
-      <w:lvlJc w:val="left"/>
-      <w:pPr>
-        <w:ind w:left="4320" w:hanging="480"/>
-      </w:pPr>
-    </w:lvl>
-    <w:lvl w:ilvl="6">
-      <w:start w:val="16"/>
-      <w:numFmt w:val="decimal"/>
-      <w:lvlText w:val="%7."/>
-      <w:lvlJc w:val="left"/>
-      <w:pPr>
-        <w:ind w:left="5040" w:hanging="480"/>
-      </w:pPr>
-    </w:lvl>
-    <w:lvl w:ilvl="7">
-      <w:start w:val="16"/>
-      <w:numFmt w:val="decimal"/>
-      <w:lvlText w:val="%8."/>
-      <w:lvlJc w:val="left"/>
-      <w:pPr>
-        <w:ind w:left="5760" w:hanging="480"/>
-      </w:pPr>
-    </w:lvl>
-    <w:lvl w:ilvl="8">
-      <w:start w:val="16"/>
-      <w:numFmt w:val="decimal"/>
-      <w:lvlText w:val="%9."/>
-      <w:lvlJc w:val="left"/>
-      <w:pPr>
-        <w:ind w:left="6480" w:hanging="480"/>
-      </w:pPr>
-    </w:lvl>
-  </w:abstractNum>
-  <w:abstractNum w:abstractNumId="994151">
-    <w:nsid w:val="A994151"/>
-    <w:multiLevelType w:val="multilevel"/>
-    <w:lvl w:ilvl="0">
-      <w:start w:val="51"/>
-      <w:numFmt w:val="decimal"/>
-      <w:lvlText w:val="%1."/>
-      <w:lvlJc w:val="left"/>
-      <w:pPr>
-        <w:ind w:left="720" w:hanging="480"/>
-      </w:pPr>
-    </w:lvl>
-    <w:lvl w:ilvl="1">
-      <w:start w:val="51"/>
-      <w:numFmt w:val="decimal"/>
-      <w:lvlText w:val="%2."/>
-      <w:lvlJc w:val="left"/>
-      <w:pPr>
-        <w:ind w:left="1440" w:hanging="480"/>
-      </w:pPr>
-    </w:lvl>
-    <w:lvl w:ilvl="2">
-      <w:start w:val="51"/>
-      <w:numFmt w:val="decimal"/>
-      <w:lvlText w:val="%3."/>
-      <w:lvlJc w:val="left"/>
-      <w:pPr>
-        <w:ind w:left="2160" w:hanging="480"/>
-      </w:pPr>
-    </w:lvl>
-    <w:lvl w:ilvl="3">
-      <w:start w:val="51"/>
-      <w:numFmt w:val="decimal"/>
-      <w:lvlText w:val="%4."/>
-      <w:lvlJc w:val="left"/>
-      <w:pPr>
-        <w:ind w:left="2880" w:hanging="480"/>
-      </w:pPr>
-    </w:lvl>
-    <w:lvl w:ilvl="4">
-      <w:start w:val="51"/>
-      <w:numFmt w:val="decimal"/>
-      <w:lvlText w:val="%5."/>
-      <w:lvlJc w:val="left"/>
-      <w:pPr>
-        <w:ind w:left="3600" w:hanging="480"/>
-      </w:pPr>
-    </w:lvl>
-    <w:lvl w:ilvl="5">
-      <w:start w:val="51"/>
-      <w:numFmt w:val="decimal"/>
-      <w:lvlText w:val="%6."/>
-      <w:lvlJc w:val="left"/>
-      <w:pPr>
-        <w:ind w:left="4320" w:hanging="480"/>
-      </w:pPr>
-    </w:lvl>
-    <w:lvl w:ilvl="6">
-      <w:start w:val="51"/>
-      <w:numFmt w:val="decimal"/>
-      <w:lvlText w:val="%7."/>
-      <w:lvlJc w:val="left"/>
-      <w:pPr>
-        <w:ind w:left="5040" w:hanging="480"/>
-      </w:pPr>
-    </w:lvl>
-    <w:lvl w:ilvl="7">
-      <w:start w:val="51"/>
-      <w:numFmt w:val="decimal"/>
-      <w:lvlText w:val="%8."/>
-      <w:lvlJc w:val="left"/>
-      <w:pPr>
-        <w:ind w:left="5760" w:hanging="480"/>
-      </w:pPr>
-    </w:lvl>
-    <w:lvl w:ilvl="8">
-      <w:start w:val="51"/>
-      <w:numFmt w:val="decimal"/>
-      <w:lvlText w:val="%9."/>
-      <w:lvlJc w:val="left"/>
-      <w:pPr>
-        <w:ind w:left="6480" w:hanging="480"/>
-      </w:pPr>
-    </w:lvl>
-  </w:abstractNum>
-  <w:abstractNum w:abstractNumId="994181">
-    <w:nsid w:val="A994181"/>
-    <w:multiLevelType w:val="multilevel"/>
-    <w:lvl w:ilvl="0">
-      <w:start w:val="81"/>
-      <w:numFmt w:val="decimal"/>
-      <w:lvlText w:val="%1."/>
-      <w:lvlJc w:val="left"/>
-      <w:pPr>
-        <w:ind w:left="720" w:hanging="480"/>
-      </w:pPr>
-    </w:lvl>
-    <w:lvl w:ilvl="1">
-      <w:start w:val="81"/>
-      <w:numFmt w:val="decimal"/>
-      <w:lvlText w:val="%2."/>
-      <w:lvlJc w:val="left"/>
-      <w:pPr>
-        <w:ind w:left="1440" w:hanging="480"/>
-      </w:pPr>
-    </w:lvl>
-    <w:lvl w:ilvl="2">
-      <w:start w:val="81"/>
-      <w:numFmt w:val="decimal"/>
-      <w:lvlText w:val="%3."/>
-      <w:lvlJc w:val="left"/>
-      <w:pPr>
-        <w:ind w:left="2160" w:hanging="480"/>
-      </w:pPr>
-    </w:lvl>
-    <w:lvl w:ilvl="3">
-      <w:start w:val="81"/>
-      <w:numFmt w:val="decimal"/>
-      <w:lvlText w:val="%4."/>
-      <w:lvlJc w:val="left"/>
-      <w:pPr>
-        <w:ind w:left="2880" w:hanging="480"/>
-      </w:pPr>
-    </w:lvl>
-    <w:lvl w:ilvl="4">
-      <w:start w:val="81"/>
-      <w:numFmt w:val="decimal"/>
-      <w:lvlText w:val="%5."/>
-      <w:lvlJc w:val="left"/>
-      <w:pPr>
-        <w:ind w:left="3600" w:hanging="480"/>
-      </w:pPr>
-    </w:lvl>
-    <w:lvl w:ilvl="5">
-      <w:start w:val="81"/>
-      <w:numFmt w:val="decimal"/>
-      <w:lvlText w:val="%6."/>
-      <w:lvlJc w:val="left"/>
-      <w:pPr>
-        <w:ind w:left="4320" w:hanging="480"/>
-      </w:pPr>
-    </w:lvl>
-    <w:lvl w:ilvl="6">
-      <w:start w:val="81"/>
-      <w:numFmt w:val="decimal"/>
-      <w:lvlText w:val="%7."/>
-      <w:lvlJc w:val="left"/>
-      <w:pPr>
-        <w:ind w:left="5040" w:hanging="480"/>
-      </w:pPr>
-    </w:lvl>
-    <w:lvl w:ilvl="7">
-      <w:start w:val="81"/>
-      <w:numFmt w:val="decimal"/>
-      <w:lvlText w:val="%8."/>
-      <w:lvlJc w:val="left"/>
-      <w:pPr>
-        <w:ind w:left="5760" w:hanging="480"/>
-      </w:pPr>
-    </w:lvl>
-    <w:lvl w:ilvl="8">
-      <w:start w:val="81"/>
-      <w:numFmt w:val="decimal"/>
-      <w:lvlText w:val="%9."/>
-      <w:lvlJc w:val="left"/>
-      <w:pPr>
-        <w:ind w:left="6480" w:hanging="480"/>
-      </w:pPr>
-    </w:lvl>
-  </w:abstractNum>
-  <w:abstractNum w:abstractNumId="9941106">
-    <w:nsid w:val="A9941106"/>
-    <w:multiLevelType w:val="multilevel"/>
-    <w:lvl w:ilvl="0">
-      <w:start w:val="106"/>
-      <w:numFmt w:val="decimal"/>
-      <w:lvlText w:val="%1."/>
-      <w:lvlJc w:val="left"/>
-      <w:pPr>
-        <w:ind w:left="720" w:hanging="480"/>
-      </w:pPr>
-    </w:lvl>
-    <w:lvl w:ilvl="1">
-      <w:start w:val="106"/>
-      <w:numFmt w:val="decimal"/>
-      <w:lvlText w:val="%2."/>
-      <w:lvlJc w:val="left"/>
-      <w:pPr>
-        <w:ind w:left="1440" w:hanging="480"/>
-      </w:pPr>
-    </w:lvl>
-    <w:lvl w:ilvl="2">
-      <w:start w:val="106"/>
-      <w:numFmt w:val="decimal"/>
-      <w:lvlText w:val="%3."/>
-      <w:lvlJc w:val="left"/>
-      <w:pPr>
-        <w:ind w:left="2160" w:hanging="480"/>
-      </w:pPr>
-    </w:lvl>
-    <w:lvl w:ilvl="3">
-      <w:start w:val="106"/>
-      <w:numFmt w:val="decimal"/>
-      <w:lvlText w:val="%4."/>
-      <w:lvlJc w:val="left"/>
-      <w:pPr>
-        <w:ind w:left="2880" w:hanging="480"/>
-      </w:pPr>
-    </w:lvl>
-    <w:lvl w:ilvl="4">
-      <w:start w:val="106"/>
-      <w:numFmt w:val="decimal"/>
-      <w:lvlText w:val="%5."/>
-      <w:lvlJc w:val="left"/>
-      <w:pPr>
-        <w:ind w:left="3600" w:hanging="480"/>
-      </w:pPr>
-    </w:lvl>
-    <w:lvl w:ilvl="5">
-      <w:start w:val="106"/>
-      <w:numFmt w:val="decimal"/>
-      <w:lvlText w:val="%6."/>
-      <w:lvlJc w:val="left"/>
-      <w:pPr>
-        <w:ind w:left="4320" w:hanging="480"/>
-      </w:pPr>
-    </w:lvl>
-    <w:lvl w:ilvl="6">
-      <w:start w:val="106"/>
-      <w:numFmt w:val="decimal"/>
-      <w:lvlText w:val="%7."/>
-      <w:lvlJc w:val="left"/>
-      <w:pPr>
-        <w:ind w:left="5040" w:hanging="480"/>
-      </w:pPr>
-    </w:lvl>
-    <w:lvl w:ilvl="7">
-      <w:start w:val="106"/>
-      <w:numFmt w:val="decimal"/>
-      <w:lvlText w:val="%8."/>
-      <w:lvlJc w:val="left"/>
-      <w:pPr>
-        <w:ind w:left="5760" w:hanging="480"/>
-      </w:pPr>
-    </w:lvl>
-    <w:lvl w:ilvl="8">
-      <w:start w:val="106"/>
-      <w:numFmt w:val="decimal"/>
-      <w:lvlText w:val="%9."/>
-      <w:lvlJc w:val="left"/>
-      <w:pPr>
-        <w:ind w:left="6480" w:hanging="480"/>
-      </w:pPr>
-    </w:lvl>
-  </w:abstractNum>
   <w:num w:numId="1000">
     <w:abstractNumId w:val="990"/>
-  </w:num>
-  <w:num w:numId="1001">
-    <w:abstractNumId w:val="99411"/>
-    <w:lvlOverride w:ilvl="0">
-      <w:startOverride w:val="1"/>
-    </w:lvlOverride>
-    <w:lvlOverride w:ilvl="1">
-      <w:startOverride w:val="1"/>
-    </w:lvlOverride>
-    <w:lvlOverride w:ilvl="2">
-      <w:startOverride w:val="1"/>
-    </w:lvlOverride>
-    <w:lvlOverride w:ilvl="3">
-      <w:startOverride w:val="1"/>
-    </w:lvlOverride>
-    <w:lvlOverride w:ilvl="4">
-      <w:startOverride w:val="1"/>
-    </w:lvlOverride>
-    <w:lvlOverride w:ilvl="5">
-      <w:startOverride w:val="1"/>
-    </w:lvlOverride>
-    <w:lvlOverride w:ilvl="6">
-      <w:startOverride w:val="1"/>
-    </w:lvlOverride>
-    <w:lvlOverride w:ilvl="7">
-      <w:startOverride w:val="1"/>
-    </w:lvlOverride>
-    <w:lvlOverride w:ilvl="8">
-      <w:startOverride w:val="1"/>
-    </w:lvlOverride>
-  </w:num>
-  <w:num w:numId="1002">
-    <w:abstractNumId w:val="994116"/>
-    <w:lvlOverride w:ilvl="0">
-      <w:startOverride w:val="16"/>
-    </w:lvlOverride>
-    <w:lvlOverride w:ilvl="1">
-      <w:startOverride w:val="16"/>
-    </w:lvlOverride>
-    <w:lvlOverride w:ilvl="2">
-      <w:startOverride w:val="16"/>
-    </w:lvlOverride>
-    <w:lvlOverride w:ilvl="3">
-      <w:startOverride w:val="16"/>
-    </w:lvlOverride>
-    <w:lvlOverride w:ilvl="4">
-      <w:startOverride w:val="16"/>
-    </w:lvlOverride>
-    <w:lvlOverride w:ilvl="5">
-      <w:startOverride w:val="16"/>
-    </w:lvlOverride>
-    <w:lvlOverride w:ilvl="6">
-      <w:startOverride w:val="16"/>
-    </w:lvlOverride>
-    <w:lvlOverride w:ilvl="7">
-      <w:startOverride w:val="16"/>
-    </w:lvlOverride>
-    <w:lvlOverride w:ilvl="8">
-      <w:startOverride w:val="16"/>
-    </w:lvlOverride>
-  </w:num>
-  <w:num w:numId="1003">
-    <w:abstractNumId w:val="994151"/>
-    <w:lvlOverride w:ilvl="0">
-      <w:startOverride w:val="51"/>
-    </w:lvlOverride>
-    <w:lvlOverride w:ilvl="1">
-      <w:startOverride w:val="51"/>
-    </w:lvlOverride>
-    <w:lvlOverride w:ilvl="2">
-      <w:startOverride w:val="51"/>
-    </w:lvlOverride>
-    <w:lvlOverride w:ilvl="3">
-      <w:startOverride w:val="51"/>
-    </w:lvlOverride>
-    <w:lvlOverride w:ilvl="4">
-      <w:startOverride w:val="51"/>
-    </w:lvlOverride>
-    <w:lvlOverride w:ilvl="5">
-      <w:startOverride w:val="51"/>
-    </w:lvlOverride>
-    <w:lvlOverride w:ilvl="6">
-      <w:startOverride w:val="51"/>
-    </w:lvlOverride>
-    <w:lvlOverride w:ilvl="7">
-      <w:startOverride w:val="51"/>
-    </w:lvlOverride>
-    <w:lvlOverride w:ilvl="8">
-      <w:startOverride w:val="51"/>
-    </w:lvlOverride>
-  </w:num>
-  <w:num w:numId="1004">
-    <w:abstractNumId w:val="994181"/>
-    <w:lvlOverride w:ilvl="0">
-      <w:startOverride w:val="81"/>
-    </w:lvlOverride>
-    <w:lvlOverride w:ilvl="1">
-      <w:startOverride w:val="81"/>
-    </w:lvlOverride>
-    <w:lvlOverride w:ilvl="2">
-      <w:startOverride w:val="81"/>
-    </w:lvlOverride>
-    <w:lvlOverride w:ilvl="3">
-      <w:startOverride w:val="81"/>
-    </w:lvlOverride>
-    <w:lvlOverride w:ilvl="4">
-      <w:startOverride w:val="81"/>
-    </w:lvlOverride>
-    <w:lvlOverride w:ilvl="5">
-      <w:startOverride w:val="81"/>
-    </w:lvlOverride>
-    <w:lvlOverride w:ilvl="6">
-      <w:startOverride w:val="81"/>
-    </w:lvlOverride>
-    <w:lvlOverride w:ilvl="7">
-      <w:startOverride w:val="81"/>
-    </w:lvlOverride>
-    <w:lvlOverride w:ilvl="8">
-      <w:startOverride w:val="81"/>
-    </w:lvlOverride>
-  </w:num>
-  <w:num w:numId="1005">
-    <w:abstractNumId w:val="9941106"/>
-    <w:lvlOverride w:ilvl="0">
-      <w:startOverride w:val="106"/>
-    </w:lvlOverride>
-    <w:lvlOverride w:ilvl="1">
-      <w:startOverride w:val="106"/>
-    </w:lvlOverride>
-    <w:lvlOverride w:ilvl="2">
-      <w:startOverride w:val="106"/>
-    </w:lvlOverride>
-    <w:lvlOverride w:ilvl="3">
-      <w:startOverride w:val="106"/>
-    </w:lvlOverride>
-    <w:lvlOverride w:ilvl="4">
-      <w:startOverride w:val="106"/>
-    </w:lvlOverride>
-    <w:lvlOverride w:ilvl="5">
-      <w:startOverride w:val="106"/>
-    </w:lvlOverride>
-    <w:lvlOverride w:ilvl="6">
-      <w:startOverride w:val="106"/>
-    </w:lvlOverride>
-    <w:lvlOverride w:ilvl="7">
-      <w:startOverride w:val="106"/>
-    </w:lvlOverride>
-    <w:lvlOverride w:ilvl="8">
-      <w:startOverride w:val="106"/>
-    </w:lvlOverride>
   </w:num>
 </w:numbering>
 </file>
